--- a/docx/final/15_确认测试报告.docx
+++ b/docx/final/15_确认测试报告.docx
@@ -28,7 +28,7 @@
         </w:p>
       </w:sdtContent>
     </w:sdt>
-    <w:bookmarkStart w:id="31" w:name="工业轴承设备剩余寿命预测系统的实现确认测试报告"/>
+    <w:bookmarkStart w:id="34" w:name="工业轴承设备剩余寿命预测系统的实现确认测试报告"/>
     <w:p>
       <w:pPr>
         <w:pStyle w:val="Heading1"/>
@@ -963,7 +963,7 @@
       </w:r>
     </w:p>
     <w:bookmarkEnd w:id="22"/>
-    <w:bookmarkStart w:id="23" w:name="需求验收矩阵"/>
+    <w:bookmarkStart w:id="25" w:name="需求验收矩阵"/>
     <w:p>
       <w:pPr>
         <w:pStyle w:val="Heading2"/>
@@ -973,6 +973,18 @@
           <w:rFonts w:ascii="黑体" w:hAnsi="黑体" w:eastAsia="黑体"/>
         </w:rPr>
         <w:t xml:space="preserve">2. 需求验收矩阵</w:t>
+      </w:r>
+    </w:p>
+    <w:bookmarkStart w:id="23" w:name="验收汇总"/>
+    <w:p>
+      <w:pPr>
+        <w:pStyle w:val="Heading3"/>
+      </w:pPr>
+      <w:r>
+        <w:rPr>
+          <w:rFonts w:ascii="黑体" w:hAnsi="黑体" w:eastAsia="黑体"/>
+        </w:rPr>
+        <w:t xml:space="preserve">2.1 验收汇总</w:t>
       </w:r>
     </w:p>
     <w:tbl>
@@ -1006,7 +1018,7 @@
                 <w:rFonts w:ascii="宋体" w:hAnsi="宋体" w:eastAsia="宋体"/>
                 <w:sz w:val="19"/>
               </w:rPr>
-              <w:t xml:space="preserve">需求</w:t>
+              <w:t xml:space="preserve">需求类别</w:t>
             </w:r>
           </w:p>
         </w:tc>
@@ -1025,7 +1037,7 @@
                 <w:rFonts w:ascii="宋体" w:hAnsi="宋体" w:eastAsia="宋体"/>
                 <w:sz w:val="19"/>
               </w:rPr>
-              <w:t xml:space="preserve">验收方式</w:t>
+              <w:t xml:space="preserve">覆盖需求</w:t>
             </w:r>
           </w:p>
         </w:tc>
@@ -1044,7 +1056,7 @@
                 <w:rFonts w:ascii="宋体" w:hAnsi="宋体" w:eastAsia="宋体"/>
                 <w:sz w:val="19"/>
               </w:rPr>
-              <w:t xml:space="preserve">结果</w:t>
+              <w:t xml:space="preserve">结论</w:t>
             </w:r>
           </w:p>
         </w:tc>
@@ -1062,23 +1074,23 @@
                 <w:rFonts w:ascii="宋体" w:hAnsi="宋体" w:eastAsia="宋体"/>
                 <w:sz w:val="19"/>
               </w:rPr>
-              <w:t xml:space="preserve">支持真实轴承数据导入</w:t>
-            </w:r>
-          </w:p>
-        </w:tc>
-        <w:tc>
-          <w:p>
-            <w:pPr>
-              <w:pStyle w:val="Compact"/>
-              <w:ind w:firstLine="0"/>
-              <w:jc w:val="left"/>
-            </w:pPr>
-            <w:r>
-              <w:rPr>
-                <w:rFonts w:ascii="宋体" w:hAnsi="宋体" w:eastAsia="宋体"/>
-                <w:sz w:val="19"/>
-              </w:rPr>
-              <w:t xml:space="preserve">XJTU-SY、PHM2012 loader 测试和真实训练</w:t>
+              <w:t xml:space="preserve">数据接入</w:t>
+            </w:r>
+          </w:p>
+        </w:tc>
+        <w:tc>
+          <w:p>
+            <w:pPr>
+              <w:pStyle w:val="Compact"/>
+              <w:ind w:firstLine="0"/>
+              <w:jc w:val="left"/>
+            </w:pPr>
+            <w:r>
+              <w:rPr>
+                <w:rFonts w:ascii="宋体" w:hAnsi="宋体" w:eastAsia="宋体"/>
+                <w:sz w:val="19"/>
+              </w:rPr>
+              <w:t xml:space="preserve">FR-M1-01、FR-M1-02</w:t>
             </w:r>
           </w:p>
         </w:tc>
@@ -1112,23 +1124,23 @@
                 <w:rFonts w:ascii="宋体" w:hAnsi="宋体" w:eastAsia="宋体"/>
                 <w:sz w:val="19"/>
               </w:rPr>
-              <w:t xml:space="preserve">支持预处理和特征提取</w:t>
-            </w:r>
-          </w:p>
-        </w:tc>
-        <w:tc>
-          <w:p>
-            <w:pPr>
-              <w:pStyle w:val="Compact"/>
-              <w:ind w:firstLine="0"/>
-              <w:jc w:val="left"/>
-            </w:pPr>
-            <w:r>
-              <w:rPr>
-                <w:rFonts w:ascii="宋体" w:hAnsi="宋体" w:eastAsia="宋体"/>
-                <w:sz w:val="19"/>
-              </w:rPr>
-              <w:t xml:space="preserve">labeler 与 19 维特征测试</w:t>
+              <w:t xml:space="preserve">特征与标签</w:t>
+            </w:r>
+          </w:p>
+        </w:tc>
+        <w:tc>
+          <w:p>
+            <w:pPr>
+              <w:pStyle w:val="Compact"/>
+              <w:ind w:firstLine="0"/>
+              <w:jc w:val="left"/>
+            </w:pPr>
+            <w:r>
+              <w:rPr>
+                <w:rFonts w:ascii="宋体" w:hAnsi="宋体" w:eastAsia="宋体"/>
+                <w:sz w:val="19"/>
+              </w:rPr>
+              <w:t xml:space="preserve">FR-M2-03、FR-M2-04、FR-M3-01</w:t>
             </w:r>
           </w:p>
         </w:tc>
@@ -1162,23 +1174,23 @@
                 <w:rFonts w:ascii="宋体" w:hAnsi="宋体" w:eastAsia="宋体"/>
                 <w:sz w:val="19"/>
               </w:rPr>
-              <w:t xml:space="preserve">支持 RUL 预测训练</w:t>
-            </w:r>
-          </w:p>
-        </w:tc>
-        <w:tc>
-          <w:p>
-            <w:pPr>
-              <w:pStyle w:val="Compact"/>
-              <w:ind w:firstLine="0"/>
-              <w:jc w:val="left"/>
-            </w:pPr>
-            <w:r>
-              <w:rPr>
-                <w:rFonts w:ascii="宋体" w:hAnsi="宋体" w:eastAsia="宋体"/>
-                <w:sz w:val="19"/>
-              </w:rPr>
-              <w:t xml:space="preserve">CNN、MLP、CNN-LSTM-AM、XLSTM-Transformer 训练</w:t>
+              <w:t xml:space="preserve">模型训练与预测</w:t>
+            </w:r>
+          </w:p>
+        </w:tc>
+        <w:tc>
+          <w:p>
+            <w:pPr>
+              <w:pStyle w:val="Compact"/>
+              <w:ind w:firstLine="0"/>
+              <w:jc w:val="left"/>
+            </w:pPr>
+            <w:r>
+              <w:rPr>
+                <w:rFonts w:ascii="宋体" w:hAnsi="宋体" w:eastAsia="宋体"/>
+                <w:sz w:val="19"/>
+              </w:rPr>
+              <w:t xml:space="preserve">FR-M4-01 至 FR-M4-07</w:t>
             </w:r>
           </w:p>
         </w:tc>
@@ -1212,23 +1224,23 @@
                 <w:rFonts w:ascii="宋体" w:hAnsi="宋体" w:eastAsia="宋体"/>
                 <w:sz w:val="19"/>
               </w:rPr>
-              <w:t xml:space="preserve">支持评价指标</w:t>
-            </w:r>
-          </w:p>
-        </w:tc>
-        <w:tc>
-          <w:p>
-            <w:pPr>
-              <w:pStyle w:val="Compact"/>
-              <w:ind w:firstLine="0"/>
-              <w:jc w:val="left"/>
-            </w:pPr>
-            <w:r>
-              <w:rPr>
-                <w:rFonts w:ascii="宋体" w:hAnsi="宋体" w:eastAsia="宋体"/>
-                <w:sz w:val="19"/>
-              </w:rPr>
-              <w:t xml:space="preserve">RUL 指标单元测试和论文复现输出</w:t>
+              <w:t xml:space="preserve">指标与实验记录</w:t>
+            </w:r>
+          </w:p>
+        </w:tc>
+        <w:tc>
+          <w:p>
+            <w:pPr>
+              <w:pStyle w:val="Compact"/>
+              <w:ind w:firstLine="0"/>
+              <w:jc w:val="left"/>
+            </w:pPr>
+            <w:r>
+              <w:rPr>
+                <w:rFonts w:ascii="宋体" w:hAnsi="宋体" w:eastAsia="宋体"/>
+                <w:sz w:val="19"/>
+              </w:rPr>
+              <w:t xml:space="preserve">FR-M5-01 至 FR-M5-05</w:t>
             </w:r>
           </w:p>
         </w:tc>
@@ -1262,183 +1274,23 @@
                 <w:rFonts w:ascii="宋体" w:hAnsi="宋体" w:eastAsia="宋体"/>
                 <w:sz w:val="19"/>
               </w:rPr>
-              <w:t xml:space="preserve">支持实验记录</w:t>
-            </w:r>
-          </w:p>
-        </w:tc>
-        <w:tc>
-          <w:p>
-            <w:pPr>
-              <w:pStyle w:val="Compact"/>
-              <w:ind w:firstLine="0"/>
-              <w:jc w:val="left"/>
-            </w:pPr>
-            <w:r>
-              <w:rPr>
-                <w:rStyle w:val="VerbatimChar"/>
-                <w:rFonts w:ascii="宋体" w:hAnsi="宋体" w:eastAsia="宋体"/>
-                <w:sz w:val="19"/>
-              </w:rPr>
-              <w:t xml:space="preserve">history.csv</w:t>
-            </w:r>
-            <w:r>
-              <w:rPr>
-                <w:rFonts w:ascii="宋体" w:hAnsi="宋体" w:eastAsia="宋体"/>
-                <w:sz w:val="19"/>
-              </w:rPr>
-              <w:t xml:space="preserve">、</w:t>
-            </w:r>
-            <w:r>
-              <w:rPr>
-                <w:rStyle w:val="VerbatimChar"/>
-                <w:rFonts w:ascii="宋体" w:hAnsi="宋体" w:eastAsia="宋体"/>
-                <w:sz w:val="19"/>
-              </w:rPr>
-              <w:t xml:space="preserve">metrics.json</w:t>
-            </w:r>
-            <w:r>
-              <w:rPr>
-                <w:rFonts w:ascii="宋体" w:hAnsi="宋体" w:eastAsia="宋体"/>
-                <w:sz w:val="19"/>
-              </w:rPr>
-              <w:t xml:space="preserve">、</w:t>
-            </w:r>
-            <w:r>
-              <w:rPr>
-                <w:rStyle w:val="VerbatimChar"/>
-                <w:rFonts w:ascii="宋体" w:hAnsi="宋体" w:eastAsia="宋体"/>
-                <w:sz w:val="19"/>
-              </w:rPr>
-              <w:t xml:space="preserve">predictions.csv</w:t>
-            </w:r>
-            <w:r>
-              <w:rPr>
-                <w:rFonts w:ascii="宋体" w:hAnsi="宋体" w:eastAsia="宋体"/>
-                <w:sz w:val="19"/>
-              </w:rPr>
-              <w:t xml:space="preserve"> </w:t>
-            </w:r>
-            <w:r>
-              <w:rPr>
-                <w:rFonts w:ascii="宋体" w:hAnsi="宋体" w:eastAsia="宋体"/>
-                <w:sz w:val="19"/>
-              </w:rPr>
-              <w:t xml:space="preserve">检查</w:t>
-            </w:r>
-          </w:p>
-        </w:tc>
-        <w:tc>
-          <w:p>
-            <w:pPr>
-              <w:pStyle w:val="Compact"/>
-              <w:ind w:firstLine="0"/>
-              <w:jc w:val="left"/>
-            </w:pPr>
-            <w:r>
-              <w:rPr>
-                <w:rFonts w:ascii="宋体" w:hAnsi="宋体" w:eastAsia="宋体"/>
-                <w:sz w:val="19"/>
-              </w:rPr>
-              <w:t xml:space="preserve">通过</w:t>
-            </w:r>
-          </w:p>
-        </w:tc>
-      </w:tr>
-      <w:tr>
-        <w:tc>
-          <w:p>
-            <w:pPr>
-              <w:pStyle w:val="Compact"/>
-              <w:ind w:firstLine="0"/>
-              <w:jc w:val="left"/>
-            </w:pPr>
-            <w:r>
-              <w:rPr>
-                <w:rFonts w:ascii="宋体" w:hAnsi="宋体" w:eastAsia="宋体"/>
-                <w:sz w:val="19"/>
-              </w:rPr>
-              <w:t xml:space="preserve">支持 notebook 示例</w:t>
-            </w:r>
-          </w:p>
-        </w:tc>
-        <w:tc>
-          <w:p>
-            <w:pPr>
-              <w:pStyle w:val="Compact"/>
-              <w:ind w:firstLine="0"/>
-              <w:jc w:val="left"/>
-            </w:pPr>
-            <w:r>
-              <w:rPr>
-                <w:rStyle w:val="VerbatimChar"/>
-                <w:rFonts w:ascii="宋体" w:hAnsi="宋体" w:eastAsia="宋体"/>
-                <w:sz w:val="19"/>
-              </w:rPr>
-              <w:t xml:space="preserve">tests/test_examples_notebooks.py</w:t>
-            </w:r>
-            <w:r>
-              <w:rPr>
-                <w:rFonts w:ascii="宋体" w:hAnsi="宋体" w:eastAsia="宋体"/>
-                <w:sz w:val="19"/>
-              </w:rPr>
-              <w:t xml:space="preserve"> </w:t>
-            </w:r>
-            <w:r>
-              <w:rPr>
-                <w:rFonts w:ascii="宋体" w:hAnsi="宋体" w:eastAsia="宋体"/>
-                <w:sz w:val="19"/>
-              </w:rPr>
-              <w:t xml:space="preserve">直接执行</w:t>
-            </w:r>
-          </w:p>
-        </w:tc>
-        <w:tc>
-          <w:p>
-            <w:pPr>
-              <w:pStyle w:val="Compact"/>
-              <w:ind w:firstLine="0"/>
-              <w:jc w:val="left"/>
-            </w:pPr>
-            <w:r>
-              <w:rPr>
-                <w:rFonts w:ascii="宋体" w:hAnsi="宋体" w:eastAsia="宋体"/>
-                <w:sz w:val="19"/>
-              </w:rPr>
-              <w:t xml:space="preserve">通过</w:t>
-            </w:r>
-          </w:p>
-        </w:tc>
-      </w:tr>
-      <w:tr>
-        <w:tc>
-          <w:p>
-            <w:pPr>
-              <w:pStyle w:val="Compact"/>
-              <w:ind w:firstLine="0"/>
-              <w:jc w:val="left"/>
-            </w:pPr>
-            <w:r>
-              <w:rPr>
-                <w:rFonts w:ascii="宋体" w:hAnsi="宋体" w:eastAsia="宋体"/>
-                <w:sz w:val="19"/>
-              </w:rPr>
-              <w:t xml:space="preserve">支持文档交付</w:t>
-            </w:r>
-          </w:p>
-        </w:tc>
-        <w:tc>
-          <w:p>
-            <w:pPr>
-              <w:pStyle w:val="Compact"/>
-              <w:ind w:firstLine="0"/>
-              <w:jc w:val="left"/>
-            </w:pPr>
-            <w:r>
-              <w:rPr>
-                <w:rFonts w:ascii="宋体" w:hAnsi="宋体" w:eastAsia="宋体"/>
-                <w:sz w:val="19"/>
-              </w:rPr>
-              <w:t xml:space="preserve">proposal、mid-term、final 文档和 PDF 导出</w:t>
+              <w:t xml:space="preserve">文档交付</w:t>
+            </w:r>
+          </w:p>
+        </w:tc>
+        <w:tc>
+          <w:p>
+            <w:pPr>
+              <w:pStyle w:val="Compact"/>
+              <w:ind w:firstLine="0"/>
+              <w:jc w:val="left"/>
+            </w:pPr>
+            <w:r>
+              <w:rPr>
+                <w:rFonts w:ascii="宋体" w:hAnsi="宋体" w:eastAsia="宋体"/>
+                <w:sz w:val="19"/>
+              </w:rPr>
+              <w:t xml:space="preserve">课程文档归档要求</w:t>
             </w:r>
           </w:p>
         </w:tc>
@@ -1461,7 +1313,273 @@
       </w:tr>
     </w:tbl>
     <w:bookmarkEnd w:id="23"/>
-    <w:bookmarkStart w:id="27" w:name="用户场景验证"/>
+    <w:bookmarkStart w:id="24" w:name="需求证据与限制"/>
+    <w:p>
+      <w:pPr>
+        <w:pStyle w:val="Heading3"/>
+      </w:pPr>
+      <w:r>
+        <w:rPr>
+          <w:rFonts w:ascii="黑体" w:hAnsi="黑体" w:eastAsia="黑体"/>
+        </w:rPr>
+        <w:t xml:space="preserve">2.2 需求证据与限制</w:t>
+      </w:r>
+    </w:p>
+    <w:p>
+      <w:pPr>
+        <w:pStyle w:val="FirstParagraph"/>
+      </w:pPr>
+      <w:r>
+        <w:rPr>
+          <w:rFonts w:ascii="宋体" w:hAnsi="宋体" w:eastAsia="宋体"/>
+        </w:rPr>
+        <w:t xml:space="preserve">FR-M1-01、FR-M1-02：系统能够加载 XJTU-SY 和 PHM2012/FEMTO 本地目录。证据为 loader 自动化测试，以及两篇真实训练 workflow 读取</w:t>
+      </w:r>
+      <w:r>
+        <w:rPr>
+          <w:rFonts w:ascii="宋体" w:hAnsi="宋体" w:eastAsia="宋体"/>
+        </w:rPr>
+        <w:t xml:space="preserve"> </w:t>
+      </w:r>
+      <w:r>
+        <w:rPr>
+          <w:rStyle w:val="VerbatimChar"/>
+          <w:rFonts w:ascii="宋体" w:hAnsi="宋体" w:eastAsia="宋体"/>
+        </w:rPr>
+        <w:t xml:space="preserve">data/external</w:t>
+      </w:r>
+      <w:r>
+        <w:rPr>
+          <w:rFonts w:ascii="宋体" w:hAnsi="宋体" w:eastAsia="宋体"/>
+        </w:rPr>
+        <w:t xml:space="preserve"> </w:t>
+      </w:r>
+      <w:r>
+        <w:rPr>
+          <w:rFonts w:ascii="宋体" w:hAnsi="宋体" w:eastAsia="宋体"/>
+        </w:rPr>
+        <w:t xml:space="preserve">下真实数据。限制是原始数据不提交仓库，PHM2012 Test_set 终止 RUL 需结合官方条目解释。</w:t>
+      </w:r>
+    </w:p>
+    <w:p>
+      <w:pPr>
+        <w:pStyle w:val="BodyText"/>
+      </w:pPr>
+      <w:r>
+        <w:rPr>
+          <w:rFonts w:ascii="宋体" w:hAnsi="宋体" w:eastAsia="宋体"/>
+        </w:rPr>
+        <w:t xml:space="preserve">FR-M2-03、FR-M2-04、FR-M3-01：系统能够提取 19 维时频域特征并构造 RUL 标签。证据为特征导出 notebook、特征序列标签器测试和论文复现训练输入。限制是当前主线以振动特征为主，温度字段由 loader 保留但未深入融合。</w:t>
+      </w:r>
+    </w:p>
+    <w:p>
+      <w:pPr>
+        <w:pStyle w:val="BodyText"/>
+      </w:pPr>
+      <w:r>
+        <w:rPr>
+          <w:rFonts w:ascii="宋体" w:hAnsi="宋体" w:eastAsia="宋体"/>
+        </w:rPr>
+        <w:t xml:space="preserve">FR-M4-01：系统能够训练 CNN-LSTM-AM、CNN-LSTM、XLSTM-Transformer、Feature-Transformer 和 LSTM-Transformer 等 RUL 模型。证据为两篇论文复现 notebook 和对应 workflow 测试。限制是结题验收采用 8 epoch 小规模真实训练，不声明论文完整精度复刻。</w:t>
+      </w:r>
+    </w:p>
+    <w:p>
+      <w:pPr>
+        <w:pStyle w:val="BodyText"/>
+      </w:pPr>
+      <w:r>
+        <w:rPr>
+          <w:rFonts w:ascii="宋体" w:hAnsi="宋体" w:eastAsia="宋体"/>
+        </w:rPr>
+        <w:t xml:space="preserve">FR-M4-02、FR-M4-03：系统能够执行直接预测、滚动预测和 Monte Carlo Dropout 不确定性预测接口。证据为预测模式测试。限制是不确定性预测作为接口能力验证，未作为答辩主结果。</w:t>
+      </w:r>
+    </w:p>
+    <w:p>
+      <w:pPr>
+        <w:pStyle w:val="BodyText"/>
+      </w:pPr>
+      <w:r>
+        <w:rPr>
+          <w:rFonts w:ascii="宋体" w:hAnsi="宋体" w:eastAsia="宋体"/>
+        </w:rPr>
+        <w:t xml:space="preserve">FR-M4-04 至 FR-M4-07：系统支持训练回调、梯度记录和异常告警。证据为训练 pipeline 测试。TensorBoard 在本地依赖可用时输出事件日志。</w:t>
+      </w:r>
+    </w:p>
+    <w:p>
+      <w:pPr>
+        <w:pStyle w:val="BodyText"/>
+      </w:pPr>
+      <w:r>
+        <w:rPr>
+          <w:rFonts w:ascii="宋体" w:hAnsi="宋体" w:eastAsia="宋体"/>
+        </w:rPr>
+        <w:t xml:space="preserve">FR-M5-01、FR-M5-02：系统支持普通回归指标、Huang RUL Score、PHM2008/PHM2012 challenge-style score 和可配置非对称 RUL 惩罚。证据为 RUL 指标测试和复现实验对比表。限制是不同 score 口径分开展示，不混同解释。</w:t>
+      </w:r>
+    </w:p>
+    <w:p>
+      <w:pPr>
+        <w:pStyle w:val="BodyText"/>
+      </w:pPr>
+      <w:r>
+        <w:rPr>
+          <w:rFonts w:ascii="宋体" w:hAnsi="宋体" w:eastAsia="宋体"/>
+        </w:rPr>
+        <w:t xml:space="preserve">FR-M5-04、FR-M5-05：系统能够保存</w:t>
+      </w:r>
+      <w:r>
+        <w:rPr>
+          <w:rFonts w:ascii="宋体" w:hAnsi="宋体" w:eastAsia="宋体"/>
+        </w:rPr>
+        <w:t xml:space="preserve"> </w:t>
+      </w:r>
+      <w:r>
+        <w:rPr>
+          <w:rStyle w:val="VerbatimChar"/>
+          <w:rFonts w:ascii="宋体" w:hAnsi="宋体" w:eastAsia="宋体"/>
+        </w:rPr>
+        <w:t xml:space="preserve">history.csv</w:t>
+      </w:r>
+      <w:r>
+        <w:rPr>
+          <w:rFonts w:ascii="宋体" w:hAnsi="宋体" w:eastAsia="宋体"/>
+        </w:rPr>
+        <w:t xml:space="preserve">、</w:t>
+      </w:r>
+      <w:r>
+        <w:rPr>
+          <w:rStyle w:val="VerbatimChar"/>
+          <w:rFonts w:ascii="宋体" w:hAnsi="宋体" w:eastAsia="宋体"/>
+        </w:rPr>
+        <w:t xml:space="preserve">metrics.json</w:t>
+      </w:r>
+      <w:r>
+        <w:rPr>
+          <w:rFonts w:ascii="宋体" w:hAnsi="宋体" w:eastAsia="宋体"/>
+        </w:rPr>
+        <w:t xml:space="preserve">、</w:t>
+      </w:r>
+      <w:r>
+        <w:rPr>
+          <w:rStyle w:val="VerbatimChar"/>
+          <w:rFonts w:ascii="宋体" w:hAnsi="宋体" w:eastAsia="宋体"/>
+        </w:rPr>
+        <w:t xml:space="preserve">predictions.csv</w:t>
+      </w:r>
+      <w:r>
+        <w:rPr>
+          <w:rFonts w:ascii="宋体" w:hAnsi="宋体" w:eastAsia="宋体"/>
+        </w:rPr>
+        <w:t xml:space="preserve"> </w:t>
+      </w:r>
+      <w:r>
+        <w:rPr>
+          <w:rFonts w:ascii="宋体" w:hAnsi="宋体" w:eastAsia="宋体"/>
+        </w:rPr>
+        <w:t xml:space="preserve">和</w:t>
+      </w:r>
+      <w:r>
+        <w:rPr>
+          <w:rFonts w:ascii="宋体" w:hAnsi="宋体" w:eastAsia="宋体"/>
+        </w:rPr>
+        <w:t xml:space="preserve"> </w:t>
+      </w:r>
+      <w:r>
+        <w:rPr>
+          <w:rStyle w:val="VerbatimChar"/>
+          <w:rFonts w:ascii="宋体" w:hAnsi="宋体" w:eastAsia="宋体"/>
+        </w:rPr>
+        <w:t xml:space="preserve">comparison_metrics.csv</w:t>
+      </w:r>
+      <w:r>
+        <w:rPr>
+          <w:rFonts w:ascii="宋体" w:hAnsi="宋体" w:eastAsia="宋体"/>
+        </w:rPr>
+        <w:t xml:space="preserve">。这些输出位于</w:t>
+      </w:r>
+      <w:r>
+        <w:rPr>
+          <w:rFonts w:ascii="宋体" w:hAnsi="宋体" w:eastAsia="宋体"/>
+        </w:rPr>
+        <w:t xml:space="preserve"> </w:t>
+      </w:r>
+      <w:r>
+        <w:rPr>
+          <w:rStyle w:val="VerbatimChar"/>
+          <w:rFonts w:ascii="宋体" w:hAnsi="宋体" w:eastAsia="宋体"/>
+        </w:rPr>
+        <w:t xml:space="preserve">tmp/</w:t>
+      </w:r>
+      <w:r>
+        <w:rPr>
+          <w:rFonts w:ascii="宋体" w:hAnsi="宋体" w:eastAsia="宋体"/>
+        </w:rPr>
+        <w:t xml:space="preserve"> </w:t>
+      </w:r>
+      <w:r>
+        <w:rPr>
+          <w:rFonts w:ascii="宋体" w:hAnsi="宋体" w:eastAsia="宋体"/>
+        </w:rPr>
+        <w:t xml:space="preserve">或</w:t>
+      </w:r>
+      <w:r>
+        <w:rPr>
+          <w:rFonts w:ascii="宋体" w:hAnsi="宋体" w:eastAsia="宋体"/>
+        </w:rPr>
+        <w:t xml:space="preserve"> </w:t>
+      </w:r>
+      <w:r>
+        <w:rPr>
+          <w:rStyle w:val="VerbatimChar"/>
+          <w:rFonts w:ascii="宋体" w:hAnsi="宋体" w:eastAsia="宋体"/>
+        </w:rPr>
+        <w:t xml:space="preserve">outputs/</w:t>
+      </w:r>
+      <w:r>
+        <w:rPr>
+          <w:rFonts w:ascii="宋体" w:hAnsi="宋体" w:eastAsia="宋体"/>
+        </w:rPr>
+        <w:t xml:space="preserve">，不作为 Git 提交内容。</w:t>
+      </w:r>
+    </w:p>
+    <w:p>
+      <w:pPr>
+        <w:pStyle w:val="BodyText"/>
+      </w:pPr>
+      <w:r>
+        <w:rPr>
+          <w:rFonts w:ascii="宋体" w:hAnsi="宋体" w:eastAsia="宋体"/>
+        </w:rPr>
+        <w:t xml:space="preserve">课程文档交付要求：系统通过</w:t>
+      </w:r>
+      <w:r>
+        <w:rPr>
+          <w:rFonts w:ascii="宋体" w:hAnsi="宋体" w:eastAsia="宋体"/>
+        </w:rPr>
+        <w:t xml:space="preserve"> </w:t>
+      </w:r>
+      <w:r>
+        <w:rPr>
+          <w:rStyle w:val="VerbatimChar"/>
+          <w:rFonts w:ascii="宋体" w:hAnsi="宋体" w:eastAsia="宋体"/>
+        </w:rPr>
+        <w:t xml:space="preserve">scripts/export_course_docs.sh</w:t>
+      </w:r>
+      <w:r>
+        <w:rPr>
+          <w:rFonts w:ascii="宋体" w:hAnsi="宋体" w:eastAsia="宋体"/>
+        </w:rPr>
+        <w:t xml:space="preserve"> </w:t>
+      </w:r>
+      <w:r>
+        <w:rPr>
+          <w:rFonts w:ascii="宋体" w:hAnsi="宋体" w:eastAsia="宋体"/>
+        </w:rPr>
+        <w:t xml:space="preserve">导出 Markdown 对应 PDF 和 DOCX，最终保留 22 份 Markdown、22 份 PDF、22 份 DOCX。</w:t>
+      </w:r>
+    </w:p>
+    <w:bookmarkEnd w:id="24"/>
+    <w:bookmarkEnd w:id="25"/>
+    <w:bookmarkStart w:id="29" w:name="用户场景验证"/>
     <w:p>
       <w:pPr>
         <w:pStyle w:val="Heading2"/>
@@ -1473,7 +1591,7 @@
         <w:t xml:space="preserve">3. 用户场景验证</w:t>
       </w:r>
     </w:p>
-    <w:bookmarkStart w:id="24" w:name="使用真实数据训练-rul-模型"/>
+    <w:bookmarkStart w:id="26" w:name="使用真实数据训练-rul-模型"/>
     <w:p>
       <w:pPr>
         <w:pStyle w:val="Heading3"/>
@@ -1496,8 +1614,8 @@
         <w:t xml:space="preserve">用户提供本地 XJTU-SY 或 PHM2012 数据目录后，可通过 loader 读取轴承实体，构建 RUL 数据集并训练模型。系统支持用环境变量控制输出目录和训练 epoch，便于实验隔离。</w:t>
       </w:r>
     </w:p>
-    <w:bookmarkEnd w:id="24"/>
-    <w:bookmarkStart w:id="25" w:name="复现实验并导出指标"/>
+    <w:bookmarkEnd w:id="26"/>
+    <w:bookmarkStart w:id="27" w:name="复现实验并导出指标"/>
     <w:p>
       <w:pPr>
         <w:pStyle w:val="Heading3"/>
@@ -1539,8 +1657,8 @@
         <w:t xml:space="preserve">。该文件包含不同模型在不同数据集/工况上的 RMSE、NormalizedRMSE、Score 和相对变化列，便于答辩展示。</w:t>
       </w:r>
     </w:p>
-    <w:bookmarkEnd w:id="25"/>
-    <w:bookmarkStart w:id="26" w:name="查看文档和安装说明"/>
+    <w:bookmarkEnd w:id="27"/>
+    <w:bookmarkStart w:id="28" w:name="查看文档和安装说明"/>
     <w:p>
       <w:pPr>
         <w:pStyle w:val="Heading3"/>
@@ -1620,9 +1738,9 @@
         <w:t xml:space="preserve">了解系统安装、数据准备和运行方式。</w:t>
       </w:r>
     </w:p>
-    <w:bookmarkEnd w:id="26"/>
-    <w:bookmarkEnd w:id="27"/>
-    <w:bookmarkStart w:id="28" w:name="风险与限制"/>
+    <w:bookmarkEnd w:id="28"/>
+    <w:bookmarkEnd w:id="29"/>
+    <w:bookmarkStart w:id="32" w:name="风险与限制"/>
     <w:p>
       <w:pPr>
         <w:pStyle w:val="Heading2"/>
@@ -1909,11 +2027,10 @@
         </w:tc>
       </w:tr>
     </w:tbl>
-    <w:bookmarkEnd w:id="28"/>
-    <w:bookmarkStart w:id="29" w:name="确认测试判定说明"/>
-    <w:p>
-      <w:pPr>
-        <w:pStyle w:val="Heading2"/>
+    <w:bookmarkStart w:id="30" w:name="确认测试判定说明"/>
+    <w:p>
+      <w:pPr>
+        <w:pStyle w:val="Heading3"/>
       </w:pPr>
       <w:r>
         <w:rPr>
@@ -2232,8 +2349,286 @@
         </w:tc>
       </w:tr>
     </w:tbl>
-    <w:bookmarkEnd w:id="29"/>
-    <w:bookmarkStart w:id="30" w:name="确认测试结论"/>
+    <w:bookmarkEnd w:id="30"/>
+    <w:bookmarkStart w:id="31" w:name="确认测试原始证据摘录"/>
+    <w:p>
+      <w:pPr>
+        <w:pStyle w:val="Heading3"/>
+      </w:pPr>
+      <w:r>
+        <w:rPr>
+          <w:rFonts w:ascii="黑体" w:hAnsi="黑体" w:eastAsia="黑体"/>
+        </w:rPr>
+        <w:t xml:space="preserve">4.2 确认测试原始证据摘录</w:t>
+      </w:r>
+    </w:p>
+    <w:p>
+      <w:pPr>
+        <w:pStyle w:val="FirstParagraph"/>
+      </w:pPr>
+      <w:r>
+        <w:rPr>
+          <w:rFonts w:ascii="宋体" w:hAnsi="宋体" w:eastAsia="宋体"/>
+        </w:rPr>
+        <w:t xml:space="preserve">自动化测试输出：</w:t>
+      </w:r>
+    </w:p>
+    <w:p>
+      <w:pPr>
+        <w:pStyle w:val="SourceCode"/>
+      </w:pPr>
+      <w:r>
+        <w:rPr>
+          <w:rStyle w:val="VerbatimChar"/>
+          <w:rFonts w:ascii="宋体" w:hAnsi="宋体" w:eastAsia="宋体"/>
+        </w:rPr>
+        <w:t xml:space="preserve">$ uv run --extra dev pytest tests/test_rul_metrics.py tests/test_paper_cnn_lstm_attention.py tests/test_paper_xlstm_transformer.py tests/test_examples_notebooks.py -q</w:t>
+      </w:r>
+      <w:r>
+        <w:rPr>
+          <w:rFonts w:ascii="宋体" w:hAnsi="宋体" w:eastAsia="宋体"/>
+        </w:rPr>
+        <w:br/>
+      </w:r>
+      <w:r>
+        <w:rPr>
+          <w:rStyle w:val="VerbatimChar"/>
+          <w:rFonts w:ascii="宋体" w:hAnsi="宋体" w:eastAsia="宋体"/>
+        </w:rPr>
+        <w:t xml:space="preserve">....................                                                     [100%]</w:t>
+      </w:r>
+      <w:r>
+        <w:rPr>
+          <w:rFonts w:ascii="宋体" w:hAnsi="宋体" w:eastAsia="宋体"/>
+        </w:rPr>
+        <w:br/>
+      </w:r>
+      <w:r>
+        <w:rPr>
+          <w:rStyle w:val="VerbatimChar"/>
+          <w:rFonts w:ascii="宋体" w:hAnsi="宋体" w:eastAsia="宋体"/>
+        </w:rPr>
+        <w:t xml:space="preserve">20 passed in 6.40s</w:t>
+      </w:r>
+      <w:r>
+        <w:rPr>
+          <w:rFonts w:ascii="宋体" w:hAnsi="宋体" w:eastAsia="宋体"/>
+        </w:rPr>
+        <w:br/>
+      </w:r>
+      <w:r>
+        <w:rPr>
+          <w:rFonts w:ascii="宋体" w:hAnsi="宋体" w:eastAsia="宋体"/>
+        </w:rPr>
+        <w:br/>
+      </w:r>
+      <w:r>
+        <w:rPr>
+          <w:rStyle w:val="VerbatimChar"/>
+          <w:rFonts w:ascii="宋体" w:hAnsi="宋体" w:eastAsia="宋体"/>
+        </w:rPr>
+        <w:t xml:space="preserve">$ uv run --extra dev pytest -q</w:t>
+      </w:r>
+      <w:r>
+        <w:rPr>
+          <w:rFonts w:ascii="宋体" w:hAnsi="宋体" w:eastAsia="宋体"/>
+        </w:rPr>
+        <w:br/>
+      </w:r>
+      <w:r>
+        <w:rPr>
+          <w:rStyle w:val="VerbatimChar"/>
+          <w:rFonts w:ascii="宋体" w:hAnsi="宋体" w:eastAsia="宋体"/>
+        </w:rPr>
+        <w:t xml:space="preserve">...............................                                          [100%]</w:t>
+      </w:r>
+      <w:r>
+        <w:rPr>
+          <w:rFonts w:ascii="宋体" w:hAnsi="宋体" w:eastAsia="宋体"/>
+        </w:rPr>
+        <w:br/>
+      </w:r>
+      <w:r>
+        <w:rPr>
+          <w:rStyle w:val="VerbatimChar"/>
+          <w:rFonts w:ascii="宋体" w:hAnsi="宋体" w:eastAsia="宋体"/>
+        </w:rPr>
+        <w:t xml:space="preserve">31 passed in 8.45s</w:t>
+      </w:r>
+    </w:p>
+    <w:p>
+      <w:pPr>
+        <w:pStyle w:val="FirstParagraph"/>
+      </w:pPr>
+      <w:r>
+        <w:rPr>
+          <w:rFonts w:ascii="宋体" w:hAnsi="宋体" w:eastAsia="宋体"/>
+        </w:rPr>
+        <w:t xml:space="preserve">真实训练输出路径：</w:t>
+      </w:r>
+    </w:p>
+    <w:tbl>
+      <w:tblPr>
+        <w:tblStyle w:val="Table"/>
+        <w:tblW w:type="pct" w:w="5000.0"/>
+        <w:tblLook w:firstRow="1" w:lastRow="0" w:firstColumn="0" w:lastColumn="0" w:noHBand="0" w:noVBand="0" w:val="0020"/>
+        <w:tblBorders>
+          <w:top w:val="single" w:sz="4" w:space="0" w:color="BFBFBF"/>
+          <w:left w:val="single" w:sz="4" w:space="0" w:color="BFBFBF"/>
+          <w:bottom w:val="single" w:sz="4" w:space="0" w:color="BFBFBF"/>
+          <w:right w:val="single" w:sz="4" w:space="0" w:color="BFBFBF"/>
+          <w:insideH w:val="single" w:sz="4" w:space="0" w:color="BFBFBF"/>
+          <w:insideV w:val="single" w:sz="4" w:space="0" w:color="BFBFBF"/>
+        </w:tblBorders>
+      </w:tblPr>
+      <w:tblGrid>
+        <w:gridCol w:w="3960"/>
+        <w:gridCol w:w="3960"/>
+      </w:tblGrid>
+      <w:tr>
+        <w:tc>
+          <w:tcPr>
+            <w:shd w:fill="EAEAEA"/>
+          </w:tcPr>
+          <w:p>
+            <w:pPr>
+              <w:pStyle w:val="Compact"/>
+              <w:ind w:firstLine="0"/>
+              <w:jc w:val="left"/>
+            </w:pPr>
+            <w:r>
+              <w:rPr>
+                <w:rFonts w:ascii="宋体" w:hAnsi="宋体" w:eastAsia="宋体"/>
+                <w:sz w:val="19"/>
+              </w:rPr>
+              <w:t xml:space="preserve">实验</w:t>
+            </w:r>
+          </w:p>
+        </w:tc>
+        <w:tc>
+          <w:tcPr>
+            <w:shd w:fill="EAEAEA"/>
+          </w:tcPr>
+          <w:p>
+            <w:pPr>
+              <w:pStyle w:val="Compact"/>
+              <w:ind w:firstLine="0"/>
+              <w:jc w:val="left"/>
+            </w:pPr>
+            <w:r>
+              <w:rPr>
+                <w:rFonts w:ascii="宋体" w:hAnsi="宋体" w:eastAsia="宋体"/>
+                <w:sz w:val="19"/>
+              </w:rPr>
+              <w:t xml:space="preserve">comparison 文件</w:t>
+            </w:r>
+          </w:p>
+        </w:tc>
+      </w:tr>
+      <w:tr>
+        <w:tc>
+          <w:p>
+            <w:pPr>
+              <w:pStyle w:val="Compact"/>
+              <w:ind w:firstLine="0"/>
+              <w:jc w:val="left"/>
+            </w:pPr>
+            <w:r>
+              <w:rPr>
+                <w:rFonts w:ascii="宋体" w:hAnsi="宋体" w:eastAsia="宋体"/>
+                <w:sz w:val="19"/>
+              </w:rPr>
+              <w:t xml:space="preserve">CNN-LSTM-AM</w:t>
+            </w:r>
+          </w:p>
+        </w:tc>
+        <w:tc>
+          <w:p>
+            <w:pPr>
+              <w:pStyle w:val="Compact"/>
+              <w:ind w:firstLine="0"/>
+              <w:jc w:val="left"/>
+            </w:pPr>
+            <w:r>
+              <w:rPr>
+                <w:rStyle w:val="VerbatimChar"/>
+                <w:rFonts w:ascii="宋体" w:hAnsi="宋体" w:eastAsia="宋体"/>
+                <w:sz w:val="19"/>
+              </w:rPr>
+              <w:t xml:space="preserve">tmp/paper_repro_real_metrics/paper_cnn_lstm_attention/comparison_metrics.csv</w:t>
+            </w:r>
+          </w:p>
+        </w:tc>
+      </w:tr>
+      <w:tr>
+        <w:tc>
+          <w:p>
+            <w:pPr>
+              <w:pStyle w:val="Compact"/>
+              <w:ind w:firstLine="0"/>
+              <w:jc w:val="left"/>
+            </w:pPr>
+            <w:r>
+              <w:rPr>
+                <w:rFonts w:ascii="宋体" w:hAnsi="宋体" w:eastAsia="宋体"/>
+                <w:sz w:val="19"/>
+              </w:rPr>
+              <w:t xml:space="preserve">xLSTM-Transformer</w:t>
+            </w:r>
+          </w:p>
+        </w:tc>
+        <w:tc>
+          <w:p>
+            <w:pPr>
+              <w:pStyle w:val="Compact"/>
+              <w:ind w:firstLine="0"/>
+              <w:jc w:val="left"/>
+            </w:pPr>
+            <w:r>
+              <w:rPr>
+                <w:rStyle w:val="VerbatimChar"/>
+                <w:rFonts w:ascii="宋体" w:hAnsi="宋体" w:eastAsia="宋体"/>
+                <w:sz w:val="19"/>
+              </w:rPr>
+              <w:t xml:space="preserve">tmp/paper_repro_xlstm_transformer/paper_xlstm_transformer/comparison_metrics.csv</w:t>
+            </w:r>
+          </w:p>
+        </w:tc>
+      </w:tr>
+    </w:tbl>
+    <w:p>
+      <w:pPr>
+        <w:pStyle w:val="BodyText"/>
+      </w:pPr>
+      <w:r>
+        <w:rPr>
+          <w:rFonts w:ascii="宋体" w:hAnsi="宋体" w:eastAsia="宋体"/>
+        </w:rPr>
+        <w:t xml:space="preserve">文档导出命令：</w:t>
+      </w:r>
+    </w:p>
+    <w:p>
+      <w:pPr>
+        <w:pStyle w:val="SourceCode"/>
+      </w:pPr>
+      <w:r>
+        <w:rPr>
+          <w:rStyle w:val="FunctionTok"/>
+          <w:rFonts w:ascii="宋体" w:hAnsi="宋体" w:eastAsia="宋体"/>
+        </w:rPr>
+        <w:t xml:space="preserve">bash</w:t>
+      </w:r>
+      <w:r>
+        <w:rPr>
+          <w:rStyle w:val="NormalTok"/>
+          <w:rFonts w:ascii="宋体" w:hAnsi="宋体" w:eastAsia="宋体"/>
+        </w:rPr>
+        <w:t xml:space="preserve"> scripts/export_course_docs.sh</w:t>
+      </w:r>
+    </w:p>
+    <w:bookmarkEnd w:id="31"/>
+    <w:bookmarkEnd w:id="32"/>
+    <w:bookmarkStart w:id="33" w:name="确认测试结论"/>
     <w:p>
       <w:pPr>
         <w:pStyle w:val="Heading2"/>
@@ -2266,7 +2661,7 @@
           <w:rStyle w:val="VerbatimChar"/>
           <w:rFonts w:ascii="宋体" w:hAnsi="宋体" w:eastAsia="宋体"/>
         </w:rPr>
-        <w:t xml:space="preserve">20 passed in 7.02s</w:t>
+        <w:t xml:space="preserve">20 passed in 6.40s</w:t>
       </w:r>
       <w:r>
         <w:rPr>
@@ -2285,7 +2680,7 @@
           <w:rStyle w:val="VerbatimChar"/>
           <w:rFonts w:ascii="宋体" w:hAnsi="宋体" w:eastAsia="宋体"/>
         </w:rPr>
-        <w:t xml:space="preserve">31 passed in 8.12s</w:t>
+        <w:t xml:space="preserve">31 passed in 8.45s</w:t>
       </w:r>
       <w:r>
         <w:rPr>
@@ -2305,8 +2700,8 @@
         <w:t xml:space="preserve">系统满足课程项目对工业轴承剩余寿命预测系统的主要需求，能够在本地环境中完成数据导入、特征处理、模型训练、指标评估、论文复现和文档交付。确认测试结论为：通过。</w:t>
       </w:r>
     </w:p>
-    <w:bookmarkEnd w:id="30"/>
-    <w:bookmarkEnd w:id="31"/>
+    <w:bookmarkEnd w:id="33"/>
+    <w:bookmarkEnd w:id="34"/>
     <w:sectPr>
       <w:pgMar w:top="1361" w:bottom="1247" w:left="1417" w:right="1417"/>
     </w:sectPr>

--- a/docx/final/15_确认测试报告.docx
+++ b/docx/final/15_确认测试报告.docx
@@ -36,9 +36,9 @@
       </w:pPr>
       <w:r>
         <w:rPr>
-          <w:rFonts w:ascii="黑体" w:hAnsi="黑体" w:eastAsia="黑体"/>
+          <w:rFonts w:ascii="宋体" w:hAnsi="宋体" w:eastAsia="宋体"/>
           <w:b/>
-          <w:sz w:val="40"/>
+          <w:sz w:val="48"/>
         </w:rPr>
         <w:t xml:space="preserve">工业轴承设备剩余寿命预测系统的实现：确认测试报告</w:t>
       </w:r>
@@ -50,7 +50,7 @@
       </w:pPr>
       <w:r>
         <w:rPr>
-          <w:rFonts w:ascii="黑体" w:hAnsi="黑体" w:eastAsia="黑体"/>
+          <w:rFonts w:ascii="宋体" w:hAnsi="宋体" w:eastAsia="宋体"/>
         </w:rPr>
         <w:t xml:space="preserve">文档信息</w:t>
       </w:r>
@@ -61,19 +61,19 @@
         <w:tblW w:type="pct" w:w="0.0"/>
         <w:tblLook w:firstRow="1" w:lastRow="0" w:firstColumn="0" w:lastColumn="0" w:noHBand="0" w:noVBand="0" w:val="0020"/>
         <w:tblBorders>
-          <w:top w:val="single" w:sz="4" w:space="0" w:color="BFBFBF"/>
-          <w:left w:val="single" w:sz="4" w:space="0" w:color="BFBFBF"/>
-          <w:bottom w:val="single" w:sz="4" w:space="0" w:color="BFBFBF"/>
-          <w:right w:val="single" w:sz="4" w:space="0" w:color="BFBFBF"/>
-          <w:insideH w:val="single" w:sz="4" w:space="0" w:color="BFBFBF"/>
-          <w:insideV w:val="single" w:sz="4" w:space="0" w:color="BFBFBF"/>
+          <w:top w:val="single" w:sz="4" w:space="0" w:color="000000"/>
+          <w:left w:val="single" w:sz="4" w:space="0" w:color="000000"/>
+          <w:bottom w:val="single" w:sz="4" w:space="0" w:color="000000"/>
+          <w:right w:val="single" w:sz="4" w:space="0" w:color="000000"/>
+          <w:insideH w:val="single" w:sz="4" w:space="0" w:color="000000"/>
+          <w:insideV w:val="single" w:sz="4" w:space="0" w:color="000000"/>
         </w:tblBorders>
       </w:tblPr>
       <w:tblGrid/>
       <w:tr>
         <w:tc>
           <w:tcPr>
-            <w:shd w:fill="EAEAEA"/>
+            <w:shd w:fill="FFFFFF"/>
           </w:tcPr>
           <w:p>
             <w:pPr>
@@ -84,7 +84,8 @@
             <w:r>
               <w:rPr>
                 <w:rFonts w:ascii="宋体" w:hAnsi="宋体" w:eastAsia="宋体"/>
-                <w:sz w:val="19"/>
+                <w:b/>
+                <w:sz w:val="21"/>
               </w:rPr>
               <w:t xml:space="preserve">项目</w:t>
             </w:r>
@@ -92,7 +93,7 @@
         </w:tc>
         <w:tc>
           <w:tcPr>
-            <w:shd w:fill="EAEAEA"/>
+            <w:shd w:fill="FFFFFF"/>
           </w:tcPr>
           <w:p>
             <w:pPr>
@@ -103,7 +104,8 @@
             <w:r>
               <w:rPr>
                 <w:rFonts w:ascii="宋体" w:hAnsi="宋体" w:eastAsia="宋体"/>
-                <w:sz w:val="19"/>
+                <w:b/>
+                <w:sz w:val="21"/>
               </w:rPr>
               <w:t xml:space="preserve">内容</w:t>
             </w:r>
@@ -121,7 +123,7 @@
             <w:r>
               <w:rPr>
                 <w:rFonts w:ascii="宋体" w:hAnsi="宋体" w:eastAsia="宋体"/>
-                <w:sz w:val="19"/>
+                <w:sz w:val="21"/>
               </w:rPr>
               <w:t xml:space="preserve">文档名称</w:t>
             </w:r>
@@ -137,7 +139,7 @@
             <w:r>
               <w:rPr>
                 <w:rFonts w:ascii="宋体" w:hAnsi="宋体" w:eastAsia="宋体"/>
-                <w:sz w:val="19"/>
+                <w:sz w:val="21"/>
               </w:rPr>
               <w:t xml:space="preserve">确认测试报告</w:t>
             </w:r>
@@ -155,7 +157,7 @@
             <w:r>
               <w:rPr>
                 <w:rFonts w:ascii="宋体" w:hAnsi="宋体" w:eastAsia="宋体"/>
-                <w:sz w:val="19"/>
+                <w:sz w:val="21"/>
               </w:rPr>
               <w:t xml:space="preserve">文档编号</w:t>
             </w:r>
@@ -171,7 +173,7 @@
             <w:r>
               <w:rPr>
                 <w:rFonts w:ascii="宋体" w:hAnsi="宋体" w:eastAsia="宋体"/>
-                <w:sz w:val="19"/>
+                <w:sz w:val="21"/>
               </w:rPr>
               <w:t xml:space="preserve">SE-PHM-FINAL-15</w:t>
             </w:r>
@@ -189,7 +191,7 @@
             <w:r>
               <w:rPr>
                 <w:rFonts w:ascii="宋体" w:hAnsi="宋体" w:eastAsia="宋体"/>
-                <w:sz w:val="19"/>
+                <w:sz w:val="21"/>
               </w:rPr>
               <w:t xml:space="preserve">文档阶段</w:t>
             </w:r>
@@ -205,7 +207,7 @@
             <w:r>
               <w:rPr>
                 <w:rFonts w:ascii="宋体" w:hAnsi="宋体" w:eastAsia="宋体"/>
-                <w:sz w:val="19"/>
+                <w:sz w:val="21"/>
               </w:rPr>
               <w:t xml:space="preserve">结题</w:t>
             </w:r>
@@ -223,7 +225,7 @@
             <w:r>
               <w:rPr>
                 <w:rFonts w:ascii="宋体" w:hAnsi="宋体" w:eastAsia="宋体"/>
-                <w:sz w:val="19"/>
+                <w:sz w:val="21"/>
               </w:rPr>
               <w:t xml:space="preserve">项目名称</w:t>
             </w:r>
@@ -239,7 +241,7 @@
             <w:r>
               <w:rPr>
                 <w:rFonts w:ascii="宋体" w:hAnsi="宋体" w:eastAsia="宋体"/>
-                <w:sz w:val="19"/>
+                <w:sz w:val="21"/>
               </w:rPr>
               <w:t xml:space="preserve">工业轴承设备剩余寿命预测系统的实现</w:t>
             </w:r>
@@ -257,7 +259,7 @@
             <w:r>
               <w:rPr>
                 <w:rFonts w:ascii="宋体" w:hAnsi="宋体" w:eastAsia="宋体"/>
-                <w:sz w:val="19"/>
+                <w:sz w:val="21"/>
               </w:rPr>
               <w:t xml:space="preserve">课程</w:t>
             </w:r>
@@ -273,7 +275,7 @@
             <w:r>
               <w:rPr>
                 <w:rFonts w:ascii="宋体" w:hAnsi="宋体" w:eastAsia="宋体"/>
-                <w:sz w:val="19"/>
+                <w:sz w:val="21"/>
               </w:rPr>
               <w:t xml:space="preserve">中国科学技术大学软件学院《软件工程》</w:t>
             </w:r>
@@ -291,7 +293,7 @@
             <w:r>
               <w:rPr>
                 <w:rFonts w:ascii="宋体" w:hAnsi="宋体" w:eastAsia="宋体"/>
-                <w:sz w:val="19"/>
+                <w:sz w:val="21"/>
               </w:rPr>
               <w:t xml:space="preserve">指导老师</w:t>
             </w:r>
@@ -307,7 +309,7 @@
             <w:r>
               <w:rPr>
                 <w:rFonts w:ascii="宋体" w:hAnsi="宋体" w:eastAsia="宋体"/>
-                <w:sz w:val="19"/>
+                <w:sz w:val="21"/>
               </w:rPr>
               <w:t xml:space="preserve">zjf</w:t>
             </w:r>
@@ -325,7 +327,7 @@
             <w:r>
               <w:rPr>
                 <w:rFonts w:ascii="宋体" w:hAnsi="宋体" w:eastAsia="宋体"/>
-                <w:sz w:val="19"/>
+                <w:sz w:val="21"/>
               </w:rPr>
               <w:t xml:space="preserve">小组成员</w:t>
             </w:r>
@@ -341,7 +343,7 @@
             <w:r>
               <w:rPr>
                 <w:rFonts w:ascii="宋体" w:hAnsi="宋体" w:eastAsia="宋体"/>
-                <w:sz w:val="19"/>
+                <w:sz w:val="21"/>
               </w:rPr>
               <w:t xml:space="preserve">zyj、cyy、zdh、zy</w:t>
             </w:r>
@@ -359,7 +361,7 @@
             <w:r>
               <w:rPr>
                 <w:rFonts w:ascii="宋体" w:hAnsi="宋体" w:eastAsia="宋体"/>
-                <w:sz w:val="19"/>
+                <w:sz w:val="21"/>
               </w:rPr>
               <w:t xml:space="preserve">文档负责人</w:t>
             </w:r>
@@ -375,7 +377,7 @@
             <w:r>
               <w:rPr>
                 <w:rFonts w:ascii="宋体" w:hAnsi="宋体" w:eastAsia="宋体"/>
-                <w:sz w:val="19"/>
+                <w:sz w:val="21"/>
               </w:rPr>
               <w:t xml:space="preserve">zdh</w:t>
             </w:r>
@@ -393,7 +395,7 @@
             <w:r>
               <w:rPr>
                 <w:rFonts w:ascii="宋体" w:hAnsi="宋体" w:eastAsia="宋体"/>
-                <w:sz w:val="19"/>
+                <w:sz w:val="21"/>
               </w:rPr>
               <w:t xml:space="preserve">参与编写</w:t>
             </w:r>
@@ -409,7 +411,7 @@
             <w:r>
               <w:rPr>
                 <w:rFonts w:ascii="宋体" w:hAnsi="宋体" w:eastAsia="宋体"/>
-                <w:sz w:val="19"/>
+                <w:sz w:val="21"/>
               </w:rPr>
               <w:t xml:space="preserve">zyj、cyy、zy</w:t>
             </w:r>
@@ -427,7 +429,7 @@
             <w:r>
               <w:rPr>
                 <w:rFonts w:ascii="宋体" w:hAnsi="宋体" w:eastAsia="宋体"/>
-                <w:sz w:val="19"/>
+                <w:sz w:val="21"/>
               </w:rPr>
               <w:t xml:space="preserve">版本</w:t>
             </w:r>
@@ -443,7 +445,7 @@
             <w:r>
               <w:rPr>
                 <w:rFonts w:ascii="宋体" w:hAnsi="宋体" w:eastAsia="宋体"/>
-                <w:sz w:val="19"/>
+                <w:sz w:val="21"/>
               </w:rPr>
               <w:t xml:space="preserve">V3.0</w:t>
             </w:r>
@@ -461,7 +463,7 @@
             <w:r>
               <w:rPr>
                 <w:rFonts w:ascii="宋体" w:hAnsi="宋体" w:eastAsia="宋体"/>
-                <w:sz w:val="19"/>
+                <w:sz w:val="21"/>
               </w:rPr>
               <w:t xml:space="preserve">修订日期</w:t>
             </w:r>
@@ -477,7 +479,7 @@
             <w:r>
               <w:rPr>
                 <w:rFonts w:ascii="宋体" w:hAnsi="宋体" w:eastAsia="宋体"/>
-                <w:sz w:val="19"/>
+                <w:sz w:val="21"/>
               </w:rPr>
               <w:t xml:space="preserve">2026-06-14</w:t>
             </w:r>
@@ -495,7 +497,7 @@
             <w:r>
               <w:rPr>
                 <w:rFonts w:ascii="宋体" w:hAnsi="宋体" w:eastAsia="宋体"/>
-                <w:sz w:val="19"/>
+                <w:sz w:val="21"/>
               </w:rPr>
               <w:t xml:space="preserve">归档形式</w:t>
             </w:r>
@@ -511,7 +513,7 @@
             <w:r>
               <w:rPr>
                 <w:rFonts w:ascii="宋体" w:hAnsi="宋体" w:eastAsia="宋体"/>
-                <w:sz w:val="19"/>
+                <w:sz w:val="21"/>
               </w:rPr>
               <w:t xml:space="preserve">Markdown 源文件、PDF、DOCX</w:t>
             </w:r>
@@ -529,7 +531,7 @@
             <w:r>
               <w:rPr>
                 <w:rFonts w:ascii="宋体" w:hAnsi="宋体" w:eastAsia="宋体"/>
-                <w:sz w:val="19"/>
+                <w:sz w:val="21"/>
               </w:rPr>
               <w:t xml:space="preserve">内容基线</w:t>
             </w:r>
@@ -545,7 +547,7 @@
             <w:r>
               <w:rPr>
                 <w:rFonts w:ascii="宋体" w:hAnsi="宋体" w:eastAsia="宋体"/>
-                <w:sz w:val="19"/>
+                <w:sz w:val="21"/>
               </w:rPr>
               <w:t xml:space="preserve">需求确认、用户场景验证、风险和结论</w:t>
             </w:r>
@@ -561,7 +563,7 @@
       </w:pPr>
       <w:r>
         <w:rPr>
-          <w:rFonts w:ascii="黑体" w:hAnsi="黑体" w:eastAsia="黑体"/>
+          <w:rFonts w:ascii="宋体" w:hAnsi="宋体" w:eastAsia="宋体"/>
         </w:rPr>
         <w:t xml:space="preserve">修订记录</w:t>
       </w:r>
@@ -572,19 +574,19 @@
         <w:tblW w:type="pct" w:w="0.0"/>
         <w:tblLook w:firstRow="1" w:lastRow="0" w:firstColumn="0" w:lastColumn="0" w:noHBand="0" w:noVBand="0" w:val="0020"/>
         <w:tblBorders>
-          <w:top w:val="single" w:sz="4" w:space="0" w:color="BFBFBF"/>
-          <w:left w:val="single" w:sz="4" w:space="0" w:color="BFBFBF"/>
-          <w:bottom w:val="single" w:sz="4" w:space="0" w:color="BFBFBF"/>
-          <w:right w:val="single" w:sz="4" w:space="0" w:color="BFBFBF"/>
-          <w:insideH w:val="single" w:sz="4" w:space="0" w:color="BFBFBF"/>
-          <w:insideV w:val="single" w:sz="4" w:space="0" w:color="BFBFBF"/>
+          <w:top w:val="single" w:sz="4" w:space="0" w:color="000000"/>
+          <w:left w:val="single" w:sz="4" w:space="0" w:color="000000"/>
+          <w:bottom w:val="single" w:sz="4" w:space="0" w:color="000000"/>
+          <w:right w:val="single" w:sz="4" w:space="0" w:color="000000"/>
+          <w:insideH w:val="single" w:sz="4" w:space="0" w:color="000000"/>
+          <w:insideV w:val="single" w:sz="4" w:space="0" w:color="000000"/>
         </w:tblBorders>
       </w:tblPr>
       <w:tblGrid/>
       <w:tr>
         <w:tc>
           <w:tcPr>
-            <w:shd w:fill="EAEAEA"/>
+            <w:shd w:fill="FFFFFF"/>
           </w:tcPr>
           <w:p>
             <w:pPr>
@@ -595,7 +597,8 @@
             <w:r>
               <w:rPr>
                 <w:rFonts w:ascii="宋体" w:hAnsi="宋体" w:eastAsia="宋体"/>
-                <w:sz w:val="19"/>
+                <w:b/>
+                <w:sz w:val="21"/>
               </w:rPr>
               <w:t xml:space="preserve">版本</w:t>
             </w:r>
@@ -603,7 +606,7 @@
         </w:tc>
         <w:tc>
           <w:tcPr>
-            <w:shd w:fill="EAEAEA"/>
+            <w:shd w:fill="FFFFFF"/>
           </w:tcPr>
           <w:p>
             <w:pPr>
@@ -614,7 +617,8 @@
             <w:r>
               <w:rPr>
                 <w:rFonts w:ascii="宋体" w:hAnsi="宋体" w:eastAsia="宋体"/>
-                <w:sz w:val="19"/>
+                <w:b/>
+                <w:sz w:val="21"/>
               </w:rPr>
               <w:t xml:space="preserve">日期</w:t>
             </w:r>
@@ -622,7 +626,7 @@
         </w:tc>
         <w:tc>
           <w:tcPr>
-            <w:shd w:fill="EAEAEA"/>
+            <w:shd w:fill="FFFFFF"/>
           </w:tcPr>
           <w:p>
             <w:pPr>
@@ -633,7 +637,8 @@
             <w:r>
               <w:rPr>
                 <w:rFonts w:ascii="宋体" w:hAnsi="宋体" w:eastAsia="宋体"/>
-                <w:sz w:val="19"/>
+                <w:b/>
+                <w:sz w:val="21"/>
               </w:rPr>
               <w:t xml:space="preserve">编写人</w:t>
             </w:r>
@@ -641,7 +646,7 @@
         </w:tc>
         <w:tc>
           <w:tcPr>
-            <w:shd w:fill="EAEAEA"/>
+            <w:shd w:fill="FFFFFF"/>
           </w:tcPr>
           <w:p>
             <w:pPr>
@@ -652,7 +657,8 @@
             <w:r>
               <w:rPr>
                 <w:rFonts w:ascii="宋体" w:hAnsi="宋体" w:eastAsia="宋体"/>
-                <w:sz w:val="19"/>
+                <w:b/>
+                <w:sz w:val="21"/>
               </w:rPr>
               <w:t xml:space="preserve">说明</w:t>
             </w:r>
@@ -670,7 +676,7 @@
             <w:r>
               <w:rPr>
                 <w:rFonts w:ascii="宋体" w:hAnsi="宋体" w:eastAsia="宋体"/>
-                <w:sz w:val="19"/>
+                <w:sz w:val="21"/>
               </w:rPr>
               <w:t xml:space="preserve">V1.0</w:t>
             </w:r>
@@ -686,7 +692,7 @@
             <w:r>
               <w:rPr>
                 <w:rFonts w:ascii="宋体" w:hAnsi="宋体" w:eastAsia="宋体"/>
-                <w:sz w:val="19"/>
+                <w:sz w:val="21"/>
               </w:rPr>
               <w:t xml:space="preserve">2025-11-10</w:t>
             </w:r>
@@ -702,7 +708,7 @@
             <w:r>
               <w:rPr>
                 <w:rFonts w:ascii="宋体" w:hAnsi="宋体" w:eastAsia="宋体"/>
-                <w:sz w:val="19"/>
+                <w:sz w:val="21"/>
               </w:rPr>
               <w:t xml:space="preserve">项目组</w:t>
             </w:r>
@@ -718,7 +724,7 @@
             <w:r>
               <w:rPr>
                 <w:rFonts w:ascii="宋体" w:hAnsi="宋体" w:eastAsia="宋体"/>
-                <w:sz w:val="19"/>
+                <w:sz w:val="21"/>
               </w:rPr>
               <w:t xml:space="preserve">完成初版课程文档</w:t>
             </w:r>
@@ -736,7 +742,7 @@
             <w:r>
               <w:rPr>
                 <w:rFonts w:ascii="宋体" w:hAnsi="宋体" w:eastAsia="宋体"/>
-                <w:sz w:val="19"/>
+                <w:sz w:val="21"/>
               </w:rPr>
               <w:t xml:space="preserve">V2.0</w:t>
             </w:r>
@@ -752,7 +758,7 @@
             <w:r>
               <w:rPr>
                 <w:rFonts w:ascii="宋体" w:hAnsi="宋体" w:eastAsia="宋体"/>
-                <w:sz w:val="19"/>
+                <w:sz w:val="21"/>
               </w:rPr>
               <w:t xml:space="preserve">2026-03-12</w:t>
             </w:r>
@@ -768,7 +774,7 @@
             <w:r>
               <w:rPr>
                 <w:rFonts w:ascii="宋体" w:hAnsi="宋体" w:eastAsia="宋体"/>
-                <w:sz w:val="19"/>
+                <w:sz w:val="21"/>
               </w:rPr>
               <w:t xml:space="preserve">项目组</w:t>
             </w:r>
@@ -784,7 +790,7 @@
             <w:r>
               <w:rPr>
                 <w:rFonts w:ascii="宋体" w:hAnsi="宋体" w:eastAsia="宋体"/>
-                <w:sz w:val="19"/>
+                <w:sz w:val="21"/>
               </w:rPr>
               <w:t xml:space="preserve">统一项目名称、技术基线和阶段交付内容</w:t>
             </w:r>
@@ -802,7 +808,7 @@
             <w:r>
               <w:rPr>
                 <w:rFonts w:ascii="宋体" w:hAnsi="宋体" w:eastAsia="宋体"/>
-                <w:sz w:val="19"/>
+                <w:sz w:val="21"/>
               </w:rPr>
               <w:t xml:space="preserve">V3.0</w:t>
             </w:r>
@@ -818,7 +824,7 @@
             <w:r>
               <w:rPr>
                 <w:rFonts w:ascii="宋体" w:hAnsi="宋体" w:eastAsia="宋体"/>
-                <w:sz w:val="19"/>
+                <w:sz w:val="21"/>
               </w:rPr>
               <w:t xml:space="preserve">2026-06-14</w:t>
             </w:r>
@@ -834,7 +840,7 @@
             <w:r>
               <w:rPr>
                 <w:rFonts w:ascii="宋体" w:hAnsi="宋体" w:eastAsia="宋体"/>
-                <w:sz w:val="19"/>
+                <w:sz w:val="21"/>
               </w:rPr>
               <w:t xml:space="preserve">项目组</w:t>
             </w:r>
@@ -850,7 +856,7 @@
             <w:r>
               <w:rPr>
                 <w:rFonts w:ascii="宋体" w:hAnsi="宋体" w:eastAsia="宋体"/>
-                <w:sz w:val="19"/>
+                <w:sz w:val="21"/>
               </w:rPr>
               <w:t xml:space="preserve">参考课程交付样例统一封面与归档格式，补充数据理解、技术难点、测试验收和 DOCX 交付信息</w:t>
             </w:r>
@@ -866,7 +872,7 @@
       </w:pPr>
       <w:r>
         <w:rPr>
-          <w:rFonts w:ascii="黑体" w:hAnsi="黑体" w:eastAsia="黑体"/>
+          <w:rFonts w:ascii="宋体" w:hAnsi="宋体" w:eastAsia="宋体"/>
         </w:rPr>
         <w:t xml:space="preserve">1. 确认测试依据</w:t>
       </w:r>
@@ -874,6 +880,8 @@
     <w:p>
       <w:pPr>
         <w:pStyle w:val="FirstParagraph"/>
+        <w:spacing w:line="276" w:lineRule="auto" w:after="0"/>
+        <w:ind w:firstLine="420"/>
       </w:pPr>
       <w:r>
         <w:rPr>
@@ -889,6 +897,8 @@
           <w:numId w:val="1001"/>
         </w:numPr>
         <w:pStyle w:val="Compact"/>
+        <w:spacing w:line="276" w:lineRule="auto" w:after="0"/>
+        <w:ind w:firstLine="420"/>
       </w:pPr>
       <w:r>
         <w:rPr>
@@ -905,6 +915,8 @@
           <w:numId w:val="1001"/>
         </w:numPr>
         <w:pStyle w:val="Compact"/>
+        <w:spacing w:line="276" w:lineRule="auto" w:after="0"/>
+        <w:ind w:firstLine="420"/>
       </w:pPr>
       <w:r>
         <w:rPr>
@@ -921,6 +933,8 @@
           <w:numId w:val="1001"/>
         </w:numPr>
         <w:pStyle w:val="Compact"/>
+        <w:spacing w:line="276" w:lineRule="auto" w:after="0"/>
+        <w:ind w:firstLine="420"/>
       </w:pPr>
       <w:r>
         <w:rPr>
@@ -937,6 +951,8 @@
           <w:numId w:val="1001"/>
         </w:numPr>
         <w:pStyle w:val="Compact"/>
+        <w:spacing w:line="276" w:lineRule="auto" w:after="0"/>
+        <w:ind w:firstLine="420"/>
       </w:pPr>
       <w:r>
         <w:rPr>
@@ -953,6 +969,8 @@
           <w:numId w:val="1001"/>
         </w:numPr>
         <w:pStyle w:val="Compact"/>
+        <w:spacing w:line="276" w:lineRule="auto" w:after="0"/>
+        <w:ind w:firstLine="420"/>
       </w:pPr>
       <w:r>
         <w:rPr>
@@ -970,7 +988,7 @@
       </w:pPr>
       <w:r>
         <w:rPr>
-          <w:rFonts w:ascii="黑体" w:hAnsi="黑体" w:eastAsia="黑体"/>
+          <w:rFonts w:ascii="宋体" w:hAnsi="宋体" w:eastAsia="宋体"/>
         </w:rPr>
         <w:t xml:space="preserve">2. 需求验收矩阵</w:t>
       </w:r>
@@ -982,7 +1000,7 @@
       </w:pPr>
       <w:r>
         <w:rPr>
-          <w:rFonts w:ascii="黑体" w:hAnsi="黑体" w:eastAsia="黑体"/>
+          <w:rFonts w:ascii="宋体" w:hAnsi="宋体" w:eastAsia="宋体"/>
         </w:rPr>
         <w:t xml:space="preserve">2.1 验收汇总</w:t>
       </w:r>
@@ -993,19 +1011,19 @@
         <w:tblW w:type="pct" w:w="0.0"/>
         <w:tblLook w:firstRow="1" w:lastRow="0" w:firstColumn="0" w:lastColumn="0" w:noHBand="0" w:noVBand="0" w:val="0020"/>
         <w:tblBorders>
-          <w:top w:val="single" w:sz="4" w:space="0" w:color="BFBFBF"/>
-          <w:left w:val="single" w:sz="4" w:space="0" w:color="BFBFBF"/>
-          <w:bottom w:val="single" w:sz="4" w:space="0" w:color="BFBFBF"/>
-          <w:right w:val="single" w:sz="4" w:space="0" w:color="BFBFBF"/>
-          <w:insideH w:val="single" w:sz="4" w:space="0" w:color="BFBFBF"/>
-          <w:insideV w:val="single" w:sz="4" w:space="0" w:color="BFBFBF"/>
+          <w:top w:val="single" w:sz="4" w:space="0" w:color="000000"/>
+          <w:left w:val="single" w:sz="4" w:space="0" w:color="000000"/>
+          <w:bottom w:val="single" w:sz="4" w:space="0" w:color="000000"/>
+          <w:right w:val="single" w:sz="4" w:space="0" w:color="000000"/>
+          <w:insideH w:val="single" w:sz="4" w:space="0" w:color="000000"/>
+          <w:insideV w:val="single" w:sz="4" w:space="0" w:color="000000"/>
         </w:tblBorders>
       </w:tblPr>
       <w:tblGrid/>
       <w:tr>
         <w:tc>
           <w:tcPr>
-            <w:shd w:fill="EAEAEA"/>
+            <w:shd w:fill="FFFFFF"/>
           </w:tcPr>
           <w:p>
             <w:pPr>
@@ -1016,7 +1034,8 @@
             <w:r>
               <w:rPr>
                 <w:rFonts w:ascii="宋体" w:hAnsi="宋体" w:eastAsia="宋体"/>
-                <w:sz w:val="19"/>
+                <w:b/>
+                <w:sz w:val="21"/>
               </w:rPr>
               <w:t xml:space="preserve">需求类别</w:t>
             </w:r>
@@ -1024,7 +1043,7 @@
         </w:tc>
         <w:tc>
           <w:tcPr>
-            <w:shd w:fill="EAEAEA"/>
+            <w:shd w:fill="FFFFFF"/>
           </w:tcPr>
           <w:p>
             <w:pPr>
@@ -1035,7 +1054,8 @@
             <w:r>
               <w:rPr>
                 <w:rFonts w:ascii="宋体" w:hAnsi="宋体" w:eastAsia="宋体"/>
-                <w:sz w:val="19"/>
+                <w:b/>
+                <w:sz w:val="21"/>
               </w:rPr>
               <w:t xml:space="preserve">覆盖需求</w:t>
             </w:r>
@@ -1043,7 +1063,7 @@
         </w:tc>
         <w:tc>
           <w:tcPr>
-            <w:shd w:fill="EAEAEA"/>
+            <w:shd w:fill="FFFFFF"/>
           </w:tcPr>
           <w:p>
             <w:pPr>
@@ -1054,7 +1074,8 @@
             <w:r>
               <w:rPr>
                 <w:rFonts w:ascii="宋体" w:hAnsi="宋体" w:eastAsia="宋体"/>
-                <w:sz w:val="19"/>
+                <w:b/>
+                <w:sz w:val="21"/>
               </w:rPr>
               <w:t xml:space="preserve">结论</w:t>
             </w:r>
@@ -1072,7 +1093,7 @@
             <w:r>
               <w:rPr>
                 <w:rFonts w:ascii="宋体" w:hAnsi="宋体" w:eastAsia="宋体"/>
-                <w:sz w:val="19"/>
+                <w:sz w:val="21"/>
               </w:rPr>
               <w:t xml:space="preserve">数据接入</w:t>
             </w:r>
@@ -1088,7 +1109,7 @@
             <w:r>
               <w:rPr>
                 <w:rFonts w:ascii="宋体" w:hAnsi="宋体" w:eastAsia="宋体"/>
-                <w:sz w:val="19"/>
+                <w:sz w:val="21"/>
               </w:rPr>
               <w:t xml:space="preserve">FR-M1-01、FR-M1-02</w:t>
             </w:r>
@@ -1104,7 +1125,7 @@
             <w:r>
               <w:rPr>
                 <w:rFonts w:ascii="宋体" w:hAnsi="宋体" w:eastAsia="宋体"/>
-                <w:sz w:val="19"/>
+                <w:sz w:val="21"/>
               </w:rPr>
               <w:t xml:space="preserve">通过</w:t>
             </w:r>
@@ -1122,7 +1143,7 @@
             <w:r>
               <w:rPr>
                 <w:rFonts w:ascii="宋体" w:hAnsi="宋体" w:eastAsia="宋体"/>
-                <w:sz w:val="19"/>
+                <w:sz w:val="21"/>
               </w:rPr>
               <w:t xml:space="preserve">特征与标签</w:t>
             </w:r>
@@ -1138,7 +1159,7 @@
             <w:r>
               <w:rPr>
                 <w:rFonts w:ascii="宋体" w:hAnsi="宋体" w:eastAsia="宋体"/>
-                <w:sz w:val="19"/>
+                <w:sz w:val="21"/>
               </w:rPr>
               <w:t xml:space="preserve">FR-M2-03、FR-M2-04、FR-M3-01</w:t>
             </w:r>
@@ -1154,7 +1175,7 @@
             <w:r>
               <w:rPr>
                 <w:rFonts w:ascii="宋体" w:hAnsi="宋体" w:eastAsia="宋体"/>
-                <w:sz w:val="19"/>
+                <w:sz w:val="21"/>
               </w:rPr>
               <w:t xml:space="preserve">通过</w:t>
             </w:r>
@@ -1172,7 +1193,7 @@
             <w:r>
               <w:rPr>
                 <w:rFonts w:ascii="宋体" w:hAnsi="宋体" w:eastAsia="宋体"/>
-                <w:sz w:val="19"/>
+                <w:sz w:val="21"/>
               </w:rPr>
               <w:t xml:space="preserve">模型训练与预测</w:t>
             </w:r>
@@ -1188,7 +1209,7 @@
             <w:r>
               <w:rPr>
                 <w:rFonts w:ascii="宋体" w:hAnsi="宋体" w:eastAsia="宋体"/>
-                <w:sz w:val="19"/>
+                <w:sz w:val="21"/>
               </w:rPr>
               <w:t xml:space="preserve">FR-M4-01 至 FR-M4-07</w:t>
             </w:r>
@@ -1204,7 +1225,7 @@
             <w:r>
               <w:rPr>
                 <w:rFonts w:ascii="宋体" w:hAnsi="宋体" w:eastAsia="宋体"/>
-                <w:sz w:val="19"/>
+                <w:sz w:val="21"/>
               </w:rPr>
               <w:t xml:space="preserve">通过</w:t>
             </w:r>
@@ -1222,7 +1243,7 @@
             <w:r>
               <w:rPr>
                 <w:rFonts w:ascii="宋体" w:hAnsi="宋体" w:eastAsia="宋体"/>
-                <w:sz w:val="19"/>
+                <w:sz w:val="21"/>
               </w:rPr>
               <w:t xml:space="preserve">指标与实验记录</w:t>
             </w:r>
@@ -1238,7 +1259,7 @@
             <w:r>
               <w:rPr>
                 <w:rFonts w:ascii="宋体" w:hAnsi="宋体" w:eastAsia="宋体"/>
-                <w:sz w:val="19"/>
+                <w:sz w:val="21"/>
               </w:rPr>
               <w:t xml:space="preserve">FR-M5-01 至 FR-M5-05</w:t>
             </w:r>
@@ -1254,7 +1275,7 @@
             <w:r>
               <w:rPr>
                 <w:rFonts w:ascii="宋体" w:hAnsi="宋体" w:eastAsia="宋体"/>
-                <w:sz w:val="19"/>
+                <w:sz w:val="21"/>
               </w:rPr>
               <w:t xml:space="preserve">通过</w:t>
             </w:r>
@@ -1272,7 +1293,7 @@
             <w:r>
               <w:rPr>
                 <w:rFonts w:ascii="宋体" w:hAnsi="宋体" w:eastAsia="宋体"/>
-                <w:sz w:val="19"/>
+                <w:sz w:val="21"/>
               </w:rPr>
               <w:t xml:space="preserve">文档交付</w:t>
             </w:r>
@@ -1288,7 +1309,7 @@
             <w:r>
               <w:rPr>
                 <w:rFonts w:ascii="宋体" w:hAnsi="宋体" w:eastAsia="宋体"/>
-                <w:sz w:val="19"/>
+                <w:sz w:val="21"/>
               </w:rPr>
               <w:t xml:space="preserve">课程文档归档要求</w:t>
             </w:r>
@@ -1304,7 +1325,7 @@
             <w:r>
               <w:rPr>
                 <w:rFonts w:ascii="宋体" w:hAnsi="宋体" w:eastAsia="宋体"/>
-                <w:sz w:val="19"/>
+                <w:sz w:val="21"/>
               </w:rPr>
               <w:t xml:space="preserve">通过</w:t>
             </w:r>
@@ -1320,7 +1341,7 @@
       </w:pPr>
       <w:r>
         <w:rPr>
-          <w:rFonts w:ascii="黑体" w:hAnsi="黑体" w:eastAsia="黑体"/>
+          <w:rFonts w:ascii="宋体" w:hAnsi="宋体" w:eastAsia="宋体"/>
         </w:rPr>
         <w:t xml:space="preserve">2.2 需求证据与限制</w:t>
       </w:r>
@@ -1328,6 +1349,8 @@
     <w:p>
       <w:pPr>
         <w:pStyle w:val="FirstParagraph"/>
+        <w:spacing w:line="276" w:lineRule="auto" w:after="0"/>
+        <w:ind w:firstLine="420"/>
       </w:pPr>
       <w:r>
         <w:rPr>
@@ -1364,6 +1387,8 @@
     <w:p>
       <w:pPr>
         <w:pStyle w:val="BodyText"/>
+        <w:spacing w:line="276" w:lineRule="auto" w:after="0"/>
+        <w:ind w:firstLine="420"/>
       </w:pPr>
       <w:r>
         <w:rPr>
@@ -1375,6 +1400,8 @@
     <w:p>
       <w:pPr>
         <w:pStyle w:val="BodyText"/>
+        <w:spacing w:line="276" w:lineRule="auto" w:after="0"/>
+        <w:ind w:firstLine="420"/>
       </w:pPr>
       <w:r>
         <w:rPr>
@@ -1386,6 +1413,8 @@
     <w:p>
       <w:pPr>
         <w:pStyle w:val="BodyText"/>
+        <w:spacing w:line="276" w:lineRule="auto" w:after="0"/>
+        <w:ind w:firstLine="420"/>
       </w:pPr>
       <w:r>
         <w:rPr>
@@ -1397,6 +1426,8 @@
     <w:p>
       <w:pPr>
         <w:pStyle w:val="BodyText"/>
+        <w:spacing w:line="276" w:lineRule="auto" w:after="0"/>
+        <w:ind w:firstLine="420"/>
       </w:pPr>
       <w:r>
         <w:rPr>
@@ -1408,6 +1439,8 @@
     <w:p>
       <w:pPr>
         <w:pStyle w:val="BodyText"/>
+        <w:spacing w:line="276" w:lineRule="auto" w:after="0"/>
+        <w:ind w:firstLine="420"/>
       </w:pPr>
       <w:r>
         <w:rPr>
@@ -1419,6 +1452,8 @@
     <w:p>
       <w:pPr>
         <w:pStyle w:val="BodyText"/>
+        <w:spacing w:line="276" w:lineRule="auto" w:after="0"/>
+        <w:ind w:firstLine="420"/>
       </w:pPr>
       <w:r>
         <w:rPr>
@@ -1544,6 +1579,8 @@
     <w:p>
       <w:pPr>
         <w:pStyle w:val="BodyText"/>
+        <w:spacing w:line="276" w:lineRule="auto" w:after="0"/>
+        <w:ind w:firstLine="420"/>
       </w:pPr>
       <w:r>
         <w:rPr>
@@ -1586,7 +1623,7 @@
       </w:pPr>
       <w:r>
         <w:rPr>
-          <w:rFonts w:ascii="黑体" w:hAnsi="黑体" w:eastAsia="黑体"/>
+          <w:rFonts w:ascii="宋体" w:hAnsi="宋体" w:eastAsia="宋体"/>
         </w:rPr>
         <w:t xml:space="preserve">3. 用户场景验证</w:t>
       </w:r>
@@ -1598,7 +1635,7 @@
       </w:pPr>
       <w:r>
         <w:rPr>
-          <w:rFonts w:ascii="黑体" w:hAnsi="黑体" w:eastAsia="黑体"/>
+          <w:rFonts w:ascii="宋体" w:hAnsi="宋体" w:eastAsia="宋体"/>
         </w:rPr>
         <w:t xml:space="preserve">3.1 使用真实数据训练 RUL 模型</w:t>
       </w:r>
@@ -1606,6 +1643,8 @@
     <w:p>
       <w:pPr>
         <w:pStyle w:val="FirstParagraph"/>
+        <w:spacing w:line="276" w:lineRule="auto" w:after="0"/>
+        <w:ind w:firstLine="420"/>
       </w:pPr>
       <w:r>
         <w:rPr>
@@ -1622,7 +1661,7 @@
       </w:pPr>
       <w:r>
         <w:rPr>
-          <w:rFonts w:ascii="黑体" w:hAnsi="黑体" w:eastAsia="黑体"/>
+          <w:rFonts w:ascii="宋体" w:hAnsi="宋体" w:eastAsia="宋体"/>
         </w:rPr>
         <w:t xml:space="preserve">3.2 复现实验并导出指标</w:t>
       </w:r>
@@ -1630,6 +1669,8 @@
     <w:p>
       <w:pPr>
         <w:pStyle w:val="FirstParagraph"/>
+        <w:spacing w:line="276" w:lineRule="auto" w:after="0"/>
+        <w:ind w:firstLine="420"/>
       </w:pPr>
       <w:r>
         <w:rPr>
@@ -1665,7 +1706,7 @@
       </w:pPr>
       <w:r>
         <w:rPr>
-          <w:rFonts w:ascii="黑体" w:hAnsi="黑体" w:eastAsia="黑体"/>
+          <w:rFonts w:ascii="宋体" w:hAnsi="宋体" w:eastAsia="宋体"/>
         </w:rPr>
         <w:t xml:space="preserve">3.3 查看文档和安装说明</w:t>
       </w:r>
@@ -1673,6 +1714,8 @@
     <w:p>
       <w:pPr>
         <w:pStyle w:val="FirstParagraph"/>
+        <w:spacing w:line="276" w:lineRule="auto" w:after="0"/>
+        <w:ind w:firstLine="420"/>
       </w:pPr>
       <w:r>
         <w:rPr>
@@ -1747,7 +1790,7 @@
       </w:pPr>
       <w:r>
         <w:rPr>
-          <w:rFonts w:ascii="黑体" w:hAnsi="黑体" w:eastAsia="黑体"/>
+          <w:rFonts w:ascii="宋体" w:hAnsi="宋体" w:eastAsia="宋体"/>
         </w:rPr>
         <w:t xml:space="preserve">4. 风险与限制</w:t>
       </w:r>
@@ -1758,19 +1801,19 @@
         <w:tblW w:type="pct" w:w="0.0"/>
         <w:tblLook w:firstRow="1" w:lastRow="0" w:firstColumn="0" w:lastColumn="0" w:noHBand="0" w:noVBand="0" w:val="0020"/>
         <w:tblBorders>
-          <w:top w:val="single" w:sz="4" w:space="0" w:color="BFBFBF"/>
-          <w:left w:val="single" w:sz="4" w:space="0" w:color="BFBFBF"/>
-          <w:bottom w:val="single" w:sz="4" w:space="0" w:color="BFBFBF"/>
-          <w:right w:val="single" w:sz="4" w:space="0" w:color="BFBFBF"/>
-          <w:insideH w:val="single" w:sz="4" w:space="0" w:color="BFBFBF"/>
-          <w:insideV w:val="single" w:sz="4" w:space="0" w:color="BFBFBF"/>
+          <w:top w:val="single" w:sz="4" w:space="0" w:color="000000"/>
+          <w:left w:val="single" w:sz="4" w:space="0" w:color="000000"/>
+          <w:bottom w:val="single" w:sz="4" w:space="0" w:color="000000"/>
+          <w:right w:val="single" w:sz="4" w:space="0" w:color="000000"/>
+          <w:insideH w:val="single" w:sz="4" w:space="0" w:color="000000"/>
+          <w:insideV w:val="single" w:sz="4" w:space="0" w:color="000000"/>
         </w:tblBorders>
       </w:tblPr>
       <w:tblGrid/>
       <w:tr>
         <w:tc>
           <w:tcPr>
-            <w:shd w:fill="EAEAEA"/>
+            <w:shd w:fill="FFFFFF"/>
           </w:tcPr>
           <w:p>
             <w:pPr>
@@ -1781,7 +1824,8 @@
             <w:r>
               <w:rPr>
                 <w:rFonts w:ascii="宋体" w:hAnsi="宋体" w:eastAsia="宋体"/>
-                <w:sz w:val="19"/>
+                <w:b/>
+                <w:sz w:val="21"/>
               </w:rPr>
               <w:t xml:space="preserve">风险</w:t>
             </w:r>
@@ -1789,7 +1833,7 @@
         </w:tc>
         <w:tc>
           <w:tcPr>
-            <w:shd w:fill="EAEAEA"/>
+            <w:shd w:fill="FFFFFF"/>
           </w:tcPr>
           <w:p>
             <w:pPr>
@@ -1800,7 +1844,8 @@
             <w:r>
               <w:rPr>
                 <w:rFonts w:ascii="宋体" w:hAnsi="宋体" w:eastAsia="宋体"/>
-                <w:sz w:val="19"/>
+                <w:b/>
+                <w:sz w:val="21"/>
               </w:rPr>
               <w:t xml:space="preserve">说明</w:t>
             </w:r>
@@ -1808,7 +1853,7 @@
         </w:tc>
         <w:tc>
           <w:tcPr>
-            <w:shd w:fill="EAEAEA"/>
+            <w:shd w:fill="FFFFFF"/>
           </w:tcPr>
           <w:p>
             <w:pPr>
@@ -1819,7 +1864,8 @@
             <w:r>
               <w:rPr>
                 <w:rFonts w:ascii="宋体" w:hAnsi="宋体" w:eastAsia="宋体"/>
-                <w:sz w:val="19"/>
+                <w:b/>
+                <w:sz w:val="21"/>
               </w:rPr>
               <w:t xml:space="preserve">处理</w:t>
             </w:r>
@@ -1837,7 +1883,7 @@
             <w:r>
               <w:rPr>
                 <w:rFonts w:ascii="宋体" w:hAnsi="宋体" w:eastAsia="宋体"/>
-                <w:sz w:val="19"/>
+                <w:sz w:val="21"/>
               </w:rPr>
               <w:t xml:space="preserve">论文数值不完全一致</w:t>
             </w:r>
@@ -1853,7 +1899,7 @@
             <w:r>
               <w:rPr>
                 <w:rFonts w:ascii="宋体" w:hAnsi="宋体" w:eastAsia="宋体"/>
-                <w:sz w:val="19"/>
+                <w:sz w:val="21"/>
               </w:rPr>
               <w:t xml:space="preserve">本地使用小样本和较少 epoch</w:t>
             </w:r>
@@ -1869,7 +1915,7 @@
             <w:r>
               <w:rPr>
                 <w:rFonts w:ascii="宋体" w:hAnsi="宋体" w:eastAsia="宋体"/>
-                <w:sz w:val="19"/>
+                <w:sz w:val="21"/>
               </w:rPr>
               <w:t xml:space="preserve">文档明确复现边界</w:t>
             </w:r>
@@ -1887,7 +1933,7 @@
             <w:r>
               <w:rPr>
                 <w:rFonts w:ascii="宋体" w:hAnsi="宋体" w:eastAsia="宋体"/>
-                <w:sz w:val="19"/>
+                <w:sz w:val="21"/>
               </w:rPr>
               <w:t xml:space="preserve">真实数据较大</w:t>
             </w:r>
@@ -1903,7 +1949,7 @@
             <w:r>
               <w:rPr>
                 <w:rFonts w:ascii="宋体" w:hAnsi="宋体" w:eastAsia="宋体"/>
-                <w:sz w:val="19"/>
+                <w:sz w:val="21"/>
               </w:rPr>
               <w:t xml:space="preserve">全量读取耗时较高</w:t>
             </w:r>
@@ -1919,7 +1965,7 @@
             <w:r>
               <w:rPr>
                 <w:rFonts w:ascii="宋体" w:hAnsi="宋体" w:eastAsia="宋体"/>
-                <w:sz w:val="19"/>
+                <w:sz w:val="21"/>
               </w:rPr>
               <w:t xml:space="preserve">loader 支持读前抽样</w:t>
             </w:r>
@@ -1937,7 +1983,7 @@
             <w:r>
               <w:rPr>
                 <w:rFonts w:ascii="宋体" w:hAnsi="宋体" w:eastAsia="宋体"/>
-                <w:sz w:val="19"/>
+                <w:sz w:val="21"/>
               </w:rPr>
               <w:t xml:space="preserve">xLSTM 论文无源码</w:t>
             </w:r>
@@ -1953,7 +1999,7 @@
             <w:r>
               <w:rPr>
                 <w:rFonts w:ascii="宋体" w:hAnsi="宋体" w:eastAsia="宋体"/>
-                <w:sz w:val="19"/>
+                <w:sz w:val="21"/>
               </w:rPr>
               <w:t xml:space="preserve">无法逐行复刻作者实现</w:t>
             </w:r>
@@ -1969,7 +2015,7 @@
             <w:r>
               <w:rPr>
                 <w:rFonts w:ascii="宋体" w:hAnsi="宋体" w:eastAsia="宋体"/>
-                <w:sz w:val="19"/>
+                <w:sz w:val="21"/>
               </w:rPr>
               <w:t xml:space="preserve">标注为结构复现和项目管线适配</w:t>
             </w:r>
@@ -1987,7 +2033,7 @@
             <w:r>
               <w:rPr>
                 <w:rFonts w:ascii="宋体" w:hAnsi="宋体" w:eastAsia="宋体"/>
-                <w:sz w:val="19"/>
+                <w:sz w:val="21"/>
               </w:rPr>
               <w:t xml:space="preserve">离散诊断不是主线</w:t>
             </w:r>
@@ -2003,7 +2049,7 @@
             <w:r>
               <w:rPr>
                 <w:rFonts w:ascii="宋体" w:hAnsi="宋体" w:eastAsia="宋体"/>
-                <w:sz w:val="19"/>
+                <w:sz w:val="21"/>
               </w:rPr>
               <w:t xml:space="preserve">开题报告已改为 RUL 和预测性维护</w:t>
             </w:r>
@@ -2019,7 +2065,7 @@
             <w:r>
               <w:rPr>
                 <w:rFonts w:ascii="宋体" w:hAnsi="宋体" w:eastAsia="宋体"/>
-                <w:sz w:val="19"/>
+                <w:sz w:val="21"/>
               </w:rPr>
               <w:t xml:space="preserve">不扩展离散状态识别指标</w:t>
             </w:r>
@@ -2034,7 +2080,7 @@
       </w:pPr>
       <w:r>
         <w:rPr>
-          <w:rFonts w:ascii="黑体" w:hAnsi="黑体" w:eastAsia="黑体"/>
+          <w:rFonts w:ascii="宋体" w:hAnsi="宋体" w:eastAsia="宋体"/>
         </w:rPr>
         <w:t xml:space="preserve">4.1 确认测试判定说明</w:t>
       </w:r>
@@ -2042,6 +2088,8 @@
     <w:p>
       <w:pPr>
         <w:pStyle w:val="FirstParagraph"/>
+        <w:spacing w:line="276" w:lineRule="auto" w:after="0"/>
+        <w:ind w:firstLine="420"/>
       </w:pPr>
       <w:r>
         <w:rPr>
@@ -2080,19 +2128,19 @@
         <w:tblW w:type="pct" w:w="0.0"/>
         <w:tblLook w:firstRow="1" w:lastRow="0" w:firstColumn="0" w:lastColumn="0" w:noHBand="0" w:noVBand="0" w:val="0020"/>
         <w:tblBorders>
-          <w:top w:val="single" w:sz="4" w:space="0" w:color="BFBFBF"/>
-          <w:left w:val="single" w:sz="4" w:space="0" w:color="BFBFBF"/>
-          <w:bottom w:val="single" w:sz="4" w:space="0" w:color="BFBFBF"/>
-          <w:right w:val="single" w:sz="4" w:space="0" w:color="BFBFBF"/>
-          <w:insideH w:val="single" w:sz="4" w:space="0" w:color="BFBFBF"/>
-          <w:insideV w:val="single" w:sz="4" w:space="0" w:color="BFBFBF"/>
+          <w:top w:val="single" w:sz="4" w:space="0" w:color="000000"/>
+          <w:left w:val="single" w:sz="4" w:space="0" w:color="000000"/>
+          <w:bottom w:val="single" w:sz="4" w:space="0" w:color="000000"/>
+          <w:right w:val="single" w:sz="4" w:space="0" w:color="000000"/>
+          <w:insideH w:val="single" w:sz="4" w:space="0" w:color="000000"/>
+          <w:insideV w:val="single" w:sz="4" w:space="0" w:color="000000"/>
         </w:tblBorders>
       </w:tblPr>
       <w:tblGrid/>
       <w:tr>
         <w:tc>
           <w:tcPr>
-            <w:shd w:fill="EAEAEA"/>
+            <w:shd w:fill="FFFFFF"/>
           </w:tcPr>
           <w:p>
             <w:pPr>
@@ -2103,7 +2151,8 @@
             <w:r>
               <w:rPr>
                 <w:rFonts w:ascii="宋体" w:hAnsi="宋体" w:eastAsia="宋体"/>
-                <w:sz w:val="19"/>
+                <w:b/>
+                <w:sz w:val="21"/>
               </w:rPr>
               <w:t xml:space="preserve">维度</w:t>
             </w:r>
@@ -2111,7 +2160,7 @@
         </w:tc>
         <w:tc>
           <w:tcPr>
-            <w:shd w:fill="EAEAEA"/>
+            <w:shd w:fill="FFFFFF"/>
           </w:tcPr>
           <w:p>
             <w:pPr>
@@ -2122,7 +2171,8 @@
             <w:r>
               <w:rPr>
                 <w:rFonts w:ascii="宋体" w:hAnsi="宋体" w:eastAsia="宋体"/>
-                <w:sz w:val="19"/>
+                <w:b/>
+                <w:sz w:val="21"/>
               </w:rPr>
               <w:t xml:space="preserve">判定</w:t>
             </w:r>
@@ -2130,7 +2180,7 @@
         </w:tc>
         <w:tc>
           <w:tcPr>
-            <w:shd w:fill="EAEAEA"/>
+            <w:shd w:fill="FFFFFF"/>
           </w:tcPr>
           <w:p>
             <w:pPr>
@@ -2141,7 +2191,8 @@
             <w:r>
               <w:rPr>
                 <w:rFonts w:ascii="宋体" w:hAnsi="宋体" w:eastAsia="宋体"/>
-                <w:sz w:val="19"/>
+                <w:b/>
+                <w:sz w:val="21"/>
               </w:rPr>
               <w:t xml:space="preserve">说明</w:t>
             </w:r>
@@ -2159,7 +2210,7 @@
             <w:r>
               <w:rPr>
                 <w:rFonts w:ascii="宋体" w:hAnsi="宋体" w:eastAsia="宋体"/>
-                <w:sz w:val="19"/>
+                <w:sz w:val="21"/>
               </w:rPr>
               <w:t xml:space="preserve">可用</w:t>
             </w:r>
@@ -2175,7 +2226,7 @@
             <w:r>
               <w:rPr>
                 <w:rFonts w:ascii="宋体" w:hAnsi="宋体" w:eastAsia="宋体"/>
-                <w:sz w:val="19"/>
+                <w:sz w:val="21"/>
               </w:rPr>
               <w:t xml:space="preserve">通过</w:t>
             </w:r>
@@ -2191,7 +2242,7 @@
             <w:r>
               <w:rPr>
                 <w:rFonts w:ascii="宋体" w:hAnsi="宋体" w:eastAsia="宋体"/>
-                <w:sz w:val="19"/>
+                <w:sz w:val="21"/>
               </w:rPr>
               <w:t xml:space="preserve">用户可按 README、用户手册和 notebook 运行数据加载、训练和复现实验</w:t>
             </w:r>
@@ -2209,7 +2260,7 @@
             <w:r>
               <w:rPr>
                 <w:rFonts w:ascii="宋体" w:hAnsi="宋体" w:eastAsia="宋体"/>
-                <w:sz w:val="19"/>
+                <w:sz w:val="21"/>
               </w:rPr>
               <w:t xml:space="preserve">可信</w:t>
             </w:r>
@@ -2225,7 +2276,7 @@
             <w:r>
               <w:rPr>
                 <w:rFonts w:ascii="宋体" w:hAnsi="宋体" w:eastAsia="宋体"/>
-                <w:sz w:val="19"/>
+                <w:sz w:val="21"/>
               </w:rPr>
               <w:t xml:space="preserve">通过</w:t>
             </w:r>
@@ -2241,7 +2292,7 @@
             <w:r>
               <w:rPr>
                 <w:rFonts w:ascii="宋体" w:hAnsi="宋体" w:eastAsia="宋体"/>
-                <w:sz w:val="19"/>
+                <w:sz w:val="21"/>
               </w:rPr>
               <w:t xml:space="preserve">自动化测试覆盖关键模块，真实训练输出包含 history、metrics 和 predictions</w:t>
             </w:r>
@@ -2259,7 +2310,7 @@
             <w:r>
               <w:rPr>
                 <w:rFonts w:ascii="宋体" w:hAnsi="宋体" w:eastAsia="宋体"/>
-                <w:sz w:val="19"/>
+                <w:sz w:val="21"/>
               </w:rPr>
               <w:t xml:space="preserve">可解释</w:t>
             </w:r>
@@ -2275,7 +2326,7 @@
             <w:r>
               <w:rPr>
                 <w:rFonts w:ascii="宋体" w:hAnsi="宋体" w:eastAsia="宋体"/>
-                <w:sz w:val="19"/>
+                <w:sz w:val="21"/>
               </w:rPr>
               <w:t xml:space="preserve">通过</w:t>
             </w:r>
@@ -2291,7 +2342,7 @@
             <w:r>
               <w:rPr>
                 <w:rFonts w:ascii="宋体" w:hAnsi="宋体" w:eastAsia="宋体"/>
-                <w:sz w:val="19"/>
+                <w:sz w:val="21"/>
               </w:rPr>
               <w:t xml:space="preserve">文档和答辩材料解释了数据特点、特征含义、模型边界和指标口径</w:t>
             </w:r>
@@ -2309,7 +2360,7 @@
             <w:r>
               <w:rPr>
                 <w:rFonts w:ascii="宋体" w:hAnsi="宋体" w:eastAsia="宋体"/>
-                <w:sz w:val="19"/>
+                <w:sz w:val="21"/>
               </w:rPr>
               <w:t xml:space="preserve">可归档</w:t>
             </w:r>
@@ -2325,7 +2376,7 @@
             <w:r>
               <w:rPr>
                 <w:rFonts w:ascii="宋体" w:hAnsi="宋体" w:eastAsia="宋体"/>
-                <w:sz w:val="19"/>
+                <w:sz w:val="21"/>
               </w:rPr>
               <w:t xml:space="preserve">通过</w:t>
             </w:r>
@@ -2341,7 +2392,7 @@
             <w:r>
               <w:rPr>
                 <w:rFonts w:ascii="宋体" w:hAnsi="宋体" w:eastAsia="宋体"/>
-                <w:sz w:val="19"/>
+                <w:sz w:val="21"/>
               </w:rPr>
               <w:t xml:space="preserve">课程文档同时保留 Markdown、PDF 和 DOCX，便于审阅和提交</w:t>
             </w:r>
@@ -2357,7 +2408,7 @@
       </w:pPr>
       <w:r>
         <w:rPr>
-          <w:rFonts w:ascii="黑体" w:hAnsi="黑体" w:eastAsia="黑体"/>
+          <w:rFonts w:ascii="宋体" w:hAnsi="宋体" w:eastAsia="宋体"/>
         </w:rPr>
         <w:t xml:space="preserve">4.2 确认测试原始证据摘录</w:t>
       </w:r>
@@ -2365,6 +2416,8 @@
     <w:p>
       <w:pPr>
         <w:pStyle w:val="FirstParagraph"/>
+        <w:spacing w:line="276" w:lineRule="auto" w:after="0"/>
+        <w:ind w:firstLine="420"/>
       </w:pPr>
       <w:r>
         <w:rPr>
@@ -2459,6 +2512,8 @@
     <w:p>
       <w:pPr>
         <w:pStyle w:val="FirstParagraph"/>
+        <w:spacing w:line="276" w:lineRule="auto" w:after="0"/>
+        <w:ind w:firstLine="420"/>
       </w:pPr>
       <w:r>
         <w:rPr>
@@ -2473,12 +2528,12 @@
         <w:tblW w:type="pct" w:w="5000.0"/>
         <w:tblLook w:firstRow="1" w:lastRow="0" w:firstColumn="0" w:lastColumn="0" w:noHBand="0" w:noVBand="0" w:val="0020"/>
         <w:tblBorders>
-          <w:top w:val="single" w:sz="4" w:space="0" w:color="BFBFBF"/>
-          <w:left w:val="single" w:sz="4" w:space="0" w:color="BFBFBF"/>
-          <w:bottom w:val="single" w:sz="4" w:space="0" w:color="BFBFBF"/>
-          <w:right w:val="single" w:sz="4" w:space="0" w:color="BFBFBF"/>
-          <w:insideH w:val="single" w:sz="4" w:space="0" w:color="BFBFBF"/>
-          <w:insideV w:val="single" w:sz="4" w:space="0" w:color="BFBFBF"/>
+          <w:top w:val="single" w:sz="4" w:space="0" w:color="000000"/>
+          <w:left w:val="single" w:sz="4" w:space="0" w:color="000000"/>
+          <w:bottom w:val="single" w:sz="4" w:space="0" w:color="000000"/>
+          <w:right w:val="single" w:sz="4" w:space="0" w:color="000000"/>
+          <w:insideH w:val="single" w:sz="4" w:space="0" w:color="000000"/>
+          <w:insideV w:val="single" w:sz="4" w:space="0" w:color="000000"/>
         </w:tblBorders>
       </w:tblPr>
       <w:tblGrid>
@@ -2488,7 +2543,7 @@
       <w:tr>
         <w:tc>
           <w:tcPr>
-            <w:shd w:fill="EAEAEA"/>
+            <w:shd w:fill="FFFFFF"/>
           </w:tcPr>
           <w:p>
             <w:pPr>
@@ -2499,7 +2554,8 @@
             <w:r>
               <w:rPr>
                 <w:rFonts w:ascii="宋体" w:hAnsi="宋体" w:eastAsia="宋体"/>
-                <w:sz w:val="19"/>
+                <w:b/>
+                <w:sz w:val="21"/>
               </w:rPr>
               <w:t xml:space="preserve">实验</w:t>
             </w:r>
@@ -2507,7 +2563,7 @@
         </w:tc>
         <w:tc>
           <w:tcPr>
-            <w:shd w:fill="EAEAEA"/>
+            <w:shd w:fill="FFFFFF"/>
           </w:tcPr>
           <w:p>
             <w:pPr>
@@ -2518,7 +2574,8 @@
             <w:r>
               <w:rPr>
                 <w:rFonts w:ascii="宋体" w:hAnsi="宋体" w:eastAsia="宋体"/>
-                <w:sz w:val="19"/>
+                <w:b/>
+                <w:sz w:val="21"/>
               </w:rPr>
               <w:t xml:space="preserve">comparison 文件</w:t>
             </w:r>
@@ -2536,7 +2593,7 @@
             <w:r>
               <w:rPr>
                 <w:rFonts w:ascii="宋体" w:hAnsi="宋体" w:eastAsia="宋体"/>
-                <w:sz w:val="19"/>
+                <w:sz w:val="21"/>
               </w:rPr>
               <w:t xml:space="preserve">CNN-LSTM-AM</w:t>
             </w:r>
@@ -2553,7 +2610,7 @@
               <w:rPr>
                 <w:rStyle w:val="VerbatimChar"/>
                 <w:rFonts w:ascii="宋体" w:hAnsi="宋体" w:eastAsia="宋体"/>
-                <w:sz w:val="19"/>
+                <w:sz w:val="21"/>
               </w:rPr>
               <w:t xml:space="preserve">tmp/paper_repro_real_metrics/paper_cnn_lstm_attention/comparison_metrics.csv</w:t>
             </w:r>
@@ -2571,7 +2628,7 @@
             <w:r>
               <w:rPr>
                 <w:rFonts w:ascii="宋体" w:hAnsi="宋体" w:eastAsia="宋体"/>
-                <w:sz w:val="19"/>
+                <w:sz w:val="21"/>
               </w:rPr>
               <w:t xml:space="preserve">xLSTM-Transformer</w:t>
             </w:r>
@@ -2588,7 +2645,7 @@
               <w:rPr>
                 <w:rStyle w:val="VerbatimChar"/>
                 <w:rFonts w:ascii="宋体" w:hAnsi="宋体" w:eastAsia="宋体"/>
-                <w:sz w:val="19"/>
+                <w:sz w:val="21"/>
               </w:rPr>
               <w:t xml:space="preserve">tmp/paper_repro_xlstm_transformer/paper_xlstm_transformer/comparison_metrics.csv</w:t>
             </w:r>
@@ -2599,6 +2656,8 @@
     <w:p>
       <w:pPr>
         <w:pStyle w:val="BodyText"/>
+        <w:spacing w:line="276" w:lineRule="auto" w:after="0"/>
+        <w:ind w:firstLine="420"/>
       </w:pPr>
       <w:r>
         <w:rPr>
@@ -2635,7 +2694,7 @@
       </w:pPr>
       <w:r>
         <w:rPr>
-          <w:rFonts w:ascii="黑体" w:hAnsi="黑体" w:eastAsia="黑体"/>
+          <w:rFonts w:ascii="宋体" w:hAnsi="宋体" w:eastAsia="宋体"/>
         </w:rPr>
         <w:t xml:space="preserve">5. 确认测试结论</w:t>
       </w:r>
@@ -2643,6 +2702,8 @@
     <w:p>
       <w:pPr>
         <w:pStyle w:val="FirstParagraph"/>
+        <w:spacing w:line="276" w:lineRule="auto" w:after="0"/>
+        <w:ind w:firstLine="420"/>
       </w:pPr>
       <w:r>
         <w:rPr>
@@ -2692,6 +2753,8 @@
     <w:p>
       <w:pPr>
         <w:pStyle w:val="BodyText"/>
+        <w:spacing w:line="276" w:lineRule="auto" w:after="0"/>
+        <w:ind w:firstLine="420"/>
       </w:pPr>
       <w:r>
         <w:rPr>
@@ -2703,7 +2766,7 @@
     <w:bookmarkEnd w:id="33"/>
     <w:bookmarkEnd w:id="34"/>
     <w:sectPr>
-      <w:pgMar w:top="1361" w:bottom="1247" w:left="1417" w:right="1417"/>
+      <w:pgMar w:top="1440" w:bottom="1440" w:left="1797" w:right="1797"/>
     </w:sectPr>
   </w:body>
 </w:document>
@@ -2929,12 +2992,20 @@
       <w:spacing w:after="180" w:before="180"/>
     </w:pPr>
     <w:qFormat/>
+    <w:rPr>
+      <w:rFonts w:ascii="宋体" w:hAnsi="宋体" w:eastAsia="宋体"/>
+      <w:sz w:val="21"/>
+    </w:rPr>
   </w:style>
   <w:style w:customStyle="1" w:styleId="FirstParagraph" w:type="paragraph">
     <w:name w:val="First Paragraph"/>
     <w:basedOn w:val="BodyText"/>
     <w:next w:val="BodyText"/>
     <w:qFormat/>
+    <w:rPr>
+      <w:rFonts w:ascii="宋体" w:hAnsi="宋体" w:eastAsia="宋体"/>
+      <w:sz w:val="21"/>
+    </w:rPr>
   </w:style>
   <w:style w:customStyle="1" w:styleId="Compact" w:type="paragraph">
     <w:name w:val="Compact"/>
@@ -2943,6 +3014,10 @@
     <w:pPr>
       <w:spacing w:after="36" w:before="36"/>
     </w:pPr>
+    <w:rPr>
+      <w:rFonts w:ascii="宋体" w:hAnsi="宋体" w:eastAsia="宋体"/>
+      <w:sz w:val="21"/>
+    </w:rPr>
   </w:style>
   <w:style w:styleId="Title" w:type="paragraph">
     <w:name w:val="Title"/>
@@ -2960,7 +3035,7 @@
       <w:b/>
       <w:bCs/>
       <w:color w:themeColor="accent1" w:themeShade="B5" w:val="345A8A"/>
-      <w:sz w:val="40"/>
+      <w:sz w:val="36"/>
       <w:szCs w:val="36"/>
     </w:rPr>
   </w:style>
@@ -3036,11 +3111,11 @@
       <w:outlineLvl w:val="0"/>
     </w:pPr>
     <w:rPr>
-      <w:rFonts w:asciiTheme="majorHAnsi" w:cstheme="majorBidi" w:eastAsiaTheme="majorEastAsia" w:hAnsiTheme="majorHAnsi"/>
+      <w:rFonts w:asciiTheme="majorHAnsi" w:cstheme="majorBidi" w:eastAsiaTheme="majorEastAsia" w:hAnsiTheme="majorHAnsi" w:ascii="宋体" w:hAnsi="宋体" w:eastAsia="宋体"/>
       <w:b/>
       <w:bCs/>
       <w:color w:themeColor="accent1" w:val="4F81BD"/>
-      <w:sz w:val="32"/>
+      <w:sz w:val="48"/>
       <w:szCs w:val="32"/>
     </w:rPr>
   </w:style>
@@ -3058,11 +3133,11 @@
       <w:outlineLvl w:val="1"/>
     </w:pPr>
     <w:rPr>
-      <w:rFonts w:asciiTheme="majorHAnsi" w:cstheme="majorBidi" w:eastAsiaTheme="majorEastAsia" w:hAnsiTheme="majorHAnsi"/>
+      <w:rFonts w:asciiTheme="majorHAnsi" w:cstheme="majorBidi" w:eastAsiaTheme="majorEastAsia" w:hAnsiTheme="majorHAnsi" w:ascii="宋体" w:hAnsi="宋体" w:eastAsia="宋体"/>
       <w:b/>
       <w:bCs/>
       <w:color w:themeColor="accent1" w:val="4F81BD"/>
-      <w:sz w:val="28"/>
+      <w:sz w:val="36"/>
       <w:szCs w:val="28"/>
     </w:rPr>
   </w:style>
@@ -3080,11 +3155,11 @@
       <w:outlineLvl w:val="2"/>
     </w:pPr>
     <w:rPr>
-      <w:rFonts w:asciiTheme="majorHAnsi" w:cstheme="majorBidi" w:eastAsiaTheme="majorEastAsia" w:hAnsiTheme="majorHAnsi"/>
+      <w:rFonts w:asciiTheme="majorHAnsi" w:cstheme="majorBidi" w:eastAsiaTheme="majorEastAsia" w:hAnsiTheme="majorHAnsi" w:ascii="宋体" w:hAnsi="宋体" w:eastAsia="宋体"/>
       <w:b/>
       <w:bCs/>
       <w:color w:themeColor="accent1" w:val="4F81BD"/>
-      <w:sz w:val="24"/>
+      <w:sz w:val="27"/>
       <w:szCs w:val="24"/>
     </w:rPr>
   </w:style>
@@ -3102,8 +3177,9 @@
       <w:outlineLvl w:val="3"/>
     </w:pPr>
     <w:rPr>
-      <w:rFonts w:asciiTheme="majorHAnsi" w:cstheme="majorBidi" w:eastAsiaTheme="majorEastAsia" w:hAnsiTheme="majorHAnsi"/>
+      <w:rFonts w:asciiTheme="majorHAnsi" w:cstheme="majorBidi" w:eastAsiaTheme="majorEastAsia" w:hAnsiTheme="majorHAnsi" w:ascii="宋体" w:hAnsi="宋体" w:eastAsia="宋体"/>
       <w:i/>
+      <w:b/>
       <w:bCs/>
       <w:color w:themeColor="accent1" w:val="4F81BD"/>
       <w:sz w:val="24"/>

--- a/docx/final/15_确认测试报告.docx
+++ b/docx/final/15_确认测试报告.docx
@@ -38,6 +38,7 @@
         <w:rPr>
           <w:rFonts w:ascii="宋体" w:hAnsi="宋体" w:eastAsia="宋体"/>
           <w:b/>
+          <w:color w:val="000000"/>
           <w:sz w:val="48"/>
         </w:rPr>
         <w:t xml:space="preserve">工业轴承设备剩余寿命预测系统的实现：确认测试报告</w:t>
@@ -51,6 +52,7 @@
       <w:r>
         <w:rPr>
           <w:rFonts w:ascii="宋体" w:hAnsi="宋体" w:eastAsia="宋体"/>
+          <w:color w:val="000000"/>
         </w:rPr>
         <w:t xml:space="preserve">文档信息</w:t>
       </w:r>
@@ -85,6 +87,7 @@
               <w:rPr>
                 <w:rFonts w:ascii="宋体" w:hAnsi="宋体" w:eastAsia="宋体"/>
                 <w:b/>
+                <w:color w:val="000000"/>
                 <w:sz w:val="21"/>
               </w:rPr>
               <w:t xml:space="preserve">项目</w:t>
@@ -105,6 +108,7 @@
               <w:rPr>
                 <w:rFonts w:ascii="宋体" w:hAnsi="宋体" w:eastAsia="宋体"/>
                 <w:b/>
+                <w:color w:val="000000"/>
                 <w:sz w:val="21"/>
               </w:rPr>
               <w:t xml:space="preserve">内容</w:t>
@@ -123,6 +127,7 @@
             <w:r>
               <w:rPr>
                 <w:rFonts w:ascii="宋体" w:hAnsi="宋体" w:eastAsia="宋体"/>
+                <w:color w:val="000000"/>
                 <w:sz w:val="21"/>
               </w:rPr>
               <w:t xml:space="preserve">文档名称</w:t>
@@ -139,6 +144,7 @@
             <w:r>
               <w:rPr>
                 <w:rFonts w:ascii="宋体" w:hAnsi="宋体" w:eastAsia="宋体"/>
+                <w:color w:val="000000"/>
                 <w:sz w:val="21"/>
               </w:rPr>
               <w:t xml:space="preserve">确认测试报告</w:t>
@@ -157,6 +163,7 @@
             <w:r>
               <w:rPr>
                 <w:rFonts w:ascii="宋体" w:hAnsi="宋体" w:eastAsia="宋体"/>
+                <w:color w:val="000000"/>
                 <w:sz w:val="21"/>
               </w:rPr>
               <w:t xml:space="preserve">文档编号</w:t>
@@ -173,6 +180,7 @@
             <w:r>
               <w:rPr>
                 <w:rFonts w:ascii="宋体" w:hAnsi="宋体" w:eastAsia="宋体"/>
+                <w:color w:val="000000"/>
                 <w:sz w:val="21"/>
               </w:rPr>
               <w:t xml:space="preserve">SE-PHM-FINAL-15</w:t>
@@ -191,6 +199,7 @@
             <w:r>
               <w:rPr>
                 <w:rFonts w:ascii="宋体" w:hAnsi="宋体" w:eastAsia="宋体"/>
+                <w:color w:val="000000"/>
                 <w:sz w:val="21"/>
               </w:rPr>
               <w:t xml:space="preserve">文档阶段</w:t>
@@ -207,6 +216,7 @@
             <w:r>
               <w:rPr>
                 <w:rFonts w:ascii="宋体" w:hAnsi="宋体" w:eastAsia="宋体"/>
+                <w:color w:val="000000"/>
                 <w:sz w:val="21"/>
               </w:rPr>
               <w:t xml:space="preserve">结题</w:t>
@@ -225,6 +235,7 @@
             <w:r>
               <w:rPr>
                 <w:rFonts w:ascii="宋体" w:hAnsi="宋体" w:eastAsia="宋体"/>
+                <w:color w:val="000000"/>
                 <w:sz w:val="21"/>
               </w:rPr>
               <w:t xml:space="preserve">项目名称</w:t>
@@ -241,6 +252,7 @@
             <w:r>
               <w:rPr>
                 <w:rFonts w:ascii="宋体" w:hAnsi="宋体" w:eastAsia="宋体"/>
+                <w:color w:val="000000"/>
                 <w:sz w:val="21"/>
               </w:rPr>
               <w:t xml:space="preserve">工业轴承设备剩余寿命预测系统的实现</w:t>
@@ -259,6 +271,7 @@
             <w:r>
               <w:rPr>
                 <w:rFonts w:ascii="宋体" w:hAnsi="宋体" w:eastAsia="宋体"/>
+                <w:color w:val="000000"/>
                 <w:sz w:val="21"/>
               </w:rPr>
               <w:t xml:space="preserve">课程</w:t>
@@ -275,6 +288,7 @@
             <w:r>
               <w:rPr>
                 <w:rFonts w:ascii="宋体" w:hAnsi="宋体" w:eastAsia="宋体"/>
+                <w:color w:val="000000"/>
                 <w:sz w:val="21"/>
               </w:rPr>
               <w:t xml:space="preserve">中国科学技术大学软件学院《软件工程》</w:t>
@@ -293,6 +307,7 @@
             <w:r>
               <w:rPr>
                 <w:rFonts w:ascii="宋体" w:hAnsi="宋体" w:eastAsia="宋体"/>
+                <w:color w:val="000000"/>
                 <w:sz w:val="21"/>
               </w:rPr>
               <w:t xml:space="preserve">指导老师</w:t>
@@ -309,6 +324,7 @@
             <w:r>
               <w:rPr>
                 <w:rFonts w:ascii="宋体" w:hAnsi="宋体" w:eastAsia="宋体"/>
+                <w:color w:val="000000"/>
                 <w:sz w:val="21"/>
               </w:rPr>
               <w:t xml:space="preserve">zjf</w:t>
@@ -327,6 +343,7 @@
             <w:r>
               <w:rPr>
                 <w:rFonts w:ascii="宋体" w:hAnsi="宋体" w:eastAsia="宋体"/>
+                <w:color w:val="000000"/>
                 <w:sz w:val="21"/>
               </w:rPr>
               <w:t xml:space="preserve">小组成员</w:t>
@@ -343,6 +360,7 @@
             <w:r>
               <w:rPr>
                 <w:rFonts w:ascii="宋体" w:hAnsi="宋体" w:eastAsia="宋体"/>
+                <w:color w:val="000000"/>
                 <w:sz w:val="21"/>
               </w:rPr>
               <w:t xml:space="preserve">zyj、cyy、zdh、zy</w:t>
@@ -361,6 +379,7 @@
             <w:r>
               <w:rPr>
                 <w:rFonts w:ascii="宋体" w:hAnsi="宋体" w:eastAsia="宋体"/>
+                <w:color w:val="000000"/>
                 <w:sz w:val="21"/>
               </w:rPr>
               <w:t xml:space="preserve">文档负责人</w:t>
@@ -377,6 +396,7 @@
             <w:r>
               <w:rPr>
                 <w:rFonts w:ascii="宋体" w:hAnsi="宋体" w:eastAsia="宋体"/>
+                <w:color w:val="000000"/>
                 <w:sz w:val="21"/>
               </w:rPr>
               <w:t xml:space="preserve">zdh</w:t>
@@ -395,6 +415,7 @@
             <w:r>
               <w:rPr>
                 <w:rFonts w:ascii="宋体" w:hAnsi="宋体" w:eastAsia="宋体"/>
+                <w:color w:val="000000"/>
                 <w:sz w:val="21"/>
               </w:rPr>
               <w:t xml:space="preserve">参与编写</w:t>
@@ -411,6 +432,7 @@
             <w:r>
               <w:rPr>
                 <w:rFonts w:ascii="宋体" w:hAnsi="宋体" w:eastAsia="宋体"/>
+                <w:color w:val="000000"/>
                 <w:sz w:val="21"/>
               </w:rPr>
               <w:t xml:space="preserve">zyj、cyy、zy</w:t>
@@ -429,6 +451,7 @@
             <w:r>
               <w:rPr>
                 <w:rFonts w:ascii="宋体" w:hAnsi="宋体" w:eastAsia="宋体"/>
+                <w:color w:val="000000"/>
                 <w:sz w:val="21"/>
               </w:rPr>
               <w:t xml:space="preserve">版本</w:t>
@@ -445,6 +468,7 @@
             <w:r>
               <w:rPr>
                 <w:rFonts w:ascii="宋体" w:hAnsi="宋体" w:eastAsia="宋体"/>
+                <w:color w:val="000000"/>
                 <w:sz w:val="21"/>
               </w:rPr>
               <w:t xml:space="preserve">V3.0</w:t>
@@ -463,6 +487,7 @@
             <w:r>
               <w:rPr>
                 <w:rFonts w:ascii="宋体" w:hAnsi="宋体" w:eastAsia="宋体"/>
+                <w:color w:val="000000"/>
                 <w:sz w:val="21"/>
               </w:rPr>
               <w:t xml:space="preserve">修订日期</w:t>
@@ -479,6 +504,7 @@
             <w:r>
               <w:rPr>
                 <w:rFonts w:ascii="宋体" w:hAnsi="宋体" w:eastAsia="宋体"/>
+                <w:color w:val="000000"/>
                 <w:sz w:val="21"/>
               </w:rPr>
               <w:t xml:space="preserve">2026-06-14</w:t>
@@ -497,6 +523,7 @@
             <w:r>
               <w:rPr>
                 <w:rFonts w:ascii="宋体" w:hAnsi="宋体" w:eastAsia="宋体"/>
+                <w:color w:val="000000"/>
                 <w:sz w:val="21"/>
               </w:rPr>
               <w:t xml:space="preserve">归档形式</w:t>
@@ -513,6 +540,7 @@
             <w:r>
               <w:rPr>
                 <w:rFonts w:ascii="宋体" w:hAnsi="宋体" w:eastAsia="宋体"/>
+                <w:color w:val="000000"/>
                 <w:sz w:val="21"/>
               </w:rPr>
               <w:t xml:space="preserve">Markdown 源文件、PDF、DOCX</w:t>
@@ -531,6 +559,7 @@
             <w:r>
               <w:rPr>
                 <w:rFonts w:ascii="宋体" w:hAnsi="宋体" w:eastAsia="宋体"/>
+                <w:color w:val="000000"/>
                 <w:sz w:val="21"/>
               </w:rPr>
               <w:t xml:space="preserve">内容基线</w:t>
@@ -547,6 +576,7 @@
             <w:r>
               <w:rPr>
                 <w:rFonts w:ascii="宋体" w:hAnsi="宋体" w:eastAsia="宋体"/>
+                <w:color w:val="000000"/>
                 <w:sz w:val="21"/>
               </w:rPr>
               <w:t xml:space="preserve">需求确认、用户场景验证、风险和结论</w:t>
@@ -564,6 +594,7 @@
       <w:r>
         <w:rPr>
           <w:rFonts w:ascii="宋体" w:hAnsi="宋体" w:eastAsia="宋体"/>
+          <w:color w:val="000000"/>
         </w:rPr>
         <w:t xml:space="preserve">修订记录</w:t>
       </w:r>
@@ -598,6 +629,7 @@
               <w:rPr>
                 <w:rFonts w:ascii="宋体" w:hAnsi="宋体" w:eastAsia="宋体"/>
                 <w:b/>
+                <w:color w:val="000000"/>
                 <w:sz w:val="21"/>
               </w:rPr>
               <w:t xml:space="preserve">版本</w:t>
@@ -618,6 +650,7 @@
               <w:rPr>
                 <w:rFonts w:ascii="宋体" w:hAnsi="宋体" w:eastAsia="宋体"/>
                 <w:b/>
+                <w:color w:val="000000"/>
                 <w:sz w:val="21"/>
               </w:rPr>
               <w:t xml:space="preserve">日期</w:t>
@@ -638,6 +671,7 @@
               <w:rPr>
                 <w:rFonts w:ascii="宋体" w:hAnsi="宋体" w:eastAsia="宋体"/>
                 <w:b/>
+                <w:color w:val="000000"/>
                 <w:sz w:val="21"/>
               </w:rPr>
               <w:t xml:space="preserve">编写人</w:t>
@@ -658,6 +692,7 @@
               <w:rPr>
                 <w:rFonts w:ascii="宋体" w:hAnsi="宋体" w:eastAsia="宋体"/>
                 <w:b/>
+                <w:color w:val="000000"/>
                 <w:sz w:val="21"/>
               </w:rPr>
               <w:t xml:space="preserve">说明</w:t>
@@ -676,6 +711,7 @@
             <w:r>
               <w:rPr>
                 <w:rFonts w:ascii="宋体" w:hAnsi="宋体" w:eastAsia="宋体"/>
+                <w:color w:val="000000"/>
                 <w:sz w:val="21"/>
               </w:rPr>
               <w:t xml:space="preserve">V1.0</w:t>
@@ -692,6 +728,7 @@
             <w:r>
               <w:rPr>
                 <w:rFonts w:ascii="宋体" w:hAnsi="宋体" w:eastAsia="宋体"/>
+                <w:color w:val="000000"/>
                 <w:sz w:val="21"/>
               </w:rPr>
               <w:t xml:space="preserve">2025-11-10</w:t>
@@ -708,6 +745,7 @@
             <w:r>
               <w:rPr>
                 <w:rFonts w:ascii="宋体" w:hAnsi="宋体" w:eastAsia="宋体"/>
+                <w:color w:val="000000"/>
                 <w:sz w:val="21"/>
               </w:rPr>
               <w:t xml:space="preserve">项目组</w:t>
@@ -724,6 +762,7 @@
             <w:r>
               <w:rPr>
                 <w:rFonts w:ascii="宋体" w:hAnsi="宋体" w:eastAsia="宋体"/>
+                <w:color w:val="000000"/>
                 <w:sz w:val="21"/>
               </w:rPr>
               <w:t xml:space="preserve">完成初版课程文档</w:t>
@@ -742,6 +781,7 @@
             <w:r>
               <w:rPr>
                 <w:rFonts w:ascii="宋体" w:hAnsi="宋体" w:eastAsia="宋体"/>
+                <w:color w:val="000000"/>
                 <w:sz w:val="21"/>
               </w:rPr>
               <w:t xml:space="preserve">V2.0</w:t>
@@ -758,6 +798,7 @@
             <w:r>
               <w:rPr>
                 <w:rFonts w:ascii="宋体" w:hAnsi="宋体" w:eastAsia="宋体"/>
+                <w:color w:val="000000"/>
                 <w:sz w:val="21"/>
               </w:rPr>
               <w:t xml:space="preserve">2026-03-12</w:t>
@@ -774,6 +815,7 @@
             <w:r>
               <w:rPr>
                 <w:rFonts w:ascii="宋体" w:hAnsi="宋体" w:eastAsia="宋体"/>
+                <w:color w:val="000000"/>
                 <w:sz w:val="21"/>
               </w:rPr>
               <w:t xml:space="preserve">项目组</w:t>
@@ -790,6 +832,7 @@
             <w:r>
               <w:rPr>
                 <w:rFonts w:ascii="宋体" w:hAnsi="宋体" w:eastAsia="宋体"/>
+                <w:color w:val="000000"/>
                 <w:sz w:val="21"/>
               </w:rPr>
               <w:t xml:space="preserve">统一项目名称、技术基线和阶段交付内容</w:t>
@@ -808,6 +851,7 @@
             <w:r>
               <w:rPr>
                 <w:rFonts w:ascii="宋体" w:hAnsi="宋体" w:eastAsia="宋体"/>
+                <w:color w:val="000000"/>
                 <w:sz w:val="21"/>
               </w:rPr>
               <w:t xml:space="preserve">V3.0</w:t>
@@ -824,6 +868,7 @@
             <w:r>
               <w:rPr>
                 <w:rFonts w:ascii="宋体" w:hAnsi="宋体" w:eastAsia="宋体"/>
+                <w:color w:val="000000"/>
                 <w:sz w:val="21"/>
               </w:rPr>
               <w:t xml:space="preserve">2026-06-14</w:t>
@@ -840,6 +885,7 @@
             <w:r>
               <w:rPr>
                 <w:rFonts w:ascii="宋体" w:hAnsi="宋体" w:eastAsia="宋体"/>
+                <w:color w:val="000000"/>
                 <w:sz w:val="21"/>
               </w:rPr>
               <w:t xml:space="preserve">项目组</w:t>
@@ -856,6 +902,7 @@
             <w:r>
               <w:rPr>
                 <w:rFonts w:ascii="宋体" w:hAnsi="宋体" w:eastAsia="宋体"/>
+                <w:color w:val="000000"/>
                 <w:sz w:val="21"/>
               </w:rPr>
               <w:t xml:space="preserve">参考课程交付样例统一封面与归档格式，补充数据理解、技术难点、测试验收和 DOCX 交付信息</w:t>
@@ -873,6 +920,7 @@
       <w:r>
         <w:rPr>
           <w:rFonts w:ascii="宋体" w:hAnsi="宋体" w:eastAsia="宋体"/>
+          <w:color w:val="000000"/>
         </w:rPr>
         <w:t xml:space="preserve">1. 确认测试依据</w:t>
       </w:r>
@@ -886,6 +934,7 @@
       <w:r>
         <w:rPr>
           <w:rFonts w:ascii="宋体" w:hAnsi="宋体" w:eastAsia="宋体"/>
+          <w:color w:val="000000"/>
         </w:rPr>
         <w:t xml:space="preserve">确认测试依据包括：</w:t>
       </w:r>
@@ -904,6 +953,7 @@
         <w:rPr>
           <w:rStyle w:val="VerbatimChar"/>
           <w:rFonts w:ascii="宋体" w:hAnsi="宋体" w:eastAsia="宋体"/>
+          <w:color w:val="000000"/>
         </w:rPr>
         <w:t xml:space="preserve">docx/proposal/md/04_需求定义文档.md</w:t>
       </w:r>
@@ -922,6 +972,7 @@
         <w:rPr>
           <w:rStyle w:val="VerbatimChar"/>
           <w:rFonts w:ascii="宋体" w:hAnsi="宋体" w:eastAsia="宋体"/>
+          <w:color w:val="000000"/>
         </w:rPr>
         <w:t xml:space="preserve">docx/proposal/md/05_SRS规格说明文档.md</w:t>
       </w:r>
@@ -940,6 +991,7 @@
         <w:rPr>
           <w:rStyle w:val="VerbatimChar"/>
           <w:rFonts w:ascii="宋体" w:hAnsi="宋体" w:eastAsia="宋体"/>
+          <w:color w:val="000000"/>
         </w:rPr>
         <w:t xml:space="preserve">docx/proposal/md/09_确认测试计划文档.md</w:t>
       </w:r>
@@ -958,6 +1010,7 @@
         <w:rPr>
           <w:rStyle w:val="VerbatimChar"/>
           <w:rFonts w:ascii="宋体" w:hAnsi="宋体" w:eastAsia="宋体"/>
+          <w:color w:val="000000"/>
         </w:rPr>
         <w:t xml:space="preserve">AGENTS.md</w:t>
       </w:r>
@@ -976,6 +1029,7 @@
         <w:rPr>
           <w:rStyle w:val="VerbatimChar"/>
           <w:rFonts w:ascii="宋体" w:hAnsi="宋体" w:eastAsia="宋体"/>
+          <w:color w:val="000000"/>
         </w:rPr>
         <w:t xml:space="preserve">docs/工程实践各阶段要求.pdf</w:t>
       </w:r>
@@ -989,6 +1043,7 @@
       <w:r>
         <w:rPr>
           <w:rFonts w:ascii="宋体" w:hAnsi="宋体" w:eastAsia="宋体"/>
+          <w:color w:val="000000"/>
         </w:rPr>
         <w:t xml:space="preserve">2. 需求验收矩阵</w:t>
       </w:r>
@@ -1001,6 +1056,7 @@
       <w:r>
         <w:rPr>
           <w:rFonts w:ascii="宋体" w:hAnsi="宋体" w:eastAsia="宋体"/>
+          <w:color w:val="000000"/>
         </w:rPr>
         <w:t xml:space="preserve">2.1 验收汇总</w:t>
       </w:r>
@@ -1035,6 +1091,7 @@
               <w:rPr>
                 <w:rFonts w:ascii="宋体" w:hAnsi="宋体" w:eastAsia="宋体"/>
                 <w:b/>
+                <w:color w:val="000000"/>
                 <w:sz w:val="21"/>
               </w:rPr>
               <w:t xml:space="preserve">需求类别</w:t>
@@ -1055,6 +1112,7 @@
               <w:rPr>
                 <w:rFonts w:ascii="宋体" w:hAnsi="宋体" w:eastAsia="宋体"/>
                 <w:b/>
+                <w:color w:val="000000"/>
                 <w:sz w:val="21"/>
               </w:rPr>
               <w:t xml:space="preserve">覆盖需求</w:t>
@@ -1075,6 +1133,7 @@
               <w:rPr>
                 <w:rFonts w:ascii="宋体" w:hAnsi="宋体" w:eastAsia="宋体"/>
                 <w:b/>
+                <w:color w:val="000000"/>
                 <w:sz w:val="21"/>
               </w:rPr>
               <w:t xml:space="preserve">结论</w:t>
@@ -1093,6 +1152,7 @@
             <w:r>
               <w:rPr>
                 <w:rFonts w:ascii="宋体" w:hAnsi="宋体" w:eastAsia="宋体"/>
+                <w:color w:val="000000"/>
                 <w:sz w:val="21"/>
               </w:rPr>
               <w:t xml:space="preserve">数据接入</w:t>
@@ -1109,6 +1169,7 @@
             <w:r>
               <w:rPr>
                 <w:rFonts w:ascii="宋体" w:hAnsi="宋体" w:eastAsia="宋体"/>
+                <w:color w:val="000000"/>
                 <w:sz w:val="21"/>
               </w:rPr>
               <w:t xml:space="preserve">FR-M1-01、FR-M1-02</w:t>
@@ -1125,6 +1186,7 @@
             <w:r>
               <w:rPr>
                 <w:rFonts w:ascii="宋体" w:hAnsi="宋体" w:eastAsia="宋体"/>
+                <w:color w:val="000000"/>
                 <w:sz w:val="21"/>
               </w:rPr>
               <w:t xml:space="preserve">通过</w:t>
@@ -1143,6 +1205,7 @@
             <w:r>
               <w:rPr>
                 <w:rFonts w:ascii="宋体" w:hAnsi="宋体" w:eastAsia="宋体"/>
+                <w:color w:val="000000"/>
                 <w:sz w:val="21"/>
               </w:rPr>
               <w:t xml:space="preserve">特征与标签</w:t>
@@ -1159,6 +1222,7 @@
             <w:r>
               <w:rPr>
                 <w:rFonts w:ascii="宋体" w:hAnsi="宋体" w:eastAsia="宋体"/>
+                <w:color w:val="000000"/>
                 <w:sz w:val="21"/>
               </w:rPr>
               <w:t xml:space="preserve">FR-M2-03、FR-M2-04、FR-M3-01</w:t>
@@ -1175,6 +1239,7 @@
             <w:r>
               <w:rPr>
                 <w:rFonts w:ascii="宋体" w:hAnsi="宋体" w:eastAsia="宋体"/>
+                <w:color w:val="000000"/>
                 <w:sz w:val="21"/>
               </w:rPr>
               <w:t xml:space="preserve">通过</w:t>
@@ -1193,6 +1258,7 @@
             <w:r>
               <w:rPr>
                 <w:rFonts w:ascii="宋体" w:hAnsi="宋体" w:eastAsia="宋体"/>
+                <w:color w:val="000000"/>
                 <w:sz w:val="21"/>
               </w:rPr>
               <w:t xml:space="preserve">模型训练与预测</w:t>
@@ -1209,6 +1275,7 @@
             <w:r>
               <w:rPr>
                 <w:rFonts w:ascii="宋体" w:hAnsi="宋体" w:eastAsia="宋体"/>
+                <w:color w:val="000000"/>
                 <w:sz w:val="21"/>
               </w:rPr>
               <w:t xml:space="preserve">FR-M4-01 至 FR-M4-07</w:t>
@@ -1225,6 +1292,7 @@
             <w:r>
               <w:rPr>
                 <w:rFonts w:ascii="宋体" w:hAnsi="宋体" w:eastAsia="宋体"/>
+                <w:color w:val="000000"/>
                 <w:sz w:val="21"/>
               </w:rPr>
               <w:t xml:space="preserve">通过</w:t>
@@ -1243,6 +1311,7 @@
             <w:r>
               <w:rPr>
                 <w:rFonts w:ascii="宋体" w:hAnsi="宋体" w:eastAsia="宋体"/>
+                <w:color w:val="000000"/>
                 <w:sz w:val="21"/>
               </w:rPr>
               <w:t xml:space="preserve">指标与实验记录</w:t>
@@ -1259,6 +1328,7 @@
             <w:r>
               <w:rPr>
                 <w:rFonts w:ascii="宋体" w:hAnsi="宋体" w:eastAsia="宋体"/>
+                <w:color w:val="000000"/>
                 <w:sz w:val="21"/>
               </w:rPr>
               <w:t xml:space="preserve">FR-M5-01 至 FR-M5-05</w:t>
@@ -1275,6 +1345,7 @@
             <w:r>
               <w:rPr>
                 <w:rFonts w:ascii="宋体" w:hAnsi="宋体" w:eastAsia="宋体"/>
+                <w:color w:val="000000"/>
                 <w:sz w:val="21"/>
               </w:rPr>
               <w:t xml:space="preserve">通过</w:t>
@@ -1293,6 +1364,7 @@
             <w:r>
               <w:rPr>
                 <w:rFonts w:ascii="宋体" w:hAnsi="宋体" w:eastAsia="宋体"/>
+                <w:color w:val="000000"/>
                 <w:sz w:val="21"/>
               </w:rPr>
               <w:t xml:space="preserve">文档交付</w:t>
@@ -1309,6 +1381,7 @@
             <w:r>
               <w:rPr>
                 <w:rFonts w:ascii="宋体" w:hAnsi="宋体" w:eastAsia="宋体"/>
+                <w:color w:val="000000"/>
                 <w:sz w:val="21"/>
               </w:rPr>
               <w:t xml:space="preserve">课程文档归档要求</w:t>
@@ -1325,6 +1398,7 @@
             <w:r>
               <w:rPr>
                 <w:rFonts w:ascii="宋体" w:hAnsi="宋体" w:eastAsia="宋体"/>
+                <w:color w:val="000000"/>
                 <w:sz w:val="21"/>
               </w:rPr>
               <w:t xml:space="preserve">通过</w:t>
@@ -1342,6 +1416,7 @@
       <w:r>
         <w:rPr>
           <w:rFonts w:ascii="宋体" w:hAnsi="宋体" w:eastAsia="宋体"/>
+          <w:color w:val="000000"/>
         </w:rPr>
         <w:t xml:space="preserve">2.2 需求证据与限制</w:t>
       </w:r>
@@ -1355,12 +1430,14 @@
       <w:r>
         <w:rPr>
           <w:rFonts w:ascii="宋体" w:hAnsi="宋体" w:eastAsia="宋体"/>
+          <w:color w:val="000000"/>
         </w:rPr>
         <w:t xml:space="preserve">FR-M1-01、FR-M1-02：系统能够加载 XJTU-SY 和 PHM2012/FEMTO 本地目录。证据为 loader 自动化测试，以及两篇真实训练 workflow 读取</w:t>
       </w:r>
       <w:r>
         <w:rPr>
           <w:rFonts w:ascii="宋体" w:hAnsi="宋体" w:eastAsia="宋体"/>
+          <w:color w:val="000000"/>
         </w:rPr>
         <w:t xml:space="preserve"> </w:t>
       </w:r>
@@ -1368,18 +1445,21 @@
         <w:rPr>
           <w:rStyle w:val="VerbatimChar"/>
           <w:rFonts w:ascii="宋体" w:hAnsi="宋体" w:eastAsia="宋体"/>
+          <w:color w:val="000000"/>
         </w:rPr>
         <w:t xml:space="preserve">data/external</w:t>
       </w:r>
       <w:r>
         <w:rPr>
           <w:rFonts w:ascii="宋体" w:hAnsi="宋体" w:eastAsia="宋体"/>
+          <w:color w:val="000000"/>
         </w:rPr>
         <w:t xml:space="preserve"> </w:t>
       </w:r>
       <w:r>
         <w:rPr>
           <w:rFonts w:ascii="宋体" w:hAnsi="宋体" w:eastAsia="宋体"/>
+          <w:color w:val="000000"/>
         </w:rPr>
         <w:t xml:space="preserve">下真实数据。限制是原始数据不提交仓库，PHM2012 Test_set 终止 RUL 需结合官方条目解释。</w:t>
       </w:r>
@@ -1393,6 +1473,7 @@
       <w:r>
         <w:rPr>
           <w:rFonts w:ascii="宋体" w:hAnsi="宋体" w:eastAsia="宋体"/>
+          <w:color w:val="000000"/>
         </w:rPr>
         <w:t xml:space="preserve">FR-M2-03、FR-M2-04、FR-M3-01：系统能够提取 19 维时频域特征并构造 RUL 标签。证据为特征导出 notebook、特征序列标签器测试和论文复现训练输入。限制是当前主线以振动特征为主，温度字段由 loader 保留但未深入融合。</w:t>
       </w:r>
@@ -1406,6 +1487,7 @@
       <w:r>
         <w:rPr>
           <w:rFonts w:ascii="宋体" w:hAnsi="宋体" w:eastAsia="宋体"/>
+          <w:color w:val="000000"/>
         </w:rPr>
         <w:t xml:space="preserve">FR-M4-01：系统能够训练 CNN-LSTM-AM、CNN-LSTM、XLSTM-Transformer、Feature-Transformer 和 LSTM-Transformer 等 RUL 模型。证据为两篇论文复现 notebook 和对应 workflow 测试。限制是结题验收采用 8 epoch 小规模真实训练，不声明论文完整精度复刻。</w:t>
       </w:r>
@@ -1419,6 +1501,7 @@
       <w:r>
         <w:rPr>
           <w:rFonts w:ascii="宋体" w:hAnsi="宋体" w:eastAsia="宋体"/>
+          <w:color w:val="000000"/>
         </w:rPr>
         <w:t xml:space="preserve">FR-M4-02、FR-M4-03：系统能够执行直接预测、滚动预测和 Monte Carlo Dropout 不确定性预测接口。证据为预测模式测试。限制是不确定性预测作为接口能力验证，未作为答辩主结果。</w:t>
       </w:r>
@@ -1432,6 +1515,7 @@
       <w:r>
         <w:rPr>
           <w:rFonts w:ascii="宋体" w:hAnsi="宋体" w:eastAsia="宋体"/>
+          <w:color w:val="000000"/>
         </w:rPr>
         <w:t xml:space="preserve">FR-M4-04 至 FR-M4-07：系统支持训练回调、梯度记录和异常告警。证据为训练 pipeline 测试。TensorBoard 在本地依赖可用时输出事件日志。</w:t>
       </w:r>
@@ -1445,6 +1529,7 @@
       <w:r>
         <w:rPr>
           <w:rFonts w:ascii="宋体" w:hAnsi="宋体" w:eastAsia="宋体"/>
+          <w:color w:val="000000"/>
         </w:rPr>
         <w:t xml:space="preserve">FR-M5-01、FR-M5-02：系统支持普通回归指标、Huang RUL Score、PHM2008/PHM2012 challenge-style score 和可配置非对称 RUL 惩罚。证据为 RUL 指标测试和复现实验对比表。限制是不同 score 口径分开展示，不混同解释。</w:t>
       </w:r>
@@ -1458,12 +1543,14 @@
       <w:r>
         <w:rPr>
           <w:rFonts w:ascii="宋体" w:hAnsi="宋体" w:eastAsia="宋体"/>
+          <w:color w:val="000000"/>
         </w:rPr>
         <w:t xml:space="preserve">FR-M5-04、FR-M5-05：系统能够保存</w:t>
       </w:r>
       <w:r>
         <w:rPr>
           <w:rFonts w:ascii="宋体" w:hAnsi="宋体" w:eastAsia="宋体"/>
+          <w:color w:val="000000"/>
         </w:rPr>
         <w:t xml:space="preserve"> </w:t>
       </w:r>
@@ -1471,12 +1558,14 @@
         <w:rPr>
           <w:rStyle w:val="VerbatimChar"/>
           <w:rFonts w:ascii="宋体" w:hAnsi="宋体" w:eastAsia="宋体"/>
+          <w:color w:val="000000"/>
         </w:rPr>
         <w:t xml:space="preserve">history.csv</w:t>
       </w:r>
       <w:r>
         <w:rPr>
           <w:rFonts w:ascii="宋体" w:hAnsi="宋体" w:eastAsia="宋体"/>
+          <w:color w:val="000000"/>
         </w:rPr>
         <w:t xml:space="preserve">、</w:t>
       </w:r>
@@ -1484,12 +1573,14 @@
         <w:rPr>
           <w:rStyle w:val="VerbatimChar"/>
           <w:rFonts w:ascii="宋体" w:hAnsi="宋体" w:eastAsia="宋体"/>
+          <w:color w:val="000000"/>
         </w:rPr>
         <w:t xml:space="preserve">metrics.json</w:t>
       </w:r>
       <w:r>
         <w:rPr>
           <w:rFonts w:ascii="宋体" w:hAnsi="宋体" w:eastAsia="宋体"/>
+          <w:color w:val="000000"/>
         </w:rPr>
         <w:t xml:space="preserve">、</w:t>
       </w:r>
@@ -1497,24 +1588,28 @@
         <w:rPr>
           <w:rStyle w:val="VerbatimChar"/>
           <w:rFonts w:ascii="宋体" w:hAnsi="宋体" w:eastAsia="宋体"/>
+          <w:color w:val="000000"/>
         </w:rPr>
         <w:t xml:space="preserve">predictions.csv</w:t>
       </w:r>
       <w:r>
         <w:rPr>
           <w:rFonts w:ascii="宋体" w:hAnsi="宋体" w:eastAsia="宋体"/>
+          <w:color w:val="000000"/>
         </w:rPr>
         <w:t xml:space="preserve"> </w:t>
       </w:r>
       <w:r>
         <w:rPr>
           <w:rFonts w:ascii="宋体" w:hAnsi="宋体" w:eastAsia="宋体"/>
+          <w:color w:val="000000"/>
         </w:rPr>
         <w:t xml:space="preserve">和</w:t>
       </w:r>
       <w:r>
         <w:rPr>
           <w:rFonts w:ascii="宋体" w:hAnsi="宋体" w:eastAsia="宋体"/>
+          <w:color w:val="000000"/>
         </w:rPr>
         <w:t xml:space="preserve"> </w:t>
       </w:r>
@@ -1522,18 +1617,21 @@
         <w:rPr>
           <w:rStyle w:val="VerbatimChar"/>
           <w:rFonts w:ascii="宋体" w:hAnsi="宋体" w:eastAsia="宋体"/>
+          <w:color w:val="000000"/>
         </w:rPr>
         <w:t xml:space="preserve">comparison_metrics.csv</w:t>
       </w:r>
       <w:r>
         <w:rPr>
           <w:rFonts w:ascii="宋体" w:hAnsi="宋体" w:eastAsia="宋体"/>
+          <w:color w:val="000000"/>
         </w:rPr>
         <w:t xml:space="preserve">。这些输出位于</w:t>
       </w:r>
       <w:r>
         <w:rPr>
           <w:rFonts w:ascii="宋体" w:hAnsi="宋体" w:eastAsia="宋体"/>
+          <w:color w:val="000000"/>
         </w:rPr>
         <w:t xml:space="preserve"> </w:t>
       </w:r>
@@ -1541,24 +1639,28 @@
         <w:rPr>
           <w:rStyle w:val="VerbatimChar"/>
           <w:rFonts w:ascii="宋体" w:hAnsi="宋体" w:eastAsia="宋体"/>
+          <w:color w:val="000000"/>
         </w:rPr>
         <w:t xml:space="preserve">tmp/</w:t>
       </w:r>
       <w:r>
         <w:rPr>
           <w:rFonts w:ascii="宋体" w:hAnsi="宋体" w:eastAsia="宋体"/>
+          <w:color w:val="000000"/>
         </w:rPr>
         <w:t xml:space="preserve"> </w:t>
       </w:r>
       <w:r>
         <w:rPr>
           <w:rFonts w:ascii="宋体" w:hAnsi="宋体" w:eastAsia="宋体"/>
+          <w:color w:val="000000"/>
         </w:rPr>
         <w:t xml:space="preserve">或</w:t>
       </w:r>
       <w:r>
         <w:rPr>
           <w:rFonts w:ascii="宋体" w:hAnsi="宋体" w:eastAsia="宋体"/>
+          <w:color w:val="000000"/>
         </w:rPr>
         <w:t xml:space="preserve"> </w:t>
       </w:r>
@@ -1566,12 +1668,14 @@
         <w:rPr>
           <w:rStyle w:val="VerbatimChar"/>
           <w:rFonts w:ascii="宋体" w:hAnsi="宋体" w:eastAsia="宋体"/>
+          <w:color w:val="000000"/>
         </w:rPr>
         <w:t xml:space="preserve">outputs/</w:t>
       </w:r>
       <w:r>
         <w:rPr>
           <w:rFonts w:ascii="宋体" w:hAnsi="宋体" w:eastAsia="宋体"/>
+          <w:color w:val="000000"/>
         </w:rPr>
         <w:t xml:space="preserve">，不作为 Git 提交内容。</w:t>
       </w:r>
@@ -1585,12 +1689,14 @@
       <w:r>
         <w:rPr>
           <w:rFonts w:ascii="宋体" w:hAnsi="宋体" w:eastAsia="宋体"/>
+          <w:color w:val="000000"/>
         </w:rPr>
         <w:t xml:space="preserve">课程文档交付要求：系统通过</w:t>
       </w:r>
       <w:r>
         <w:rPr>
           <w:rFonts w:ascii="宋体" w:hAnsi="宋体" w:eastAsia="宋体"/>
+          <w:color w:val="000000"/>
         </w:rPr>
         <w:t xml:space="preserve"> </w:t>
       </w:r>
@@ -1598,18 +1704,21 @@
         <w:rPr>
           <w:rStyle w:val="VerbatimChar"/>
           <w:rFonts w:ascii="宋体" w:hAnsi="宋体" w:eastAsia="宋体"/>
+          <w:color w:val="000000"/>
         </w:rPr>
         <w:t xml:space="preserve">scripts/export_course_docs.sh</w:t>
       </w:r>
       <w:r>
         <w:rPr>
           <w:rFonts w:ascii="宋体" w:hAnsi="宋体" w:eastAsia="宋体"/>
+          <w:color w:val="000000"/>
         </w:rPr>
         <w:t xml:space="preserve"> </w:t>
       </w:r>
       <w:r>
         <w:rPr>
           <w:rFonts w:ascii="宋体" w:hAnsi="宋体" w:eastAsia="宋体"/>
+          <w:color w:val="000000"/>
         </w:rPr>
         <w:t xml:space="preserve">导出 Markdown 对应 PDF 和 DOCX，最终保留 22 份 Markdown、22 份 PDF、22 份 DOCX。</w:t>
       </w:r>
@@ -1624,6 +1733,7 @@
       <w:r>
         <w:rPr>
           <w:rFonts w:ascii="宋体" w:hAnsi="宋体" w:eastAsia="宋体"/>
+          <w:color w:val="000000"/>
         </w:rPr>
         <w:t xml:space="preserve">3. 用户场景验证</w:t>
       </w:r>
@@ -1636,6 +1746,7 @@
       <w:r>
         <w:rPr>
           <w:rFonts w:ascii="宋体" w:hAnsi="宋体" w:eastAsia="宋体"/>
+          <w:color w:val="000000"/>
         </w:rPr>
         <w:t xml:space="preserve">3.1 使用真实数据训练 RUL 模型</w:t>
       </w:r>
@@ -1649,6 +1760,7 @@
       <w:r>
         <w:rPr>
           <w:rFonts w:ascii="宋体" w:hAnsi="宋体" w:eastAsia="宋体"/>
+          <w:color w:val="000000"/>
         </w:rPr>
         <w:t xml:space="preserve">用户提供本地 XJTU-SY 或 PHM2012 数据目录后，可通过 loader 读取轴承实体，构建 RUL 数据集并训练模型。系统支持用环境变量控制输出目录和训练 epoch，便于实验隔离。</w:t>
       </w:r>
@@ -1662,6 +1774,7 @@
       <w:r>
         <w:rPr>
           <w:rFonts w:ascii="宋体" w:hAnsi="宋体" w:eastAsia="宋体"/>
+          <w:color w:val="000000"/>
         </w:rPr>
         <w:t xml:space="preserve">3.2 复现实验并导出指标</w:t>
       </w:r>
@@ -1675,12 +1788,14 @@
       <w:r>
         <w:rPr>
           <w:rFonts w:ascii="宋体" w:hAnsi="宋体" w:eastAsia="宋体"/>
+          <w:color w:val="000000"/>
         </w:rPr>
         <w:t xml:space="preserve">用户运行论文复现 notebook 或 workflow 后，可得到</w:t>
       </w:r>
       <w:r>
         <w:rPr>
           <w:rFonts w:ascii="宋体" w:hAnsi="宋体" w:eastAsia="宋体"/>
+          <w:color w:val="000000"/>
         </w:rPr>
         <w:t xml:space="preserve"> </w:t>
       </w:r>
@@ -1688,12 +1803,14 @@
         <w:rPr>
           <w:rStyle w:val="VerbatimChar"/>
           <w:rFonts w:ascii="宋体" w:hAnsi="宋体" w:eastAsia="宋体"/>
+          <w:color w:val="000000"/>
         </w:rPr>
         <w:t xml:space="preserve">comparison_metrics.csv</w:t>
       </w:r>
       <w:r>
         <w:rPr>
           <w:rFonts w:ascii="宋体" w:hAnsi="宋体" w:eastAsia="宋体"/>
+          <w:color w:val="000000"/>
         </w:rPr>
         <w:t xml:space="preserve">。该文件包含不同模型在不同数据集/工况上的 RMSE、NormalizedRMSE、Score 和相对变化列，便于答辩展示。</w:t>
       </w:r>
@@ -1707,6 +1824,7 @@
       <w:r>
         <w:rPr>
           <w:rFonts w:ascii="宋体" w:hAnsi="宋体" w:eastAsia="宋体"/>
+          <w:color w:val="000000"/>
         </w:rPr>
         <w:t xml:space="preserve">3.3 查看文档和安装说明</w:t>
       </w:r>
@@ -1720,6 +1838,7 @@
       <w:r>
         <w:rPr>
           <w:rFonts w:ascii="宋体" w:hAnsi="宋体" w:eastAsia="宋体"/>
+          <w:color w:val="000000"/>
         </w:rPr>
         <w:t xml:space="preserve">用户可通过 README、</w:t>
       </w:r>
@@ -1727,12 +1846,14 @@
         <w:rPr>
           <w:rStyle w:val="VerbatimChar"/>
           <w:rFonts w:ascii="宋体" w:hAnsi="宋体" w:eastAsia="宋体"/>
+          <w:color w:val="000000"/>
         </w:rPr>
         <w:t xml:space="preserve">docs/USER_GUIDE.md</w:t>
       </w:r>
       <w:r>
         <w:rPr>
           <w:rFonts w:ascii="宋体" w:hAnsi="宋体" w:eastAsia="宋体"/>
+          <w:color w:val="000000"/>
         </w:rPr>
         <w:t xml:space="preserve">、</w:t>
       </w:r>
@@ -1740,24 +1861,28 @@
         <w:rPr>
           <w:rStyle w:val="VerbatimChar"/>
           <w:rFonts w:ascii="宋体" w:hAnsi="宋体" w:eastAsia="宋体"/>
+          <w:color w:val="000000"/>
         </w:rPr>
         <w:t xml:space="preserve">docx/final/md/16_用户使用手册.md</w:t>
       </w:r>
       <w:r>
         <w:rPr>
           <w:rFonts w:ascii="宋体" w:hAnsi="宋体" w:eastAsia="宋体"/>
+          <w:color w:val="000000"/>
         </w:rPr>
         <w:t xml:space="preserve"> </w:t>
       </w:r>
       <w:r>
         <w:rPr>
           <w:rFonts w:ascii="宋体" w:hAnsi="宋体" w:eastAsia="宋体"/>
+          <w:color w:val="000000"/>
         </w:rPr>
         <w:t xml:space="preserve">和</w:t>
       </w:r>
       <w:r>
         <w:rPr>
           <w:rFonts w:ascii="宋体" w:hAnsi="宋体" w:eastAsia="宋体"/>
+          <w:color w:val="000000"/>
         </w:rPr>
         <w:t xml:space="preserve"> </w:t>
       </w:r>
@@ -1765,18 +1890,21 @@
         <w:rPr>
           <w:rStyle w:val="VerbatimChar"/>
           <w:rFonts w:ascii="宋体" w:hAnsi="宋体" w:eastAsia="宋体"/>
+          <w:color w:val="000000"/>
         </w:rPr>
         <w:t xml:space="preserve">docx/final/md/17_安装配置手册.md</w:t>
       </w:r>
       <w:r>
         <w:rPr>
           <w:rFonts w:ascii="宋体" w:hAnsi="宋体" w:eastAsia="宋体"/>
+          <w:color w:val="000000"/>
         </w:rPr>
         <w:t xml:space="preserve"> </w:t>
       </w:r>
       <w:r>
         <w:rPr>
           <w:rFonts w:ascii="宋体" w:hAnsi="宋体" w:eastAsia="宋体"/>
+          <w:color w:val="000000"/>
         </w:rPr>
         <w:t xml:space="preserve">了解系统安装、数据准备和运行方式。</w:t>
       </w:r>
@@ -1791,6 +1919,7 @@
       <w:r>
         <w:rPr>
           <w:rFonts w:ascii="宋体" w:hAnsi="宋体" w:eastAsia="宋体"/>
+          <w:color w:val="000000"/>
         </w:rPr>
         <w:t xml:space="preserve">4. 风险与限制</w:t>
       </w:r>
@@ -1825,6 +1954,7 @@
               <w:rPr>
                 <w:rFonts w:ascii="宋体" w:hAnsi="宋体" w:eastAsia="宋体"/>
                 <w:b/>
+                <w:color w:val="000000"/>
                 <w:sz w:val="21"/>
               </w:rPr>
               <w:t xml:space="preserve">风险</w:t>
@@ -1845,6 +1975,7 @@
               <w:rPr>
                 <w:rFonts w:ascii="宋体" w:hAnsi="宋体" w:eastAsia="宋体"/>
                 <w:b/>
+                <w:color w:val="000000"/>
                 <w:sz w:val="21"/>
               </w:rPr>
               <w:t xml:space="preserve">说明</w:t>
@@ -1865,6 +1996,7 @@
               <w:rPr>
                 <w:rFonts w:ascii="宋体" w:hAnsi="宋体" w:eastAsia="宋体"/>
                 <w:b/>
+                <w:color w:val="000000"/>
                 <w:sz w:val="21"/>
               </w:rPr>
               <w:t xml:space="preserve">处理</w:t>
@@ -1883,6 +2015,7 @@
             <w:r>
               <w:rPr>
                 <w:rFonts w:ascii="宋体" w:hAnsi="宋体" w:eastAsia="宋体"/>
+                <w:color w:val="000000"/>
                 <w:sz w:val="21"/>
               </w:rPr>
               <w:t xml:space="preserve">论文数值不完全一致</w:t>
@@ -1899,6 +2032,7 @@
             <w:r>
               <w:rPr>
                 <w:rFonts w:ascii="宋体" w:hAnsi="宋体" w:eastAsia="宋体"/>
+                <w:color w:val="000000"/>
                 <w:sz w:val="21"/>
               </w:rPr>
               <w:t xml:space="preserve">本地使用小样本和较少 epoch</w:t>
@@ -1915,6 +2049,7 @@
             <w:r>
               <w:rPr>
                 <w:rFonts w:ascii="宋体" w:hAnsi="宋体" w:eastAsia="宋体"/>
+                <w:color w:val="000000"/>
                 <w:sz w:val="21"/>
               </w:rPr>
               <w:t xml:space="preserve">文档明确复现边界</w:t>
@@ -1933,6 +2068,7 @@
             <w:r>
               <w:rPr>
                 <w:rFonts w:ascii="宋体" w:hAnsi="宋体" w:eastAsia="宋体"/>
+                <w:color w:val="000000"/>
                 <w:sz w:val="21"/>
               </w:rPr>
               <w:t xml:space="preserve">真实数据较大</w:t>
@@ -1949,6 +2085,7 @@
             <w:r>
               <w:rPr>
                 <w:rFonts w:ascii="宋体" w:hAnsi="宋体" w:eastAsia="宋体"/>
+                <w:color w:val="000000"/>
                 <w:sz w:val="21"/>
               </w:rPr>
               <w:t xml:space="preserve">全量读取耗时较高</w:t>
@@ -1965,6 +2102,7 @@
             <w:r>
               <w:rPr>
                 <w:rFonts w:ascii="宋体" w:hAnsi="宋体" w:eastAsia="宋体"/>
+                <w:color w:val="000000"/>
                 <w:sz w:val="21"/>
               </w:rPr>
               <w:t xml:space="preserve">loader 支持读前抽样</w:t>
@@ -1983,6 +2121,7 @@
             <w:r>
               <w:rPr>
                 <w:rFonts w:ascii="宋体" w:hAnsi="宋体" w:eastAsia="宋体"/>
+                <w:color w:val="000000"/>
                 <w:sz w:val="21"/>
               </w:rPr>
               <w:t xml:space="preserve">xLSTM 论文无源码</w:t>
@@ -1999,6 +2138,7 @@
             <w:r>
               <w:rPr>
                 <w:rFonts w:ascii="宋体" w:hAnsi="宋体" w:eastAsia="宋体"/>
+                <w:color w:val="000000"/>
                 <w:sz w:val="21"/>
               </w:rPr>
               <w:t xml:space="preserve">无法逐行复刻作者实现</w:t>
@@ -2015,6 +2155,7 @@
             <w:r>
               <w:rPr>
                 <w:rFonts w:ascii="宋体" w:hAnsi="宋体" w:eastAsia="宋体"/>
+                <w:color w:val="000000"/>
                 <w:sz w:val="21"/>
               </w:rPr>
               <w:t xml:space="preserve">标注为结构复现和项目管线适配</w:t>
@@ -2033,6 +2174,7 @@
             <w:r>
               <w:rPr>
                 <w:rFonts w:ascii="宋体" w:hAnsi="宋体" w:eastAsia="宋体"/>
+                <w:color w:val="000000"/>
                 <w:sz w:val="21"/>
               </w:rPr>
               <w:t xml:space="preserve">离散诊断不是主线</w:t>
@@ -2049,6 +2191,7 @@
             <w:r>
               <w:rPr>
                 <w:rFonts w:ascii="宋体" w:hAnsi="宋体" w:eastAsia="宋体"/>
+                <w:color w:val="000000"/>
                 <w:sz w:val="21"/>
               </w:rPr>
               <w:t xml:space="preserve">开题报告已改为 RUL 和预测性维护</w:t>
@@ -2065,6 +2208,7 @@
             <w:r>
               <w:rPr>
                 <w:rFonts w:ascii="宋体" w:hAnsi="宋体" w:eastAsia="宋体"/>
+                <w:color w:val="000000"/>
                 <w:sz w:val="21"/>
               </w:rPr>
               <w:t xml:space="preserve">不扩展离散状态识别指标</w:t>
@@ -2081,6 +2225,7 @@
       <w:r>
         <w:rPr>
           <w:rFonts w:ascii="宋体" w:hAnsi="宋体" w:eastAsia="宋体"/>
+          <w:color w:val="000000"/>
         </w:rPr>
         <w:t xml:space="preserve">4.1 确认测试判定说明</w:t>
       </w:r>
@@ -2094,30 +2239,35 @@
       <w:r>
         <w:rPr>
           <w:rFonts w:ascii="宋体" w:hAnsi="宋体" w:eastAsia="宋体"/>
+          <w:color w:val="000000"/>
         </w:rPr>
         <w:t xml:space="preserve">确认测试从课程评审角度判断系统是否达到</w:t>
       </w:r>
       <w:r>
         <w:rPr>
           <w:rFonts w:ascii="宋体" w:hAnsi="宋体" w:eastAsia="宋体"/>
+          <w:color w:val="000000"/>
         </w:rPr>
         <w:t xml:space="preserve">“</w:t>
       </w:r>
       <w:r>
         <w:rPr>
           <w:rFonts w:ascii="宋体" w:hAnsi="宋体" w:eastAsia="宋体"/>
+          <w:color w:val="000000"/>
         </w:rPr>
         <w:t xml:space="preserve">可用、可信、可解释</w:t>
       </w:r>
       <w:r>
         <w:rPr>
           <w:rFonts w:ascii="宋体" w:hAnsi="宋体" w:eastAsia="宋体"/>
+          <w:color w:val="000000"/>
         </w:rPr>
         <w:t xml:space="preserve">”</w:t>
       </w:r>
       <w:r>
         <w:rPr>
           <w:rFonts w:ascii="宋体" w:hAnsi="宋体" w:eastAsia="宋体"/>
+          <w:color w:val="000000"/>
         </w:rPr>
         <w:t xml:space="preserve">的最低闭环：</w:t>
       </w:r>
@@ -2152,6 +2302,7 @@
               <w:rPr>
                 <w:rFonts w:ascii="宋体" w:hAnsi="宋体" w:eastAsia="宋体"/>
                 <w:b/>
+                <w:color w:val="000000"/>
                 <w:sz w:val="21"/>
               </w:rPr>
               <w:t xml:space="preserve">维度</w:t>
@@ -2172,6 +2323,7 @@
               <w:rPr>
                 <w:rFonts w:ascii="宋体" w:hAnsi="宋体" w:eastAsia="宋体"/>
                 <w:b/>
+                <w:color w:val="000000"/>
                 <w:sz w:val="21"/>
               </w:rPr>
               <w:t xml:space="preserve">判定</w:t>
@@ -2192,6 +2344,7 @@
               <w:rPr>
                 <w:rFonts w:ascii="宋体" w:hAnsi="宋体" w:eastAsia="宋体"/>
                 <w:b/>
+                <w:color w:val="000000"/>
                 <w:sz w:val="21"/>
               </w:rPr>
               <w:t xml:space="preserve">说明</w:t>
@@ -2210,6 +2363,7 @@
             <w:r>
               <w:rPr>
                 <w:rFonts w:ascii="宋体" w:hAnsi="宋体" w:eastAsia="宋体"/>
+                <w:color w:val="000000"/>
                 <w:sz w:val="21"/>
               </w:rPr>
               <w:t xml:space="preserve">可用</w:t>
@@ -2226,6 +2380,7 @@
             <w:r>
               <w:rPr>
                 <w:rFonts w:ascii="宋体" w:hAnsi="宋体" w:eastAsia="宋体"/>
+                <w:color w:val="000000"/>
                 <w:sz w:val="21"/>
               </w:rPr>
               <w:t xml:space="preserve">通过</w:t>
@@ -2242,6 +2397,7 @@
             <w:r>
               <w:rPr>
                 <w:rFonts w:ascii="宋体" w:hAnsi="宋体" w:eastAsia="宋体"/>
+                <w:color w:val="000000"/>
                 <w:sz w:val="21"/>
               </w:rPr>
               <w:t xml:space="preserve">用户可按 README、用户手册和 notebook 运行数据加载、训练和复现实验</w:t>
@@ -2260,6 +2416,7 @@
             <w:r>
               <w:rPr>
                 <w:rFonts w:ascii="宋体" w:hAnsi="宋体" w:eastAsia="宋体"/>
+                <w:color w:val="000000"/>
                 <w:sz w:val="21"/>
               </w:rPr>
               <w:t xml:space="preserve">可信</w:t>
@@ -2276,6 +2433,7 @@
             <w:r>
               <w:rPr>
                 <w:rFonts w:ascii="宋体" w:hAnsi="宋体" w:eastAsia="宋体"/>
+                <w:color w:val="000000"/>
                 <w:sz w:val="21"/>
               </w:rPr>
               <w:t xml:space="preserve">通过</w:t>
@@ -2292,6 +2450,7 @@
             <w:r>
               <w:rPr>
                 <w:rFonts w:ascii="宋体" w:hAnsi="宋体" w:eastAsia="宋体"/>
+                <w:color w:val="000000"/>
                 <w:sz w:val="21"/>
               </w:rPr>
               <w:t xml:space="preserve">自动化测试覆盖关键模块，真实训练输出包含 history、metrics 和 predictions</w:t>
@@ -2310,6 +2469,7 @@
             <w:r>
               <w:rPr>
                 <w:rFonts w:ascii="宋体" w:hAnsi="宋体" w:eastAsia="宋体"/>
+                <w:color w:val="000000"/>
                 <w:sz w:val="21"/>
               </w:rPr>
               <w:t xml:space="preserve">可解释</w:t>
@@ -2326,6 +2486,7 @@
             <w:r>
               <w:rPr>
                 <w:rFonts w:ascii="宋体" w:hAnsi="宋体" w:eastAsia="宋体"/>
+                <w:color w:val="000000"/>
                 <w:sz w:val="21"/>
               </w:rPr>
               <w:t xml:space="preserve">通过</w:t>
@@ -2342,6 +2503,7 @@
             <w:r>
               <w:rPr>
                 <w:rFonts w:ascii="宋体" w:hAnsi="宋体" w:eastAsia="宋体"/>
+                <w:color w:val="000000"/>
                 <w:sz w:val="21"/>
               </w:rPr>
               <w:t xml:space="preserve">文档和答辩材料解释了数据特点、特征含义、模型边界和指标口径</w:t>
@@ -2360,6 +2522,7 @@
             <w:r>
               <w:rPr>
                 <w:rFonts w:ascii="宋体" w:hAnsi="宋体" w:eastAsia="宋体"/>
+                <w:color w:val="000000"/>
                 <w:sz w:val="21"/>
               </w:rPr>
               <w:t xml:space="preserve">可归档</w:t>
@@ -2376,6 +2539,7 @@
             <w:r>
               <w:rPr>
                 <w:rFonts w:ascii="宋体" w:hAnsi="宋体" w:eastAsia="宋体"/>
+                <w:color w:val="000000"/>
                 <w:sz w:val="21"/>
               </w:rPr>
               <w:t xml:space="preserve">通过</w:t>
@@ -2392,6 +2556,7 @@
             <w:r>
               <w:rPr>
                 <w:rFonts w:ascii="宋体" w:hAnsi="宋体" w:eastAsia="宋体"/>
+                <w:color w:val="000000"/>
                 <w:sz w:val="21"/>
               </w:rPr>
               <w:t xml:space="preserve">课程文档同时保留 Markdown、PDF 和 DOCX，便于审阅和提交</w:t>
@@ -2409,6 +2574,7 @@
       <w:r>
         <w:rPr>
           <w:rFonts w:ascii="宋体" w:hAnsi="宋体" w:eastAsia="宋体"/>
+          <w:color w:val="000000"/>
         </w:rPr>
         <w:t xml:space="preserve">4.2 确认测试原始证据摘录</w:t>
       </w:r>
@@ -2422,6 +2588,7 @@
       <w:r>
         <w:rPr>
           <w:rFonts w:ascii="宋体" w:hAnsi="宋体" w:eastAsia="宋体"/>
+          <w:color w:val="000000"/>
         </w:rPr>
         <w:t xml:space="preserve">自动化测试输出：</w:t>
       </w:r>
@@ -2434,12 +2601,14 @@
         <w:rPr>
           <w:rStyle w:val="VerbatimChar"/>
           <w:rFonts w:ascii="宋体" w:hAnsi="宋体" w:eastAsia="宋体"/>
+          <w:color w:val="000000"/>
         </w:rPr>
         <w:t xml:space="preserve">$ uv run --extra dev pytest tests/test_rul_metrics.py tests/test_paper_cnn_lstm_attention.py tests/test_paper_xlstm_transformer.py tests/test_examples_notebooks.py -q</w:t>
       </w:r>
       <w:r>
         <w:rPr>
           <w:rFonts w:ascii="宋体" w:hAnsi="宋体" w:eastAsia="宋体"/>
+          <w:color w:val="000000"/>
         </w:rPr>
         <w:br/>
       </w:r>
@@ -2447,12 +2616,14 @@
         <w:rPr>
           <w:rStyle w:val="VerbatimChar"/>
           <w:rFonts w:ascii="宋体" w:hAnsi="宋体" w:eastAsia="宋体"/>
+          <w:color w:val="000000"/>
         </w:rPr>
         <w:t xml:space="preserve">....................                                                     [100%]</w:t>
       </w:r>
       <w:r>
         <w:rPr>
           <w:rFonts w:ascii="宋体" w:hAnsi="宋体" w:eastAsia="宋体"/>
+          <w:color w:val="000000"/>
         </w:rPr>
         <w:br/>
       </w:r>
@@ -2460,18 +2631,21 @@
         <w:rPr>
           <w:rStyle w:val="VerbatimChar"/>
           <w:rFonts w:ascii="宋体" w:hAnsi="宋体" w:eastAsia="宋体"/>
+          <w:color w:val="000000"/>
         </w:rPr>
         <w:t xml:space="preserve">20 passed in 6.40s</w:t>
       </w:r>
       <w:r>
         <w:rPr>
           <w:rFonts w:ascii="宋体" w:hAnsi="宋体" w:eastAsia="宋体"/>
+          <w:color w:val="000000"/>
         </w:rPr>
         <w:br/>
       </w:r>
       <w:r>
         <w:rPr>
           <w:rFonts w:ascii="宋体" w:hAnsi="宋体" w:eastAsia="宋体"/>
+          <w:color w:val="000000"/>
         </w:rPr>
         <w:br/>
       </w:r>
@@ -2479,12 +2653,14 @@
         <w:rPr>
           <w:rStyle w:val="VerbatimChar"/>
           <w:rFonts w:ascii="宋体" w:hAnsi="宋体" w:eastAsia="宋体"/>
+          <w:color w:val="000000"/>
         </w:rPr>
         <w:t xml:space="preserve">$ uv run --extra dev pytest -q</w:t>
       </w:r>
       <w:r>
         <w:rPr>
           <w:rFonts w:ascii="宋体" w:hAnsi="宋体" w:eastAsia="宋体"/>
+          <w:color w:val="000000"/>
         </w:rPr>
         <w:br/>
       </w:r>
@@ -2492,12 +2668,14 @@
         <w:rPr>
           <w:rStyle w:val="VerbatimChar"/>
           <w:rFonts w:ascii="宋体" w:hAnsi="宋体" w:eastAsia="宋体"/>
+          <w:color w:val="000000"/>
         </w:rPr>
         <w:t xml:space="preserve">...............................                                          [100%]</w:t>
       </w:r>
       <w:r>
         <w:rPr>
           <w:rFonts w:ascii="宋体" w:hAnsi="宋体" w:eastAsia="宋体"/>
+          <w:color w:val="000000"/>
         </w:rPr>
         <w:br/>
       </w:r>
@@ -2505,6 +2683,7 @@
         <w:rPr>
           <w:rStyle w:val="VerbatimChar"/>
           <w:rFonts w:ascii="宋体" w:hAnsi="宋体" w:eastAsia="宋体"/>
+          <w:color w:val="000000"/>
         </w:rPr>
         <w:t xml:space="preserve">31 passed in 8.45s</w:t>
       </w:r>
@@ -2518,6 +2697,7 @@
       <w:r>
         <w:rPr>
           <w:rFonts w:ascii="宋体" w:hAnsi="宋体" w:eastAsia="宋体"/>
+          <w:color w:val="000000"/>
         </w:rPr>
         <w:t xml:space="preserve">真实训练输出路径：</w:t>
       </w:r>
@@ -2555,6 +2735,7 @@
               <w:rPr>
                 <w:rFonts w:ascii="宋体" w:hAnsi="宋体" w:eastAsia="宋体"/>
                 <w:b/>
+                <w:color w:val="000000"/>
                 <w:sz w:val="21"/>
               </w:rPr>
               <w:t xml:space="preserve">实验</w:t>
@@ -2575,6 +2756,7 @@
               <w:rPr>
                 <w:rFonts w:ascii="宋体" w:hAnsi="宋体" w:eastAsia="宋体"/>
                 <w:b/>
+                <w:color w:val="000000"/>
                 <w:sz w:val="21"/>
               </w:rPr>
               <w:t xml:space="preserve">comparison 文件</w:t>
@@ -2593,6 +2775,7 @@
             <w:r>
               <w:rPr>
                 <w:rFonts w:ascii="宋体" w:hAnsi="宋体" w:eastAsia="宋体"/>
+                <w:color w:val="000000"/>
                 <w:sz w:val="21"/>
               </w:rPr>
               <w:t xml:space="preserve">CNN-LSTM-AM</w:t>
@@ -2610,6 +2793,7 @@
               <w:rPr>
                 <w:rStyle w:val="VerbatimChar"/>
                 <w:rFonts w:ascii="宋体" w:hAnsi="宋体" w:eastAsia="宋体"/>
+                <w:color w:val="000000"/>
                 <w:sz w:val="21"/>
               </w:rPr>
               <w:t xml:space="preserve">tmp/paper_repro_real_metrics/paper_cnn_lstm_attention/comparison_metrics.csv</w:t>
@@ -2628,6 +2812,7 @@
             <w:r>
               <w:rPr>
                 <w:rFonts w:ascii="宋体" w:hAnsi="宋体" w:eastAsia="宋体"/>
+                <w:color w:val="000000"/>
                 <w:sz w:val="21"/>
               </w:rPr>
               <w:t xml:space="preserve">xLSTM-Transformer</w:t>
@@ -2645,6 +2830,7 @@
               <w:rPr>
                 <w:rStyle w:val="VerbatimChar"/>
                 <w:rFonts w:ascii="宋体" w:hAnsi="宋体" w:eastAsia="宋体"/>
+                <w:color w:val="000000"/>
                 <w:sz w:val="21"/>
               </w:rPr>
               <w:t xml:space="preserve">tmp/paper_repro_xlstm_transformer/paper_xlstm_transformer/comparison_metrics.csv</w:t>
@@ -2662,6 +2848,7 @@
       <w:r>
         <w:rPr>
           <w:rFonts w:ascii="宋体" w:hAnsi="宋体" w:eastAsia="宋体"/>
+          <w:color w:val="000000"/>
         </w:rPr>
         <w:t xml:space="preserve">文档导出命令：</w:t>
       </w:r>
@@ -2674,6 +2861,7 @@
         <w:rPr>
           <w:rStyle w:val="FunctionTok"/>
           <w:rFonts w:ascii="宋体" w:hAnsi="宋体" w:eastAsia="宋体"/>
+          <w:color w:val="000000"/>
         </w:rPr>
         <w:t xml:space="preserve">bash</w:t>
       </w:r>
@@ -2681,6 +2869,7 @@
         <w:rPr>
           <w:rStyle w:val="NormalTok"/>
           <w:rFonts w:ascii="宋体" w:hAnsi="宋体" w:eastAsia="宋体"/>
+          <w:color w:val="000000"/>
         </w:rPr>
         <w:t xml:space="preserve"> scripts/export_course_docs.sh</w:t>
       </w:r>
@@ -2695,6 +2884,7 @@
       <w:r>
         <w:rPr>
           <w:rFonts w:ascii="宋体" w:hAnsi="宋体" w:eastAsia="宋体"/>
+          <w:color w:val="000000"/>
         </w:rPr>
         <w:t xml:space="preserve">5. 确认测试结论</w:t>
       </w:r>
@@ -2708,12 +2898,14 @@
       <w:r>
         <w:rPr>
           <w:rFonts w:ascii="宋体" w:hAnsi="宋体" w:eastAsia="宋体"/>
+          <w:color w:val="000000"/>
         </w:rPr>
         <w:t xml:space="preserve">2026-06-14 结题验收中，focused 测试结果为</w:t>
       </w:r>
       <w:r>
         <w:rPr>
           <w:rFonts w:ascii="宋体" w:hAnsi="宋体" w:eastAsia="宋体"/>
+          <w:color w:val="000000"/>
         </w:rPr>
         <w:t xml:space="preserve"> </w:t>
       </w:r>
@@ -2721,18 +2913,21 @@
         <w:rPr>
           <w:rStyle w:val="VerbatimChar"/>
           <w:rFonts w:ascii="宋体" w:hAnsi="宋体" w:eastAsia="宋体"/>
+          <w:color w:val="000000"/>
         </w:rPr>
         <w:t xml:space="preserve">20 passed in 6.40s</w:t>
       </w:r>
       <w:r>
         <w:rPr>
           <w:rFonts w:ascii="宋体" w:hAnsi="宋体" w:eastAsia="宋体"/>
+          <w:color w:val="000000"/>
         </w:rPr>
         <w:t xml:space="preserve">，全量测试结果为</w:t>
       </w:r>
       <w:r>
         <w:rPr>
           <w:rFonts w:ascii="宋体" w:hAnsi="宋体" w:eastAsia="宋体"/>
+          <w:color w:val="000000"/>
         </w:rPr>
         <w:t xml:space="preserve"> </w:t>
       </w:r>
@@ -2740,12 +2935,14 @@
         <w:rPr>
           <w:rStyle w:val="VerbatimChar"/>
           <w:rFonts w:ascii="宋体" w:hAnsi="宋体" w:eastAsia="宋体"/>
+          <w:color w:val="000000"/>
         </w:rPr>
         <w:t xml:space="preserve">31 passed in 8.45s</w:t>
       </w:r>
       <w:r>
         <w:rPr>
           <w:rFonts w:ascii="宋体" w:hAnsi="宋体" w:eastAsia="宋体"/>
+          <w:color w:val="000000"/>
         </w:rPr>
         <w:t xml:space="preserve">。两篇论文复现均完成 8 epoch 真实数据训练并输出指标表。</w:t>
       </w:r>
@@ -2759,6 +2956,7 @@
       <w:r>
         <w:rPr>
           <w:rFonts w:ascii="宋体" w:hAnsi="宋体" w:eastAsia="宋体"/>
+          <w:color w:val="000000"/>
         </w:rPr>
         <w:t xml:space="preserve">系统满足课程项目对工业轴承剩余寿命预测系统的主要需求，能够在本地环境中完成数据导入、特征处理、模型训练、指标评估、论文复现和文档交付。确认测试结论为：通过。</w:t>
       </w:r>
@@ -2981,6 +3179,7 @@
     <w:qFormat/>
     <w:rPr>
       <w:rFonts w:ascii="宋体" w:hAnsi="宋体" w:eastAsia="宋体"/>
+      <w:color w:val="000000"/>
       <w:sz w:val="21"/>
     </w:rPr>
   </w:style>
@@ -2994,6 +3193,7 @@
     <w:qFormat/>
     <w:rPr>
       <w:rFonts w:ascii="宋体" w:hAnsi="宋体" w:eastAsia="宋体"/>
+      <w:color w:val="000000"/>
       <w:sz w:val="21"/>
     </w:rPr>
   </w:style>
@@ -3004,6 +3204,7 @@
     <w:qFormat/>
     <w:rPr>
       <w:rFonts w:ascii="宋体" w:hAnsi="宋体" w:eastAsia="宋体"/>
+      <w:color w:val="000000"/>
       <w:sz w:val="21"/>
     </w:rPr>
   </w:style>
@@ -3016,6 +3217,7 @@
     </w:pPr>
     <w:rPr>
       <w:rFonts w:ascii="宋体" w:hAnsi="宋体" w:eastAsia="宋体"/>
+      <w:color w:val="000000"/>
       <w:sz w:val="21"/>
     </w:rPr>
   </w:style>
@@ -3034,7 +3236,7 @@
       <w:rFonts w:asciiTheme="majorHAnsi" w:cstheme="majorBidi" w:eastAsiaTheme="majorEastAsia" w:hAnsiTheme="majorHAnsi" w:ascii="黑体" w:hAnsi="黑体" w:eastAsia="黑体"/>
       <w:b/>
       <w:bCs/>
-      <w:color w:themeColor="accent1" w:themeShade="B5" w:val="345A8A"/>
+      <w:color w:val="000000"/>
       <w:sz w:val="36"/>
       <w:szCs w:val="36"/>
     </w:rPr>
@@ -3051,6 +3253,7 @@
       <w:jc w:val="center"/>
     </w:pPr>
     <w:rPr>
+      <w:color w:val="000000"/>
       <w:sz w:val="30"/>
       <w:szCs w:val="30"/>
     </w:rPr>
@@ -3114,7 +3317,7 @@
       <w:rFonts w:asciiTheme="majorHAnsi" w:cstheme="majorBidi" w:eastAsiaTheme="majorEastAsia" w:hAnsiTheme="majorHAnsi" w:ascii="宋体" w:hAnsi="宋体" w:eastAsia="宋体"/>
       <w:b/>
       <w:bCs/>
-      <w:color w:themeColor="accent1" w:val="4F81BD"/>
+      <w:color w:val="000000"/>
       <w:sz w:val="48"/>
       <w:szCs w:val="32"/>
     </w:rPr>
@@ -3136,7 +3339,7 @@
       <w:rFonts w:asciiTheme="majorHAnsi" w:cstheme="majorBidi" w:eastAsiaTheme="majorEastAsia" w:hAnsiTheme="majorHAnsi" w:ascii="宋体" w:hAnsi="宋体" w:eastAsia="宋体"/>
       <w:b/>
       <w:bCs/>
-      <w:color w:themeColor="accent1" w:val="4F81BD"/>
+      <w:color w:val="000000"/>
       <w:sz w:val="36"/>
       <w:szCs w:val="28"/>
     </w:rPr>
@@ -3158,7 +3361,7 @@
       <w:rFonts w:asciiTheme="majorHAnsi" w:cstheme="majorBidi" w:eastAsiaTheme="majorEastAsia" w:hAnsiTheme="majorHAnsi" w:ascii="宋体" w:hAnsi="宋体" w:eastAsia="宋体"/>
       <w:b/>
       <w:bCs/>
-      <w:color w:themeColor="accent1" w:val="4F81BD"/>
+      <w:color w:val="000000"/>
       <w:sz w:val="27"/>
       <w:szCs w:val="24"/>
     </w:rPr>
@@ -3181,7 +3384,7 @@
       <w:i/>
       <w:b/>
       <w:bCs/>
-      <w:color w:themeColor="accent1" w:val="4F81BD"/>
+      <w:color w:val="000000"/>
       <w:sz w:val="24"/>
       <w:szCs w:val="24"/>
     </w:rPr>
@@ -3200,10 +3403,11 @@
       <w:outlineLvl w:val="4"/>
     </w:pPr>
     <w:rPr>
-      <w:rFonts w:asciiTheme="majorHAnsi" w:cstheme="majorBidi" w:eastAsiaTheme="majorEastAsia" w:hAnsiTheme="majorHAnsi"/>
+      <w:rFonts w:asciiTheme="majorHAnsi" w:cstheme="majorBidi" w:eastAsiaTheme="majorEastAsia" w:hAnsiTheme="majorHAnsi" w:ascii="宋体" w:hAnsi="宋体" w:eastAsia="宋体"/>
+      <w:b/>
       <w:iCs/>
-      <w:color w:themeColor="accent1" w:val="4F81BD"/>
-      <w:sz w:val="24"/>
+      <w:color w:val="000000"/>
+      <w:sz w:val="21"/>
       <w:szCs w:val="24"/>
     </w:rPr>
   </w:style>
@@ -3221,9 +3425,10 @@
       <w:outlineLvl w:val="5"/>
     </w:pPr>
     <w:rPr>
-      <w:rFonts w:asciiTheme="majorHAnsi" w:cstheme="majorBidi" w:eastAsiaTheme="majorEastAsia" w:hAnsiTheme="majorHAnsi"/>
-      <w:color w:themeColor="accent1" w:val="4F81BD"/>
-      <w:sz w:val="24"/>
+      <w:rFonts w:asciiTheme="majorHAnsi" w:cstheme="majorBidi" w:eastAsiaTheme="majorEastAsia" w:hAnsiTheme="majorHAnsi" w:ascii="宋体" w:hAnsi="宋体" w:eastAsia="宋体"/>
+      <w:b/>
+      <w:color w:val="000000"/>
+      <w:sz w:val="21"/>
       <w:szCs w:val="24"/>
     </w:rPr>
   </w:style>
@@ -3241,9 +3446,10 @@
       <w:outlineLvl w:val="6"/>
     </w:pPr>
     <w:rPr>
-      <w:rFonts w:asciiTheme="majorHAnsi" w:cstheme="majorBidi" w:eastAsiaTheme="majorEastAsia" w:hAnsiTheme="majorHAnsi"/>
-      <w:color w:themeColor="accent1" w:val="4F81BD"/>
-      <w:sz w:val="24"/>
+      <w:rFonts w:asciiTheme="majorHAnsi" w:cstheme="majorBidi" w:eastAsiaTheme="majorEastAsia" w:hAnsiTheme="majorHAnsi" w:ascii="宋体" w:hAnsi="宋体" w:eastAsia="宋体"/>
+      <w:b/>
+      <w:color w:val="000000"/>
+      <w:sz w:val="21"/>
       <w:szCs w:val="24"/>
     </w:rPr>
   </w:style>
@@ -3261,9 +3467,10 @@
       <w:outlineLvl w:val="7"/>
     </w:pPr>
     <w:rPr>
-      <w:rFonts w:asciiTheme="majorHAnsi" w:cstheme="majorBidi" w:eastAsiaTheme="majorEastAsia" w:hAnsiTheme="majorHAnsi"/>
-      <w:color w:themeColor="accent1" w:val="4F81BD"/>
-      <w:sz w:val="24"/>
+      <w:rFonts w:asciiTheme="majorHAnsi" w:cstheme="majorBidi" w:eastAsiaTheme="majorEastAsia" w:hAnsiTheme="majorHAnsi" w:ascii="宋体" w:hAnsi="宋体" w:eastAsia="宋体"/>
+      <w:b/>
+      <w:color w:val="000000"/>
+      <w:sz w:val="21"/>
       <w:szCs w:val="24"/>
     </w:rPr>
   </w:style>
@@ -3281,9 +3488,10 @@
       <w:outlineLvl w:val="8"/>
     </w:pPr>
     <w:rPr>
-      <w:rFonts w:asciiTheme="majorHAnsi" w:cstheme="majorBidi" w:eastAsiaTheme="majorEastAsia" w:hAnsiTheme="majorHAnsi"/>
-      <w:color w:themeColor="accent1" w:val="4F81BD"/>
-      <w:sz w:val="24"/>
+      <w:rFonts w:asciiTheme="majorHAnsi" w:cstheme="majorBidi" w:eastAsiaTheme="majorEastAsia" w:hAnsiTheme="majorHAnsi" w:ascii="宋体" w:hAnsi="宋体" w:eastAsia="宋体"/>
+      <w:b/>
+      <w:color w:val="000000"/>
+      <w:sz w:val="21"/>
       <w:szCs w:val="24"/>
     </w:rPr>
   </w:style>
@@ -3421,7 +3629,7 @@
     <w:name w:val="Hyperlink"/>
     <w:basedOn w:val="BodyTextChar"/>
     <w:rPr>
-      <w:color w:themeColor="accent1" w:val="4F81BD"/>
+      <w:color w:val="000000"/>
     </w:rPr>
   </w:style>
   <w:style w:styleId="TOCHeading" w:type="paragraph">
@@ -3439,7 +3647,7 @@
       <w:rFonts w:asciiTheme="majorHAnsi" w:cstheme="majorBidi" w:eastAsiaTheme="majorEastAsia" w:hAnsiTheme="majorHAnsi"/>
       <w:b w:val="0"/>
       <w:bCs w:val="0"/>
-      <w:color w:themeColor="accent1" w:themeShade="BF" w:val="365F91"/>
+      <w:color w:val="000000"/>
     </w:rPr>
   </w:style>
   <w:style w:type="paragraph" w:customStyle="1" w:styleId="SourceCode">

--- a/docx/final/15_确认测试报告.docx
+++ b/docx/final/15_确认测试报告.docx
@@ -1012,7 +1012,7 @@
           <w:rFonts w:ascii="宋体" w:hAnsi="宋体" w:eastAsia="宋体"/>
           <w:color w:val="000000"/>
         </w:rPr>
-        <w:t xml:space="preserve">AGENTS.md</w:t>
+        <w:t xml:space="preserve">docx/final/md/13_单元测试报告.md</w:t>
       </w:r>
     </w:p>
     <w:p>
@@ -1031,7 +1031,45 @@
           <w:rFonts w:ascii="宋体" w:hAnsi="宋体" w:eastAsia="宋体"/>
           <w:color w:val="000000"/>
         </w:rPr>
+        <w:t xml:space="preserve">docx/final/md/14_集成测试报告.md</w:t>
+      </w:r>
+    </w:p>
+    <w:p>
+      <w:pPr>
+        <w:numPr>
+          <w:ilvl w:val="0"/>
+          <w:numId w:val="1001"/>
+        </w:numPr>
+        <w:pStyle w:val="Compact"/>
+        <w:spacing w:line="276" w:lineRule="auto" w:after="0"/>
+        <w:ind w:firstLine="420"/>
+      </w:pPr>
+      <w:r>
+        <w:rPr>
+          <w:rStyle w:val="VerbatimChar"/>
+          <w:rFonts w:ascii="宋体" w:hAnsi="宋体" w:eastAsia="宋体"/>
+          <w:color w:val="000000"/>
+        </w:rPr>
         <w:t xml:space="preserve">docs/工程实践各阶段要求.pdf</w:t>
+      </w:r>
+    </w:p>
+    <w:p>
+      <w:pPr>
+        <w:numPr>
+          <w:ilvl w:val="0"/>
+          <w:numId w:val="1001"/>
+        </w:numPr>
+        <w:pStyle w:val="Compact"/>
+        <w:spacing w:line="276" w:lineRule="auto" w:after="0"/>
+        <w:ind w:firstLine="420"/>
+      </w:pPr>
+      <w:r>
+        <w:rPr>
+          <w:rStyle w:val="VerbatimChar"/>
+          <w:rFonts w:ascii="宋体" w:hAnsi="宋体" w:eastAsia="宋体"/>
+          <w:color w:val="000000"/>
+        </w:rPr>
+        <w:t xml:space="preserve">docs/FINAL_DELIVERABLE_CHECKLIST.md</w:t>
       </w:r>
     </w:p>
     <w:bookmarkEnd w:id="22"/>
@@ -1720,7 +1758,7 @@
           <w:rFonts w:ascii="宋体" w:hAnsi="宋体" w:eastAsia="宋体"/>
           <w:color w:val="000000"/>
         </w:rPr>
-        <w:t xml:space="preserve">导出 Markdown 对应 PDF 和 DOCX，最终保留 22 份 Markdown、22 份 PDF、22 份 DOCX。</w:t>
+        <w:t xml:space="preserve">导出 Markdown 对应 PDF 和 DOCX。结题阶段保留 16 份 Markdown、PDF 和 DOCX，三阶段课程文档合计 27 份 Markdown、PDF 和 DOCX。</w:t>
       </w:r>
     </w:p>
     <w:bookmarkEnd w:id="24"/>

--- a/docx/final/15_确认测试报告.docx
+++ b/docx/final/15_确认测试报告.docx
@@ -2671,7 +2671,7 @@
           <w:rFonts w:ascii="宋体" w:hAnsi="宋体" w:eastAsia="宋体"/>
           <w:color w:val="000000"/>
         </w:rPr>
-        <w:t xml:space="preserve">20 passed in 6.40s</w:t>
+        <w:t xml:space="preserve">20 passed in 6.95s</w:t>
       </w:r>
       <w:r>
         <w:rPr>
@@ -2723,7 +2723,7 @@
           <w:rFonts w:ascii="宋体" w:hAnsi="宋体" w:eastAsia="宋体"/>
           <w:color w:val="000000"/>
         </w:rPr>
-        <w:t xml:space="preserve">31 passed in 8.45s</w:t>
+        <w:t xml:space="preserve">31 passed in 8.53s</w:t>
       </w:r>
     </w:p>
     <w:p>
@@ -2953,7 +2953,7 @@
           <w:rFonts w:ascii="宋体" w:hAnsi="宋体" w:eastAsia="宋体"/>
           <w:color w:val="000000"/>
         </w:rPr>
-        <w:t xml:space="preserve">20 passed in 6.40s</w:t>
+        <w:t xml:space="preserve">20 passed in 6.95s</w:t>
       </w:r>
       <w:r>
         <w:rPr>
@@ -2975,7 +2975,7 @@
           <w:rFonts w:ascii="宋体" w:hAnsi="宋体" w:eastAsia="宋体"/>
           <w:color w:val="000000"/>
         </w:rPr>
-        <w:t xml:space="preserve">31 passed in 8.45s</w:t>
+        <w:t xml:space="preserve">31 passed in 8.53s</w:t>
       </w:r>
       <w:r>
         <w:rPr>

--- a/docx/final/15_确认测试报告.docx
+++ b/docx/final/15_确认测试报告.docx
@@ -1527,7 +1527,7 @@
           <w:rFonts w:ascii="宋体" w:hAnsi="宋体" w:eastAsia="宋体"/>
           <w:color w:val="000000"/>
         </w:rPr>
-        <w:t xml:space="preserve">FR-M4-01：系统能够训练 CNN-LSTM-AM、CNN-LSTM、XLSTM-Transformer、Feature-Transformer 和 LSTM-Transformer 等 RUL 模型。证据为两篇论文复现 notebook 和对应 workflow 测试。限制是结题验收采用 8 epoch 小规模真实训练，不声明论文完整精度复刻。</w:t>
+        <w:t xml:space="preserve">FR-M4-01：系统能够训练 CNN-LSTM-AM、CNN-LSTM、XLSTM-Transformer、Feature-Transformer 和 LSTM-Transformer 等 RUL 模型。证据为两篇论文复现 notebook、正式 50 epoch workflow 和对应验证脚本。限制是结题验收采用每轴承 96 快照抽样，不声明作者源码级完整精度复刻。</w:t>
       </w:r>
     </w:p>
     <w:p>
@@ -2073,24 +2073,24 @@
                 <w:color w:val="000000"/>
                 <w:sz w:val="21"/>
               </w:rPr>
-              <w:t xml:space="preserve">本地使用小样本和较少 epoch</w:t>
-            </w:r>
-          </w:p>
-        </w:tc>
-        <w:tc>
-          <w:p>
-            <w:pPr>
-              <w:pStyle w:val="Compact"/>
-              <w:ind w:firstLine="0"/>
-              <w:jc w:val="left"/>
-            </w:pPr>
-            <w:r>
-              <w:rPr>
-                <w:rFonts w:ascii="宋体" w:hAnsi="宋体" w:eastAsia="宋体"/>
-                <w:color w:val="000000"/>
-                <w:sz w:val="21"/>
-              </w:rPr>
-              <w:t xml:space="preserve">文档明确复现边界</w:t>
+              <w:t xml:space="preserve">本地使用每轴承 96 快照抽样，且作者源码不可得</w:t>
+            </w:r>
+          </w:p>
+        </w:tc>
+        <w:tc>
+          <w:p>
+            <w:pPr>
+              <w:pStyle w:val="Compact"/>
+              <w:ind w:firstLine="0"/>
+              <w:jc w:val="left"/>
+            </w:pPr>
+            <w:r>
+              <w:rPr>
+                <w:rFonts w:ascii="宋体" w:hAnsi="宋体" w:eastAsia="宋体"/>
+                <w:color w:val="000000"/>
+                <w:sz w:val="21"/>
+              </w:rPr>
+              <w:t xml:space="preserve">文档明确复现边界并输出 gap 表</w:t>
             </w:r>
           </w:p>
         </w:tc>
@@ -2641,7 +2641,7 @@
           <w:rFonts w:ascii="宋体" w:hAnsi="宋体" w:eastAsia="宋体"/>
           <w:color w:val="000000"/>
         </w:rPr>
-        <w:t xml:space="preserve">$ uv run --extra dev pytest tests/test_rul_metrics.py tests/test_paper_cnn_lstm_attention.py tests/test_paper_xlstm_transformer.py tests/test_examples_notebooks.py -q</w:t>
+        <w:t xml:space="preserve">$ uv run --extra dev pytest tests/test_formal_reproduction_validation.py tests/test_paper_cnn_lstm_attention.py tests/test_paper_xlstm_transformer.py tests/test_training_pipeline.py -q</w:t>
       </w:r>
       <w:r>
         <w:rPr>
@@ -2671,7 +2671,7 @@
           <w:rFonts w:ascii="宋体" w:hAnsi="宋体" w:eastAsia="宋体"/>
           <w:color w:val="000000"/>
         </w:rPr>
-        <w:t xml:space="preserve">20 passed in 6.95s</w:t>
+        <w:t xml:space="preserve">20 passed in 4.26s</w:t>
       </w:r>
       <w:r>
         <w:rPr>
@@ -2693,6 +2693,58 @@
           <w:rFonts w:ascii="宋体" w:hAnsi="宋体" w:eastAsia="宋体"/>
           <w:color w:val="000000"/>
         </w:rPr>
+        <w:t xml:space="preserve">$ uv run --extra dev pytest tests/test_examples_notebooks.py -q</w:t>
+      </w:r>
+      <w:r>
+        <w:rPr>
+          <w:rFonts w:ascii="宋体" w:hAnsi="宋体" w:eastAsia="宋体"/>
+          <w:color w:val="000000"/>
+        </w:rPr>
+        <w:br/>
+      </w:r>
+      <w:r>
+        <w:rPr>
+          <w:rStyle w:val="VerbatimChar"/>
+          <w:rFonts w:ascii="宋体" w:hAnsi="宋体" w:eastAsia="宋体"/>
+          <w:color w:val="000000"/>
+        </w:rPr>
+        <w:t xml:space="preserve">....                                                                     [100%]</w:t>
+      </w:r>
+      <w:r>
+        <w:rPr>
+          <w:rFonts w:ascii="宋体" w:hAnsi="宋体" w:eastAsia="宋体"/>
+          <w:color w:val="000000"/>
+        </w:rPr>
+        <w:br/>
+      </w:r>
+      <w:r>
+        <w:rPr>
+          <w:rStyle w:val="VerbatimChar"/>
+          <w:rFonts w:ascii="宋体" w:hAnsi="宋体" w:eastAsia="宋体"/>
+          <w:color w:val="000000"/>
+        </w:rPr>
+        <w:t xml:space="preserve">4 passed in 27.57s</w:t>
+      </w:r>
+      <w:r>
+        <w:rPr>
+          <w:rFonts w:ascii="宋体" w:hAnsi="宋体" w:eastAsia="宋体"/>
+          <w:color w:val="000000"/>
+        </w:rPr>
+        <w:br/>
+      </w:r>
+      <w:r>
+        <w:rPr>
+          <w:rFonts w:ascii="宋体" w:hAnsi="宋体" w:eastAsia="宋体"/>
+          <w:color w:val="000000"/>
+        </w:rPr>
+        <w:br/>
+      </w:r>
+      <w:r>
+        <w:rPr>
+          <w:rStyle w:val="VerbatimChar"/>
+          <w:rFonts w:ascii="宋体" w:hAnsi="宋体" w:eastAsia="宋体"/>
+          <w:color w:val="000000"/>
+        </w:rPr>
         <w:t xml:space="preserve">$ uv run --extra dev pytest -q</w:t>
       </w:r>
       <w:r>
@@ -2708,7 +2760,7 @@
           <w:rFonts w:ascii="宋体" w:hAnsi="宋体" w:eastAsia="宋体"/>
           <w:color w:val="000000"/>
         </w:rPr>
-        <w:t xml:space="preserve">...............................                                          [100%]</w:t>
+        <w:t xml:space="preserve">.......................................                                  [100%]</w:t>
       </w:r>
       <w:r>
         <w:rPr>
@@ -2723,7 +2775,7 @@
           <w:rFonts w:ascii="宋体" w:hAnsi="宋体" w:eastAsia="宋体"/>
           <w:color w:val="000000"/>
         </w:rPr>
-        <w:t xml:space="preserve">31 passed in 8.53s</w:t>
+        <w:t xml:space="preserve">39 passed in 28.93s</w:t>
       </w:r>
     </w:p>
     <w:p>
@@ -2834,7 +2886,7 @@
                 <w:color w:val="000000"/>
                 <w:sz w:val="21"/>
               </w:rPr>
-              <w:t xml:space="preserve">tmp/paper_repro_real_metrics/paper_cnn_lstm_attention/comparison_metrics.csv</w:t>
+              <w:t xml:space="preserve">tmp/formal_paper_reproductions_50ep_relative/formal_cnn_lstm_attention/comparison_metrics.csv</w:t>
             </w:r>
           </w:p>
         </w:tc>
@@ -2871,7 +2923,44 @@
                 <w:color w:val="000000"/>
                 <w:sz w:val="21"/>
               </w:rPr>
-              <w:t xml:space="preserve">tmp/paper_repro_xlstm_transformer/paper_xlstm_transformer/comparison_metrics.csv</w:t>
+              <w:t xml:space="preserve">tmp/paper_repro_xlstm_time_index_50ep/paper_xlstm_transformer/comparison_metrics.csv</w:t>
+            </w:r>
+          </w:p>
+        </w:tc>
+      </w:tr>
+      <w:tr>
+        <w:tc>
+          <w:p>
+            <w:pPr>
+              <w:pStyle w:val="Compact"/>
+              <w:ind w:firstLine="0"/>
+              <w:jc w:val="left"/>
+            </w:pPr>
+            <w:r>
+              <w:rPr>
+                <w:rFonts w:ascii="宋体" w:hAnsi="宋体" w:eastAsia="宋体"/>
+                <w:color w:val="000000"/>
+                <w:sz w:val="21"/>
+              </w:rPr>
+              <w:t xml:space="preserve">formal summary</w:t>
+            </w:r>
+          </w:p>
+        </w:tc>
+        <w:tc>
+          <w:p>
+            <w:pPr>
+              <w:pStyle w:val="Compact"/>
+              <w:ind w:firstLine="0"/>
+              <w:jc w:val="left"/>
+            </w:pPr>
+            <w:r>
+              <w:rPr>
+                <w:rStyle w:val="VerbatimChar"/>
+                <w:rFonts w:ascii="宋体" w:hAnsi="宋体" w:eastAsia="宋体"/>
+                <w:color w:val="000000"/>
+                <w:sz w:val="21"/>
+              </w:rPr>
+              <w:t xml:space="preserve">tmp/formal_paper_reproductions_50ep_selected/formal_paper_reproductions/formal_reproduction_summary.json</w:t>
             </w:r>
           </w:p>
         </w:tc>
@@ -2938,51 +3027,7 @@
           <w:rFonts w:ascii="宋体" w:hAnsi="宋体" w:eastAsia="宋体"/>
           <w:color w:val="000000"/>
         </w:rPr>
-        <w:t xml:space="preserve">2026-06-14 结题验收中，focused 测试结果为</w:t>
-      </w:r>
-      <w:r>
-        <w:rPr>
-          <w:rFonts w:ascii="宋体" w:hAnsi="宋体" w:eastAsia="宋体"/>
-          <w:color w:val="000000"/>
-        </w:rPr>
-        <w:t xml:space="preserve"> </w:t>
-      </w:r>
-      <w:r>
-        <w:rPr>
-          <w:rStyle w:val="VerbatimChar"/>
-          <w:rFonts w:ascii="宋体" w:hAnsi="宋体" w:eastAsia="宋体"/>
-          <w:color w:val="000000"/>
-        </w:rPr>
-        <w:t xml:space="preserve">20 passed in 6.95s</w:t>
-      </w:r>
-      <w:r>
-        <w:rPr>
-          <w:rFonts w:ascii="宋体" w:hAnsi="宋体" w:eastAsia="宋体"/>
-          <w:color w:val="000000"/>
-        </w:rPr>
-        <w:t xml:space="preserve">，全量测试结果为</w:t>
-      </w:r>
-      <w:r>
-        <w:rPr>
-          <w:rFonts w:ascii="宋体" w:hAnsi="宋体" w:eastAsia="宋体"/>
-          <w:color w:val="000000"/>
-        </w:rPr>
-        <w:t xml:space="preserve"> </w:t>
-      </w:r>
-      <w:r>
-        <w:rPr>
-          <w:rStyle w:val="VerbatimChar"/>
-          <w:rFonts w:ascii="宋体" w:hAnsi="宋体" w:eastAsia="宋体"/>
-          <w:color w:val="000000"/>
-        </w:rPr>
-        <w:t xml:space="preserve">31 passed in 8.53s</w:t>
-      </w:r>
-      <w:r>
-        <w:rPr>
-          <w:rFonts w:ascii="宋体" w:hAnsi="宋体" w:eastAsia="宋体"/>
-          <w:color w:val="000000"/>
-        </w:rPr>
-        <w:t xml:space="preserve">。两篇论文复现均完成 8 epoch 真实数据训练并输出指标表。</w:t>
+        <w:t xml:space="preserve">2026-06-15 结题验收中，两篇论文复现均完成 50 epoch 真实数据训练并输出指标表、论文指标 gap 表和验证 summary。自动化测试结果以最终提交前命令输出为准。</w:t>
       </w:r>
     </w:p>
     <w:p>
